--- a/mockup/monthly_client_statement/sample-statements/Custody_Simplified_sample.docx
+++ b/mockup/monthly_client_statement/sample-statements/Custody_Simplified_sample.docx
@@ -7945,7 +7945,7 @@
           <w:color w:val="4A5568"/>
           <w:sz w:val="18"/>
         </w:rPr>
-        <w:t>Fees charged during the statement period, disclosed in accordance with MAS Notice PSN04 fee transparency requirements. All fees are invoiced in USD off-statement (deducted via separate invoice).</w:t>
+        <w:t>Fees charged during the statement period. All fees are invoiced in USD off-statement (deducted via separate invoice).</w:t>
       </w:r>
     </w:p>
     <w:tbl>

--- a/mockup/monthly_client_statement/sample-statements/Custody_Simplified_sample.docx
+++ b/mockup/monthly_client_statement/sample-statements/Custody_Simplified_sample.docx
@@ -193,7 +193,7 @@
                 <w:color w:val="0A2342"/>
                 <w:sz w:val="19"/>
               </w:rPr>
-              <w:t>Vault Statement  ·  HT Markets MENA FZE</w:t>
+              <w:t>Activity Statement  ·  HT Markets MENA FZE</w:t>
             </w:r>
           </w:p>
           <w:p>
@@ -233,7 +233,7 @@
           <w:color w:val="0A2342"/>
           <w:sz w:val="28"/>
         </w:rPr>
-        <w:t>A. Client Identification</w:t>
+        <w:t>A. Client Information</w:t>
       </w:r>
     </w:p>
     <w:tbl>
@@ -268,7 +268,7 @@
                 <w:color w:val="0A2342"/>
                 <w:sz w:val="18"/>
               </w:rPr>
-              <w:t>Client Name</w:t>
+              <w:t>Legal Name</w:t>
             </w:r>
           </w:p>
         </w:tc>
@@ -321,7 +321,7 @@
                 <w:color w:val="0A2342"/>
                 <w:sz w:val="18"/>
               </w:rPr>
-              <w:t>Enterprise ID</w:t>
+              <w:t>Enterprise Name</w:t>
             </w:r>
           </w:p>
         </w:tc>
@@ -347,7 +347,113 @@
                 <w:color w:val="4A5568"/>
                 <w:sz w:val="18"/>
               </w:rPr>
-              <w:t>ENT-AE-2811</w:t>
+              <w:t>HT Markets MENA FZE — Custody</w:t>
+            </w:r>
+          </w:p>
+        </w:tc>
+      </w:tr>
+      <w:tr>
+        <w:tc>
+          <w:tcPr>
+            <w:tcW w:type="dxa" w:w="3118"/>
+            <w:tcBorders>
+              <w:bottom w:val="single" w:sz="4" w:color="D0D5DD"/>
+            </w:tcBorders>
+            <w:vAlign w:val="center"/>
+          </w:tcPr>
+          <w:p>
+            <w:pPr>
+              <w:spacing w:before="40" w:after="40"/>
+            </w:pPr>
+            <w:r>
+              <w:rPr>
+                <w:rFonts w:ascii="Arial" w:hAnsi="Arial"/>
+                <w:rFonts w:ascii="Arial" w:hAnsi="Arial" w:cs="Arial"/>
+                <w:b/>
+                <w:i w:val="0"/>
+                <w:color w:val="0A2342"/>
+                <w:sz w:val="18"/>
+              </w:rPr>
+              <w:t>Enterprise ID</w:t>
+            </w:r>
+          </w:p>
+        </w:tc>
+        <w:tc>
+          <w:tcPr>
+            <w:tcW w:type="dxa" w:w="6746"/>
+            <w:tcBorders>
+              <w:bottom w:val="single" w:sz="4" w:color="D0D5DD"/>
+            </w:tcBorders>
+            <w:vAlign w:val="center"/>
+          </w:tcPr>
+          <w:p>
+            <w:pPr>
+              <w:spacing w:before="40" w:after="40"/>
+            </w:pPr>
+            <w:r>
+              <w:rPr>
+                <w:rFonts w:ascii="Arial" w:hAnsi="Arial"/>
+                <w:rFonts w:ascii="Arial" w:hAnsi="Arial" w:cs="Arial"/>
+                <w:b w:val="0"/>
+                <w:i w:val="0"/>
+                <w:color w:val="4A5568"/>
+                <w:sz w:val="18"/>
+              </w:rPr>
+              <w:t>21a4bf26-8dcc-11ee-9b69-2346469ca27d</w:t>
+            </w:r>
+          </w:p>
+        </w:tc>
+      </w:tr>
+      <w:tr>
+        <w:tc>
+          <w:tcPr>
+            <w:tcW w:type="dxa" w:w="3118"/>
+            <w:shd w:val="clear" w:color="auto" w:fill="F5F7FA"/>
+            <w:tcBorders>
+              <w:bottom w:val="single" w:sz="4" w:color="D0D5DD"/>
+            </w:tcBorders>
+            <w:vAlign w:val="center"/>
+          </w:tcPr>
+          <w:p>
+            <w:pPr>
+              <w:spacing w:before="40" w:after="40"/>
+            </w:pPr>
+            <w:r>
+              <w:rPr>
+                <w:rFonts w:ascii="Arial" w:hAnsi="Arial"/>
+                <w:rFonts w:ascii="Arial" w:hAnsi="Arial" w:cs="Arial"/>
+                <w:b/>
+                <w:i w:val="0"/>
+                <w:color w:val="0A2342"/>
+                <w:sz w:val="18"/>
+              </w:rPr>
+              <w:t>Custodian</w:t>
+            </w:r>
+          </w:p>
+        </w:tc>
+        <w:tc>
+          <w:tcPr>
+            <w:tcW w:type="dxa" w:w="6746"/>
+            <w:shd w:val="clear" w:color="auto" w:fill="F5F7FA"/>
+            <w:tcBorders>
+              <w:bottom w:val="single" w:sz="4" w:color="D0D5DD"/>
+            </w:tcBorders>
+            <w:vAlign w:val="center"/>
+          </w:tcPr>
+          <w:p>
+            <w:pPr>
+              <w:spacing w:before="40" w:after="40"/>
+            </w:pPr>
+            <w:r>
+              <w:rPr>
+                <w:rFonts w:ascii="Arial" w:hAnsi="Arial"/>
+                <w:rFonts w:ascii="Arial" w:hAnsi="Arial" w:cs="Arial"/>
+                <w:b w:val="0"/>
+                <w:i w:val="0"/>
+                <w:color w:val="4A5568"/>
+                <w:sz w:val="18"/>
+              </w:rPr>
+              <w:t>HexSafe MENA Limited</w:t>
             </w:r>
           </w:p>
         </w:tc>
@@ -1229,7 +1335,7 @@
                 <w:color w:val="0A2342"/>
                 <w:sz w:val="19"/>
               </w:rPr>
-              <w:t>Vault Statement  ·  HT Markets MENA FZE</w:t>
+              <w:t>Activity Statement  ·  HT Markets MENA FZE</w:t>
             </w:r>
           </w:p>
           <w:p>
@@ -1269,7 +1375,7 @@
           <w:color w:val="4A5568"/>
           <w:sz w:val="18"/>
         </w:rPr>
-        <w:t>Enterprise-level rolled-up custody balances across all vaults. Opening snapshot: 2026-03-31 23:59:59 UTC. Closing snapshot: 2026-04-30 23:59:59 UTC. No per-vault breakdown and no individual transaction lines are shown.</w:t>
+        <w:t>Custody balances across all wallets. Opening snapshot: 2026-03-31 23:59:59 UTC. Closing snapshot: 2026-04-30 23:59:59 UTC. No per-wallet breakdown and no individual transactions are shown.</w:t>
       </w:r>
     </w:p>
     <w:p>
@@ -1296,13 +1402,12 @@
         <w:tblLook w:firstColumn="1" w:firstRow="1" w:lastColumn="0" w:lastRow="0" w:noHBand="0" w:noVBand="1" w:val="04A0"/>
       </w:tblPr>
       <w:tblGrid>
-        <w:gridCol w:w="907"/>
+        <w:gridCol w:w="1020"/>
+        <w:gridCol w:w="1814"/>
         <w:gridCol w:w="1701"/>
         <w:gridCol w:w="1587"/>
-        <w:gridCol w:w="1417"/>
+        <w:gridCol w:w="1701"/>
         <w:gridCol w:w="1587"/>
-        <w:gridCol w:w="1417"/>
-        <w:gridCol w:w="1247"/>
       </w:tblGrid>
       <w:tr>
         <w:trPr>
@@ -1310,7 +1415,7 @@
         </w:trPr>
         <w:tc>
           <w:tcPr>
-            <w:tcW w:type="dxa" w:w="907"/>
+            <w:tcW w:type="dxa" w:w="1020"/>
             <w:shd w:val="clear" w:color="auto" w:fill="0A2342"/>
             <w:tcBorders>
               <w:top w:val="nil"/>
@@ -1345,7 +1450,7 @@
         </w:tc>
         <w:tc>
           <w:tcPr>
-            <w:tcW w:type="dxa" w:w="1701"/>
+            <w:tcW w:type="dxa" w:w="1814"/>
             <w:shd w:val="clear" w:color="auto" w:fill="0A2342"/>
             <w:tcBorders>
               <w:top w:val="nil"/>
@@ -1374,13 +1479,13 @@
                 <w:color w:val="FFFFFF"/>
                 <w:sz w:val="17"/>
               </w:rPr>
-              <w:t>Chain</w:t>
+              <w:t>Network</w:t>
             </w:r>
           </w:p>
         </w:tc>
         <w:tc>
           <w:tcPr>
-            <w:tcW w:type="dxa" w:w="1587"/>
+            <w:tcW w:type="dxa" w:w="1701"/>
             <w:shd w:val="clear" w:color="auto" w:fill="0A2342"/>
             <w:tcBorders>
               <w:top w:val="nil"/>
@@ -1416,7 +1521,7 @@
         </w:tc>
         <w:tc>
           <w:tcPr>
-            <w:tcW w:type="dxa" w:w="1417"/>
+            <w:tcW w:type="dxa" w:w="1587"/>
             <w:shd w:val="clear" w:color="auto" w:fill="0A2342"/>
             <w:tcBorders>
               <w:top w:val="nil"/>
@@ -1446,13 +1551,13 @@
                 <w:color w:val="FFFFFF"/>
                 <w:sz w:val="17"/>
               </w:rPr>
-              <w:t>Opening Fiat</w:t>
+              <w:t>Opening Value</w:t>
             </w:r>
           </w:p>
         </w:tc>
         <w:tc>
           <w:tcPr>
-            <w:tcW w:type="dxa" w:w="1587"/>
+            <w:tcW w:type="dxa" w:w="1701"/>
             <w:shd w:val="clear" w:color="auto" w:fill="0A2342"/>
             <w:tcBorders>
               <w:top w:val="nil"/>
@@ -1488,7 +1593,7 @@
         </w:tc>
         <w:tc>
           <w:tcPr>
-            <w:tcW w:type="dxa" w:w="1417"/>
+            <w:tcW w:type="dxa" w:w="1587"/>
             <w:shd w:val="clear" w:color="auto" w:fill="0A2342"/>
             <w:tcBorders>
               <w:top w:val="nil"/>
@@ -1518,43 +1623,7 @@
                 <w:color w:val="FFFFFF"/>
                 <w:sz w:val="17"/>
               </w:rPr>
-              <w:t>Closing Fiat</w:t>
-            </w:r>
-          </w:p>
-        </w:tc>
-        <w:tc>
-          <w:tcPr>
-            <w:tcW w:type="dxa" w:w="1247"/>
-            <w:shd w:val="clear" w:color="auto" w:fill="0A2342"/>
-            <w:tcBorders>
-              <w:top w:val="nil"/>
-            </w:tcBorders>
-            <w:tcBorders>
-              <w:bottom w:val="nil"/>
-            </w:tcBorders>
-            <w:tcBorders>
-              <w:left w:val="nil"/>
-            </w:tcBorders>
-            <w:tcBorders>
-              <w:right w:val="nil"/>
-            </w:tcBorders>
-            <w:vAlign w:val="center"/>
-          </w:tcPr>
-          <w:p>
-            <w:pPr>
-              <w:spacing w:before="0" w:after="0"/>
-              <w:jc w:val="right"/>
-            </w:pPr>
-            <w:r>
-              <w:rPr>
-                <w:rFonts w:ascii="Arial" w:hAnsi="Arial"/>
-                <w:rFonts w:ascii="Arial" w:hAnsi="Arial" w:cs="Arial"/>
-                <w:b/>
-                <w:i w:val="0"/>
-                <w:color w:val="FFFFFF"/>
-                <w:sz w:val="17"/>
-              </w:rPr>
-              <w:t>Δ Fiat</w:t>
+              <w:t>Closing Value</w:t>
             </w:r>
           </w:p>
         </w:tc>
@@ -1562,7 +1631,7 @@
       <w:tr>
         <w:tc>
           <w:tcPr>
-            <w:tcW w:type="dxa" w:w="907"/>
+            <w:tcW w:type="dxa" w:w="1020"/>
             <w:tcBorders>
               <w:bottom w:val="single" w:sz="4" w:color="D0D5DD"/>
             </w:tcBorders>
@@ -1587,7 +1656,7 @@
         </w:tc>
         <w:tc>
           <w:tcPr>
-            <w:tcW w:type="dxa" w:w="1701"/>
+            <w:tcW w:type="dxa" w:w="1814"/>
             <w:tcBorders>
               <w:bottom w:val="single" w:sz="4" w:color="D0D5DD"/>
             </w:tcBorders>
@@ -1612,7 +1681,7 @@
         </w:tc>
         <w:tc>
           <w:tcPr>
-            <w:tcW w:type="dxa" w:w="1587"/>
+            <w:tcW w:type="dxa" w:w="1701"/>
             <w:tcBorders>
               <w:bottom w:val="single" w:sz="4" w:color="D0D5DD"/>
             </w:tcBorders>
@@ -1638,7 +1707,7 @@
         </w:tc>
         <w:tc>
           <w:tcPr>
-            <w:tcW w:type="dxa" w:w="1417"/>
+            <w:tcW w:type="dxa" w:w="1587"/>
             <w:tcBorders>
               <w:bottom w:val="single" w:sz="4" w:color="D0D5DD"/>
             </w:tcBorders>
@@ -1664,7 +1733,7 @@
         </w:tc>
         <w:tc>
           <w:tcPr>
-            <w:tcW w:type="dxa" w:w="1587"/>
+            <w:tcW w:type="dxa" w:w="1701"/>
             <w:tcBorders>
               <w:bottom w:val="single" w:sz="4" w:color="D0D5DD"/>
             </w:tcBorders>
@@ -1690,7 +1759,7 @@
         </w:tc>
         <w:tc>
           <w:tcPr>
-            <w:tcW w:type="dxa" w:w="1417"/>
+            <w:tcW w:type="dxa" w:w="1587"/>
             <w:tcBorders>
               <w:bottom w:val="single" w:sz="4" w:color="D0D5DD"/>
             </w:tcBorders>
@@ -1714,37 +1783,11 @@
             </w:r>
           </w:p>
         </w:tc>
-        <w:tc>
-          <w:tcPr>
-            <w:tcW w:type="dxa" w:w="1247"/>
-            <w:tcBorders>
-              <w:bottom w:val="single" w:sz="4" w:color="D0D5DD"/>
-            </w:tcBorders>
-            <w:vAlign w:val="center"/>
-          </w:tcPr>
-          <w:p>
-            <w:pPr>
-              <w:spacing w:before="40" w:after="40"/>
-              <w:jc w:val="right"/>
-            </w:pPr>
-            <w:r>
-              <w:rPr>
-                <w:rFonts w:ascii="Arial" w:hAnsi="Arial"/>
-                <w:rFonts w:ascii="Arial" w:hAnsi="Arial" w:cs="Arial"/>
-                <w:b w:val="0"/>
-                <w:i w:val="0"/>
-                <w:color w:val="B91C1C"/>
-                <w:sz w:val="15"/>
-              </w:rPr>
-              <w:t>-$165,866.46</w:t>
-            </w:r>
-          </w:p>
-        </w:tc>
       </w:tr>
       <w:tr>
         <w:tc>
           <w:tcPr>
-            <w:tcW w:type="dxa" w:w="907"/>
+            <w:tcW w:type="dxa" w:w="1020"/>
             <w:shd w:val="clear" w:color="auto" w:fill="F5F7FA"/>
             <w:tcBorders>
               <w:bottom w:val="single" w:sz="4" w:color="D0D5DD"/>
@@ -1770,7 +1813,7 @@
         </w:tc>
         <w:tc>
           <w:tcPr>
-            <w:tcW w:type="dxa" w:w="1701"/>
+            <w:tcW w:type="dxa" w:w="1814"/>
             <w:shd w:val="clear" w:color="auto" w:fill="F5F7FA"/>
             <w:tcBorders>
               <w:bottom w:val="single" w:sz="4" w:color="D0D5DD"/>
@@ -1796,7 +1839,7 @@
         </w:tc>
         <w:tc>
           <w:tcPr>
-            <w:tcW w:type="dxa" w:w="1587"/>
+            <w:tcW w:type="dxa" w:w="1701"/>
             <w:shd w:val="clear" w:color="auto" w:fill="F5F7FA"/>
             <w:tcBorders>
               <w:bottom w:val="single" w:sz="4" w:color="D0D5DD"/>
@@ -1823,7 +1866,7 @@
         </w:tc>
         <w:tc>
           <w:tcPr>
-            <w:tcW w:type="dxa" w:w="1417"/>
+            <w:tcW w:type="dxa" w:w="1587"/>
             <w:shd w:val="clear" w:color="auto" w:fill="F5F7FA"/>
             <w:tcBorders>
               <w:bottom w:val="single" w:sz="4" w:color="D0D5DD"/>
@@ -1850,7 +1893,7 @@
         </w:tc>
         <w:tc>
           <w:tcPr>
-            <w:tcW w:type="dxa" w:w="1587"/>
+            <w:tcW w:type="dxa" w:w="1701"/>
             <w:shd w:val="clear" w:color="auto" w:fill="F5F7FA"/>
             <w:tcBorders>
               <w:bottom w:val="single" w:sz="4" w:color="D0D5DD"/>
@@ -1877,7 +1920,7 @@
         </w:tc>
         <w:tc>
           <w:tcPr>
-            <w:tcW w:type="dxa" w:w="1417"/>
+            <w:tcW w:type="dxa" w:w="1587"/>
             <w:shd w:val="clear" w:color="auto" w:fill="F5F7FA"/>
             <w:tcBorders>
               <w:bottom w:val="single" w:sz="4" w:color="D0D5DD"/>
@@ -1902,38 +1945,11 @@
             </w:r>
           </w:p>
         </w:tc>
-        <w:tc>
-          <w:tcPr>
-            <w:tcW w:type="dxa" w:w="1247"/>
-            <w:shd w:val="clear" w:color="auto" w:fill="F5F7FA"/>
-            <w:tcBorders>
-              <w:bottom w:val="single" w:sz="4" w:color="D0D5DD"/>
-            </w:tcBorders>
-            <w:vAlign w:val="center"/>
-          </w:tcPr>
-          <w:p>
-            <w:pPr>
-              <w:spacing w:before="40" w:after="40"/>
-              <w:jc w:val="right"/>
-            </w:pPr>
-            <w:r>
-              <w:rPr>
-                <w:rFonts w:ascii="Arial" w:hAnsi="Arial"/>
-                <w:rFonts w:ascii="Arial" w:hAnsi="Arial" w:cs="Arial"/>
-                <w:b w:val="0"/>
-                <w:i w:val="0"/>
-                <w:color w:val="15803D"/>
-                <w:sz w:val="15"/>
-              </w:rPr>
-              <w:t>+$45,585.23</w:t>
-            </w:r>
-          </w:p>
-        </w:tc>
       </w:tr>
       <w:tr>
         <w:tc>
           <w:tcPr>
-            <w:tcW w:type="dxa" w:w="907"/>
+            <w:tcW w:type="dxa" w:w="1020"/>
             <w:tcBorders>
               <w:bottom w:val="single" w:sz="4" w:color="D0D5DD"/>
             </w:tcBorders>
@@ -1958,7 +1974,7 @@
         </w:tc>
         <w:tc>
           <w:tcPr>
-            <w:tcW w:type="dxa" w:w="1701"/>
+            <w:tcW w:type="dxa" w:w="1814"/>
             <w:tcBorders>
               <w:bottom w:val="single" w:sz="4" w:color="D0D5DD"/>
             </w:tcBorders>
@@ -1983,7 +1999,7 @@
         </w:tc>
         <w:tc>
           <w:tcPr>
-            <w:tcW w:type="dxa" w:w="1587"/>
+            <w:tcW w:type="dxa" w:w="1701"/>
             <w:tcBorders>
               <w:bottom w:val="single" w:sz="4" w:color="D0D5DD"/>
             </w:tcBorders>
@@ -2009,7 +2025,7 @@
         </w:tc>
         <w:tc>
           <w:tcPr>
-            <w:tcW w:type="dxa" w:w="1417"/>
+            <w:tcW w:type="dxa" w:w="1587"/>
             <w:tcBorders>
               <w:bottom w:val="single" w:sz="4" w:color="D0D5DD"/>
             </w:tcBorders>
@@ -2035,7 +2051,7 @@
         </w:tc>
         <w:tc>
           <w:tcPr>
-            <w:tcW w:type="dxa" w:w="1587"/>
+            <w:tcW w:type="dxa" w:w="1701"/>
             <w:tcBorders>
               <w:bottom w:val="single" w:sz="4" w:color="D0D5DD"/>
             </w:tcBorders>
@@ -2061,7 +2077,7 @@
         </w:tc>
         <w:tc>
           <w:tcPr>
-            <w:tcW w:type="dxa" w:w="1417"/>
+            <w:tcW w:type="dxa" w:w="1587"/>
             <w:tcBorders>
               <w:bottom w:val="single" w:sz="4" w:color="D0D5DD"/>
             </w:tcBorders>
@@ -2085,37 +2101,11 @@
             </w:r>
           </w:p>
         </w:tc>
-        <w:tc>
-          <w:tcPr>
-            <w:tcW w:type="dxa" w:w="1247"/>
-            <w:tcBorders>
-              <w:bottom w:val="single" w:sz="4" w:color="D0D5DD"/>
-            </w:tcBorders>
-            <w:vAlign w:val="center"/>
-          </w:tcPr>
-          <w:p>
-            <w:pPr>
-              <w:spacing w:before="40" w:after="40"/>
-              <w:jc w:val="right"/>
-            </w:pPr>
-            <w:r>
-              <w:rPr>
-                <w:rFonts w:ascii="Arial" w:hAnsi="Arial"/>
-                <w:rFonts w:ascii="Arial" w:hAnsi="Arial" w:cs="Arial"/>
-                <w:b w:val="0"/>
-                <w:i w:val="0"/>
-                <w:color w:val="15803D"/>
-                <w:sz w:val="15"/>
-              </w:rPr>
-              <w:t>+$33,872.24</w:t>
-            </w:r>
-          </w:p>
-        </w:tc>
       </w:tr>
       <w:tr>
         <w:tc>
           <w:tcPr>
-            <w:tcW w:type="dxa" w:w="907"/>
+            <w:tcW w:type="dxa" w:w="1020"/>
             <w:shd w:val="clear" w:color="auto" w:fill="F5F7FA"/>
             <w:tcBorders>
               <w:bottom w:val="single" w:sz="4" w:color="D0D5DD"/>
@@ -2141,7 +2131,7 @@
         </w:tc>
         <w:tc>
           <w:tcPr>
-            <w:tcW w:type="dxa" w:w="1701"/>
+            <w:tcW w:type="dxa" w:w="1814"/>
             <w:shd w:val="clear" w:color="auto" w:fill="F5F7FA"/>
             <w:tcBorders>
               <w:bottom w:val="single" w:sz="4" w:color="D0D5DD"/>
@@ -2167,7 +2157,7 @@
         </w:tc>
         <w:tc>
           <w:tcPr>
-            <w:tcW w:type="dxa" w:w="1587"/>
+            <w:tcW w:type="dxa" w:w="1701"/>
             <w:shd w:val="clear" w:color="auto" w:fill="F5F7FA"/>
             <w:tcBorders>
               <w:bottom w:val="single" w:sz="4" w:color="D0D5DD"/>
@@ -2194,7 +2184,7 @@
         </w:tc>
         <w:tc>
           <w:tcPr>
-            <w:tcW w:type="dxa" w:w="1417"/>
+            <w:tcW w:type="dxa" w:w="1587"/>
             <w:shd w:val="clear" w:color="auto" w:fill="F5F7FA"/>
             <w:tcBorders>
               <w:bottom w:val="single" w:sz="4" w:color="D0D5DD"/>
@@ -2221,7 +2211,7 @@
         </w:tc>
         <w:tc>
           <w:tcPr>
-            <w:tcW w:type="dxa" w:w="1587"/>
+            <w:tcW w:type="dxa" w:w="1701"/>
             <w:shd w:val="clear" w:color="auto" w:fill="F5F7FA"/>
             <w:tcBorders>
               <w:bottom w:val="single" w:sz="4" w:color="D0D5DD"/>
@@ -2248,7 +2238,7 @@
         </w:tc>
         <w:tc>
           <w:tcPr>
-            <w:tcW w:type="dxa" w:w="1417"/>
+            <w:tcW w:type="dxa" w:w="1587"/>
             <w:shd w:val="clear" w:color="auto" w:fill="F5F7FA"/>
             <w:tcBorders>
               <w:bottom w:val="single" w:sz="4" w:color="D0D5DD"/>
@@ -2273,38 +2263,11 @@
             </w:r>
           </w:p>
         </w:tc>
-        <w:tc>
-          <w:tcPr>
-            <w:tcW w:type="dxa" w:w="1247"/>
-            <w:shd w:val="clear" w:color="auto" w:fill="F5F7FA"/>
-            <w:tcBorders>
-              <w:bottom w:val="single" w:sz="4" w:color="D0D5DD"/>
-            </w:tcBorders>
-            <w:vAlign w:val="center"/>
-          </w:tcPr>
-          <w:p>
-            <w:pPr>
-              <w:spacing w:before="40" w:after="40"/>
-              <w:jc w:val="right"/>
-            </w:pPr>
-            <w:r>
-              <w:rPr>
-                <w:rFonts w:ascii="Arial" w:hAnsi="Arial"/>
-                <w:rFonts w:ascii="Arial" w:hAnsi="Arial" w:cs="Arial"/>
-                <w:b w:val="0"/>
-                <w:i w:val="0"/>
-                <w:color w:val="15803D"/>
-                <w:sz w:val="15"/>
-              </w:rPr>
-              <w:t>+$4.31</w:t>
-            </w:r>
-          </w:p>
-        </w:tc>
       </w:tr>
       <w:tr>
         <w:tc>
           <w:tcPr>
-            <w:tcW w:type="dxa" w:w="907"/>
+            <w:tcW w:type="dxa" w:w="1020"/>
             <w:tcBorders>
               <w:bottom w:val="single" w:sz="4" w:color="D0D5DD"/>
             </w:tcBorders>
@@ -2329,7 +2292,7 @@
         </w:tc>
         <w:tc>
           <w:tcPr>
-            <w:tcW w:type="dxa" w:w="1701"/>
+            <w:tcW w:type="dxa" w:w="1814"/>
             <w:tcBorders>
               <w:bottom w:val="single" w:sz="4" w:color="D0D5DD"/>
             </w:tcBorders>
@@ -2354,7 +2317,7 @@
         </w:tc>
         <w:tc>
           <w:tcPr>
-            <w:tcW w:type="dxa" w:w="1587"/>
+            <w:tcW w:type="dxa" w:w="1701"/>
             <w:tcBorders>
               <w:bottom w:val="single" w:sz="4" w:color="D0D5DD"/>
             </w:tcBorders>
@@ -2380,7 +2343,7 @@
         </w:tc>
         <w:tc>
           <w:tcPr>
-            <w:tcW w:type="dxa" w:w="1417"/>
+            <w:tcW w:type="dxa" w:w="1587"/>
             <w:tcBorders>
               <w:bottom w:val="single" w:sz="4" w:color="D0D5DD"/>
             </w:tcBorders>
@@ -2406,7 +2369,7 @@
         </w:tc>
         <w:tc>
           <w:tcPr>
-            <w:tcW w:type="dxa" w:w="1587"/>
+            <w:tcW w:type="dxa" w:w="1701"/>
             <w:tcBorders>
               <w:bottom w:val="single" w:sz="4" w:color="D0D5DD"/>
             </w:tcBorders>
@@ -2432,7 +2395,7 @@
         </w:tc>
         <w:tc>
           <w:tcPr>
-            <w:tcW w:type="dxa" w:w="1417"/>
+            <w:tcW w:type="dxa" w:w="1587"/>
             <w:tcBorders>
               <w:bottom w:val="single" w:sz="4" w:color="D0D5DD"/>
             </w:tcBorders>
@@ -2456,37 +2419,11 @@
             </w:r>
           </w:p>
         </w:tc>
-        <w:tc>
-          <w:tcPr>
-            <w:tcW w:type="dxa" w:w="1247"/>
-            <w:tcBorders>
-              <w:bottom w:val="single" w:sz="4" w:color="D0D5DD"/>
-            </w:tcBorders>
-            <w:vAlign w:val="center"/>
-          </w:tcPr>
-          <w:p>
-            <w:pPr>
-              <w:spacing w:before="40" w:after="40"/>
-              <w:jc w:val="right"/>
-            </w:pPr>
-            <w:r>
-              <w:rPr>
-                <w:rFonts w:ascii="Arial" w:hAnsi="Arial"/>
-                <w:rFonts w:ascii="Arial" w:hAnsi="Arial" w:cs="Arial"/>
-                <w:b w:val="0"/>
-                <w:i w:val="0"/>
-                <w:color w:val="15803D"/>
-                <w:sz w:val="15"/>
-              </w:rPr>
-              <w:t>+$113.01</w:t>
-            </w:r>
-          </w:p>
-        </w:tc>
       </w:tr>
       <w:tr>
         <w:tc>
           <w:tcPr>
-            <w:tcW w:type="dxa" w:w="907"/>
+            <w:tcW w:type="dxa" w:w="1020"/>
             <w:shd w:val="clear" w:color="auto" w:fill="F5F7FA"/>
             <w:tcBorders>
               <w:bottom w:val="single" w:sz="4" w:color="D0D5DD"/>
@@ -2512,7 +2449,7 @@
         </w:tc>
         <w:tc>
           <w:tcPr>
-            <w:tcW w:type="dxa" w:w="1701"/>
+            <w:tcW w:type="dxa" w:w="1814"/>
             <w:shd w:val="clear" w:color="auto" w:fill="F5F7FA"/>
             <w:tcBorders>
               <w:bottom w:val="single" w:sz="4" w:color="D0D5DD"/>
@@ -2538,7 +2475,7 @@
         </w:tc>
         <w:tc>
           <w:tcPr>
-            <w:tcW w:type="dxa" w:w="1587"/>
+            <w:tcW w:type="dxa" w:w="1701"/>
             <w:shd w:val="clear" w:color="auto" w:fill="F5F7FA"/>
             <w:tcBorders>
               <w:bottom w:val="single" w:sz="4" w:color="D0D5DD"/>
@@ -2565,7 +2502,7 @@
         </w:tc>
         <w:tc>
           <w:tcPr>
-            <w:tcW w:type="dxa" w:w="1417"/>
+            <w:tcW w:type="dxa" w:w="1587"/>
             <w:shd w:val="clear" w:color="auto" w:fill="F5F7FA"/>
             <w:tcBorders>
               <w:bottom w:val="single" w:sz="4" w:color="D0D5DD"/>
@@ -2592,7 +2529,7 @@
         </w:tc>
         <w:tc>
           <w:tcPr>
-            <w:tcW w:type="dxa" w:w="1587"/>
+            <w:tcW w:type="dxa" w:w="1701"/>
             <w:shd w:val="clear" w:color="auto" w:fill="F5F7FA"/>
             <w:tcBorders>
               <w:bottom w:val="single" w:sz="4" w:color="D0D5DD"/>
@@ -2619,7 +2556,7 @@
         </w:tc>
         <w:tc>
           <w:tcPr>
-            <w:tcW w:type="dxa" w:w="1417"/>
+            <w:tcW w:type="dxa" w:w="1587"/>
             <w:shd w:val="clear" w:color="auto" w:fill="F5F7FA"/>
             <w:tcBorders>
               <w:bottom w:val="single" w:sz="4" w:color="D0D5DD"/>
@@ -2644,38 +2581,11 @@
             </w:r>
           </w:p>
         </w:tc>
-        <w:tc>
-          <w:tcPr>
-            <w:tcW w:type="dxa" w:w="1247"/>
-            <w:shd w:val="clear" w:color="auto" w:fill="F5F7FA"/>
-            <w:tcBorders>
-              <w:bottom w:val="single" w:sz="4" w:color="D0D5DD"/>
-            </w:tcBorders>
-            <w:vAlign w:val="center"/>
-          </w:tcPr>
-          <w:p>
-            <w:pPr>
-              <w:spacing w:before="40" w:after="40"/>
-              <w:jc w:val="right"/>
-            </w:pPr>
-            <w:r>
-              <w:rPr>
-                <w:rFonts w:ascii="Arial" w:hAnsi="Arial"/>
-                <w:rFonts w:ascii="Arial" w:hAnsi="Arial" w:cs="Arial"/>
-                <w:b w:val="0"/>
-                <w:i w:val="0"/>
-                <w:color w:val="B91C1C"/>
-                <w:sz w:val="15"/>
-              </w:rPr>
-              <w:t>-$163,125.36</w:t>
-            </w:r>
-          </w:p>
-        </w:tc>
       </w:tr>
       <w:tr>
         <w:tc>
           <w:tcPr>
-            <w:tcW w:type="dxa" w:w="907"/>
+            <w:tcW w:type="dxa" w:w="1020"/>
             <w:tcBorders>
               <w:bottom w:val="single" w:sz="4" w:color="D0D5DD"/>
             </w:tcBorders>
@@ -2700,7 +2610,7 @@
         </w:tc>
         <w:tc>
           <w:tcPr>
-            <w:tcW w:type="dxa" w:w="1701"/>
+            <w:tcW w:type="dxa" w:w="1814"/>
             <w:tcBorders>
               <w:bottom w:val="single" w:sz="4" w:color="D0D5DD"/>
             </w:tcBorders>
@@ -2725,7 +2635,7 @@
         </w:tc>
         <w:tc>
           <w:tcPr>
-            <w:tcW w:type="dxa" w:w="1587"/>
+            <w:tcW w:type="dxa" w:w="1701"/>
             <w:tcBorders>
               <w:bottom w:val="single" w:sz="4" w:color="D0D5DD"/>
             </w:tcBorders>
@@ -2751,7 +2661,7 @@
         </w:tc>
         <w:tc>
           <w:tcPr>
-            <w:tcW w:type="dxa" w:w="1417"/>
+            <w:tcW w:type="dxa" w:w="1587"/>
             <w:tcBorders>
               <w:bottom w:val="single" w:sz="4" w:color="D0D5DD"/>
             </w:tcBorders>
@@ -2777,7 +2687,7 @@
         </w:tc>
         <w:tc>
           <w:tcPr>
-            <w:tcW w:type="dxa" w:w="1587"/>
+            <w:tcW w:type="dxa" w:w="1701"/>
             <w:tcBorders>
               <w:bottom w:val="single" w:sz="4" w:color="D0D5DD"/>
             </w:tcBorders>
@@ -2803,7 +2713,7 @@
         </w:tc>
         <w:tc>
           <w:tcPr>
-            <w:tcW w:type="dxa" w:w="1417"/>
+            <w:tcW w:type="dxa" w:w="1587"/>
             <w:tcBorders>
               <w:bottom w:val="single" w:sz="4" w:color="D0D5DD"/>
             </w:tcBorders>
@@ -2827,37 +2737,11 @@
             </w:r>
           </w:p>
         </w:tc>
-        <w:tc>
-          <w:tcPr>
-            <w:tcW w:type="dxa" w:w="1247"/>
-            <w:tcBorders>
-              <w:bottom w:val="single" w:sz="4" w:color="D0D5DD"/>
-            </w:tcBorders>
-            <w:vAlign w:val="center"/>
-          </w:tcPr>
-          <w:p>
-            <w:pPr>
-              <w:spacing w:before="40" w:after="40"/>
-              <w:jc w:val="right"/>
-            </w:pPr>
-            <w:r>
-              <w:rPr>
-                <w:rFonts w:ascii="Arial" w:hAnsi="Arial"/>
-                <w:rFonts w:ascii="Arial" w:hAnsi="Arial" w:cs="Arial"/>
-                <w:b w:val="0"/>
-                <w:i w:val="0"/>
-                <w:color w:val="B91C1C"/>
-                <w:sz w:val="15"/>
-              </w:rPr>
-              <w:t>-$38.04</w:t>
-            </w:r>
-          </w:p>
-        </w:tc>
       </w:tr>
       <w:tr>
         <w:tc>
           <w:tcPr>
-            <w:tcW w:type="dxa" w:w="907"/>
+            <w:tcW w:type="dxa" w:w="1020"/>
             <w:shd w:val="clear" w:color="auto" w:fill="F5F7FA"/>
             <w:tcBorders>
               <w:bottom w:val="single" w:sz="4" w:color="D0D5DD"/>
@@ -2883,7 +2767,7 @@
         </w:tc>
         <w:tc>
           <w:tcPr>
-            <w:tcW w:type="dxa" w:w="1701"/>
+            <w:tcW w:type="dxa" w:w="1814"/>
             <w:shd w:val="clear" w:color="auto" w:fill="F5F7FA"/>
             <w:tcBorders>
               <w:bottom w:val="single" w:sz="4" w:color="D0D5DD"/>
@@ -2909,7 +2793,7 @@
         </w:tc>
         <w:tc>
           <w:tcPr>
-            <w:tcW w:type="dxa" w:w="1587"/>
+            <w:tcW w:type="dxa" w:w="1701"/>
             <w:shd w:val="clear" w:color="auto" w:fill="F5F7FA"/>
             <w:tcBorders>
               <w:bottom w:val="single" w:sz="4" w:color="D0D5DD"/>
@@ -2936,7 +2820,7 @@
         </w:tc>
         <w:tc>
           <w:tcPr>
-            <w:tcW w:type="dxa" w:w="1417"/>
+            <w:tcW w:type="dxa" w:w="1587"/>
             <w:shd w:val="clear" w:color="auto" w:fill="F5F7FA"/>
             <w:tcBorders>
               <w:bottom w:val="single" w:sz="4" w:color="D0D5DD"/>
@@ -2963,7 +2847,7 @@
         </w:tc>
         <w:tc>
           <w:tcPr>
-            <w:tcW w:type="dxa" w:w="1587"/>
+            <w:tcW w:type="dxa" w:w="1701"/>
             <w:shd w:val="clear" w:color="auto" w:fill="F5F7FA"/>
             <w:tcBorders>
               <w:bottom w:val="single" w:sz="4" w:color="D0D5DD"/>
@@ -2990,7 +2874,7 @@
         </w:tc>
         <w:tc>
           <w:tcPr>
-            <w:tcW w:type="dxa" w:w="1417"/>
+            <w:tcW w:type="dxa" w:w="1587"/>
             <w:shd w:val="clear" w:color="auto" w:fill="F5F7FA"/>
             <w:tcBorders>
               <w:bottom w:val="single" w:sz="4" w:color="D0D5DD"/>
@@ -3015,38 +2899,11 @@
             </w:r>
           </w:p>
         </w:tc>
-        <w:tc>
-          <w:tcPr>
-            <w:tcW w:type="dxa" w:w="1247"/>
-            <w:shd w:val="clear" w:color="auto" w:fill="F5F7FA"/>
-            <w:tcBorders>
-              <w:bottom w:val="single" w:sz="4" w:color="D0D5DD"/>
-            </w:tcBorders>
-            <w:vAlign w:val="center"/>
-          </w:tcPr>
-          <w:p>
-            <w:pPr>
-              <w:spacing w:before="40" w:after="40"/>
-              <w:jc w:val="right"/>
-            </w:pPr>
-            <w:r>
-              <w:rPr>
-                <w:rFonts w:ascii="Arial" w:hAnsi="Arial"/>
-                <w:rFonts w:ascii="Arial" w:hAnsi="Arial" w:cs="Arial"/>
-                <w:b w:val="0"/>
-                <w:i w:val="0"/>
-                <w:color w:val="15803D"/>
-                <w:sz w:val="15"/>
-              </w:rPr>
-              <w:t>+$869.57</w:t>
-            </w:r>
-          </w:p>
-        </w:tc>
       </w:tr>
       <w:tr>
         <w:tc>
           <w:tcPr>
-            <w:tcW w:type="dxa" w:w="907"/>
+            <w:tcW w:type="dxa" w:w="1020"/>
             <w:tcBorders>
               <w:bottom w:val="single" w:sz="4" w:color="D0D5DD"/>
             </w:tcBorders>
@@ -3071,7 +2928,7 @@
         </w:tc>
         <w:tc>
           <w:tcPr>
-            <w:tcW w:type="dxa" w:w="1701"/>
+            <w:tcW w:type="dxa" w:w="1814"/>
             <w:tcBorders>
               <w:bottom w:val="single" w:sz="4" w:color="D0D5DD"/>
             </w:tcBorders>
@@ -3096,7 +2953,7 @@
         </w:tc>
         <w:tc>
           <w:tcPr>
-            <w:tcW w:type="dxa" w:w="1587"/>
+            <w:tcW w:type="dxa" w:w="1701"/>
             <w:tcBorders>
               <w:bottom w:val="single" w:sz="4" w:color="D0D5DD"/>
             </w:tcBorders>
@@ -3122,7 +2979,7 @@
         </w:tc>
         <w:tc>
           <w:tcPr>
-            <w:tcW w:type="dxa" w:w="1417"/>
+            <w:tcW w:type="dxa" w:w="1587"/>
             <w:tcBorders>
               <w:bottom w:val="single" w:sz="4" w:color="D0D5DD"/>
             </w:tcBorders>
@@ -3148,7 +3005,7 @@
         </w:tc>
         <w:tc>
           <w:tcPr>
-            <w:tcW w:type="dxa" w:w="1587"/>
+            <w:tcW w:type="dxa" w:w="1701"/>
             <w:tcBorders>
               <w:bottom w:val="single" w:sz="4" w:color="D0D5DD"/>
             </w:tcBorders>
@@ -3174,7 +3031,7 @@
         </w:tc>
         <w:tc>
           <w:tcPr>
-            <w:tcW w:type="dxa" w:w="1417"/>
+            <w:tcW w:type="dxa" w:w="1587"/>
             <w:tcBorders>
               <w:bottom w:val="single" w:sz="4" w:color="D0D5DD"/>
             </w:tcBorders>
@@ -3198,37 +3055,11 @@
             </w:r>
           </w:p>
         </w:tc>
-        <w:tc>
-          <w:tcPr>
-            <w:tcW w:type="dxa" w:w="1247"/>
-            <w:tcBorders>
-              <w:bottom w:val="single" w:sz="4" w:color="D0D5DD"/>
-            </w:tcBorders>
-            <w:vAlign w:val="center"/>
-          </w:tcPr>
-          <w:p>
-            <w:pPr>
-              <w:spacing w:before="40" w:after="40"/>
-              <w:jc w:val="right"/>
-            </w:pPr>
-            <w:r>
-              <w:rPr>
-                <w:rFonts w:ascii="Arial" w:hAnsi="Arial"/>
-                <w:rFonts w:ascii="Arial" w:hAnsi="Arial" w:cs="Arial"/>
-                <w:b w:val="0"/>
-                <w:i w:val="0"/>
-                <w:color w:val="15803D"/>
-                <w:sz w:val="15"/>
-              </w:rPr>
-              <w:t>+$3,476.84</w:t>
-            </w:r>
-          </w:p>
-        </w:tc>
       </w:tr>
       <w:tr>
         <w:tc>
           <w:tcPr>
-            <w:tcW w:type="dxa" w:w="907"/>
+            <w:tcW w:type="dxa" w:w="1020"/>
             <w:shd w:val="clear" w:color="auto" w:fill="F5F7FA"/>
             <w:tcBorders>
               <w:bottom w:val="single" w:sz="4" w:color="D0D5DD"/>
@@ -3254,7 +3085,7 @@
         </w:tc>
         <w:tc>
           <w:tcPr>
-            <w:tcW w:type="dxa" w:w="1701"/>
+            <w:tcW w:type="dxa" w:w="1814"/>
             <w:shd w:val="clear" w:color="auto" w:fill="F5F7FA"/>
             <w:tcBorders>
               <w:bottom w:val="single" w:sz="4" w:color="D0D5DD"/>
@@ -3280,7 +3111,7 @@
         </w:tc>
         <w:tc>
           <w:tcPr>
-            <w:tcW w:type="dxa" w:w="1587"/>
+            <w:tcW w:type="dxa" w:w="1701"/>
             <w:shd w:val="clear" w:color="auto" w:fill="F5F7FA"/>
             <w:tcBorders>
               <w:bottom w:val="single" w:sz="4" w:color="D0D5DD"/>
@@ -3307,7 +3138,7 @@
         </w:tc>
         <w:tc>
           <w:tcPr>
-            <w:tcW w:type="dxa" w:w="1417"/>
+            <w:tcW w:type="dxa" w:w="1587"/>
             <w:shd w:val="clear" w:color="auto" w:fill="F5F7FA"/>
             <w:tcBorders>
               <w:bottom w:val="single" w:sz="4" w:color="D0D5DD"/>
@@ -3334,7 +3165,7 @@
         </w:tc>
         <w:tc>
           <w:tcPr>
-            <w:tcW w:type="dxa" w:w="1587"/>
+            <w:tcW w:type="dxa" w:w="1701"/>
             <w:shd w:val="clear" w:color="auto" w:fill="F5F7FA"/>
             <w:tcBorders>
               <w:bottom w:val="single" w:sz="4" w:color="D0D5DD"/>
@@ -3361,7 +3192,7 @@
         </w:tc>
         <w:tc>
           <w:tcPr>
-            <w:tcW w:type="dxa" w:w="1417"/>
+            <w:tcW w:type="dxa" w:w="1587"/>
             <w:shd w:val="clear" w:color="auto" w:fill="F5F7FA"/>
             <w:tcBorders>
               <w:bottom w:val="single" w:sz="4" w:color="D0D5DD"/>
@@ -3386,38 +3217,11 @@
             </w:r>
           </w:p>
         </w:tc>
-        <w:tc>
-          <w:tcPr>
-            <w:tcW w:type="dxa" w:w="1247"/>
-            <w:shd w:val="clear" w:color="auto" w:fill="F5F7FA"/>
-            <w:tcBorders>
-              <w:bottom w:val="single" w:sz="4" w:color="D0D5DD"/>
-            </w:tcBorders>
-            <w:vAlign w:val="center"/>
-          </w:tcPr>
-          <w:p>
-            <w:pPr>
-              <w:spacing w:before="40" w:after="40"/>
-              <w:jc w:val="right"/>
-            </w:pPr>
-            <w:r>
-              <w:rPr>
-                <w:rFonts w:ascii="Arial" w:hAnsi="Arial"/>
-                <w:rFonts w:ascii="Arial" w:hAnsi="Arial" w:cs="Arial"/>
-                <w:b w:val="0"/>
-                <w:i w:val="0"/>
-                <w:color w:val="15803D"/>
-                <w:sz w:val="15"/>
-              </w:rPr>
-              <w:t>+$61.46</w:t>
-            </w:r>
-          </w:p>
-        </w:tc>
       </w:tr>
       <w:tr>
         <w:tc>
           <w:tcPr>
-            <w:tcW w:type="dxa" w:w="907"/>
+            <w:tcW w:type="dxa" w:w="1020"/>
             <w:tcBorders>
               <w:bottom w:val="single" w:sz="4" w:color="D0D5DD"/>
             </w:tcBorders>
@@ -3442,7 +3246,7 @@
         </w:tc>
         <w:tc>
           <w:tcPr>
-            <w:tcW w:type="dxa" w:w="1701"/>
+            <w:tcW w:type="dxa" w:w="1814"/>
             <w:tcBorders>
               <w:bottom w:val="single" w:sz="4" w:color="D0D5DD"/>
             </w:tcBorders>
@@ -3467,7 +3271,7 @@
         </w:tc>
         <w:tc>
           <w:tcPr>
-            <w:tcW w:type="dxa" w:w="1587"/>
+            <w:tcW w:type="dxa" w:w="1701"/>
             <w:tcBorders>
               <w:bottom w:val="single" w:sz="4" w:color="D0D5DD"/>
             </w:tcBorders>
@@ -3493,7 +3297,7 @@
         </w:tc>
         <w:tc>
           <w:tcPr>
-            <w:tcW w:type="dxa" w:w="1417"/>
+            <w:tcW w:type="dxa" w:w="1587"/>
             <w:tcBorders>
               <w:bottom w:val="single" w:sz="4" w:color="D0D5DD"/>
             </w:tcBorders>
@@ -3519,7 +3323,7 @@
         </w:tc>
         <w:tc>
           <w:tcPr>
-            <w:tcW w:type="dxa" w:w="1587"/>
+            <w:tcW w:type="dxa" w:w="1701"/>
             <w:tcBorders>
               <w:bottom w:val="single" w:sz="4" w:color="D0D5DD"/>
             </w:tcBorders>
@@ -3545,7 +3349,7 @@
         </w:tc>
         <w:tc>
           <w:tcPr>
-            <w:tcW w:type="dxa" w:w="1417"/>
+            <w:tcW w:type="dxa" w:w="1587"/>
             <w:tcBorders>
               <w:bottom w:val="single" w:sz="4" w:color="D0D5DD"/>
             </w:tcBorders>
@@ -3569,37 +3373,11 @@
             </w:r>
           </w:p>
         </w:tc>
-        <w:tc>
-          <w:tcPr>
-            <w:tcW w:type="dxa" w:w="1247"/>
-            <w:tcBorders>
-              <w:bottom w:val="single" w:sz="4" w:color="D0D5DD"/>
-            </w:tcBorders>
-            <w:vAlign w:val="center"/>
-          </w:tcPr>
-          <w:p>
-            <w:pPr>
-              <w:spacing w:before="40" w:after="40"/>
-              <w:jc w:val="right"/>
-            </w:pPr>
-            <w:r>
-              <w:rPr>
-                <w:rFonts w:ascii="Arial" w:hAnsi="Arial"/>
-                <w:rFonts w:ascii="Arial" w:hAnsi="Arial" w:cs="Arial"/>
-                <w:b w:val="0"/>
-                <w:i w:val="0"/>
-                <w:color w:val="15803D"/>
-                <w:sz w:val="15"/>
-              </w:rPr>
-              <w:t>+$19.48</w:t>
-            </w:r>
-          </w:p>
-        </w:tc>
       </w:tr>
       <w:tr>
         <w:tc>
           <w:tcPr>
-            <w:tcW w:type="dxa" w:w="907"/>
+            <w:tcW w:type="dxa" w:w="1020"/>
             <w:shd w:val="clear" w:color="auto" w:fill="F5F7FA"/>
             <w:tcBorders>
               <w:bottom w:val="single" w:sz="4" w:color="D0D5DD"/>
@@ -3625,7 +3403,7 @@
         </w:tc>
         <w:tc>
           <w:tcPr>
-            <w:tcW w:type="dxa" w:w="1701"/>
+            <w:tcW w:type="dxa" w:w="1814"/>
             <w:shd w:val="clear" w:color="auto" w:fill="F5F7FA"/>
             <w:tcBorders>
               <w:bottom w:val="single" w:sz="4" w:color="D0D5DD"/>
@@ -3651,7 +3429,7 @@
         </w:tc>
         <w:tc>
           <w:tcPr>
-            <w:tcW w:type="dxa" w:w="1587"/>
+            <w:tcW w:type="dxa" w:w="1701"/>
             <w:shd w:val="clear" w:color="auto" w:fill="F5F7FA"/>
             <w:tcBorders>
               <w:bottom w:val="single" w:sz="4" w:color="D0D5DD"/>
@@ -3678,7 +3456,7 @@
         </w:tc>
         <w:tc>
           <w:tcPr>
-            <w:tcW w:type="dxa" w:w="1417"/>
+            <w:tcW w:type="dxa" w:w="1587"/>
             <w:shd w:val="clear" w:color="auto" w:fill="F5F7FA"/>
             <w:tcBorders>
               <w:bottom w:val="single" w:sz="4" w:color="D0D5DD"/>
@@ -3705,7 +3483,7 @@
         </w:tc>
         <w:tc>
           <w:tcPr>
-            <w:tcW w:type="dxa" w:w="1587"/>
+            <w:tcW w:type="dxa" w:w="1701"/>
             <w:shd w:val="clear" w:color="auto" w:fill="F5F7FA"/>
             <w:tcBorders>
               <w:bottom w:val="single" w:sz="4" w:color="D0D5DD"/>
@@ -3732,7 +3510,7 @@
         </w:tc>
         <w:tc>
           <w:tcPr>
-            <w:tcW w:type="dxa" w:w="1417"/>
+            <w:tcW w:type="dxa" w:w="1587"/>
             <w:shd w:val="clear" w:color="auto" w:fill="F5F7FA"/>
             <w:tcBorders>
               <w:bottom w:val="single" w:sz="4" w:color="D0D5DD"/>
@@ -3757,38 +3535,11 @@
             </w:r>
           </w:p>
         </w:tc>
-        <w:tc>
-          <w:tcPr>
-            <w:tcW w:type="dxa" w:w="1247"/>
-            <w:shd w:val="clear" w:color="auto" w:fill="F5F7FA"/>
-            <w:tcBorders>
-              <w:bottom w:val="single" w:sz="4" w:color="D0D5DD"/>
-            </w:tcBorders>
-            <w:vAlign w:val="center"/>
-          </w:tcPr>
-          <w:p>
-            <w:pPr>
-              <w:spacing w:before="40" w:after="40"/>
-              <w:jc w:val="right"/>
-            </w:pPr>
-            <w:r>
-              <w:rPr>
-                <w:rFonts w:ascii="Arial" w:hAnsi="Arial"/>
-                <w:rFonts w:ascii="Arial" w:hAnsi="Arial" w:cs="Arial"/>
-                <w:b w:val="0"/>
-                <w:i w:val="0"/>
-                <w:color w:val="15803D"/>
-                <w:sz w:val="15"/>
-              </w:rPr>
-              <w:t>+$2.87</w:t>
-            </w:r>
-          </w:p>
-        </w:tc>
       </w:tr>
       <w:tr>
         <w:tc>
           <w:tcPr>
-            <w:tcW w:type="dxa" w:w="907"/>
+            <w:tcW w:type="dxa" w:w="1020"/>
             <w:shd w:val="clear" w:color="auto" w:fill="E5EBF1"/>
             <w:tcBorders>
               <w:bottom w:val="single" w:sz="4" w:color="D0D5DD"/>
@@ -3814,7 +3565,7 @@
         </w:tc>
         <w:tc>
           <w:tcPr>
-            <w:tcW w:type="dxa" w:w="1701"/>
+            <w:tcW w:type="dxa" w:w="1814"/>
             <w:shd w:val="clear" w:color="auto" w:fill="E5EBF1"/>
             <w:tcBorders>
               <w:bottom w:val="single" w:sz="4" w:color="D0D5DD"/>
@@ -3839,7 +3590,7 @@
         </w:tc>
         <w:tc>
           <w:tcPr>
-            <w:tcW w:type="dxa" w:w="1587"/>
+            <w:tcW w:type="dxa" w:w="1701"/>
             <w:shd w:val="clear" w:color="auto" w:fill="E5EBF1"/>
             <w:tcBorders>
               <w:bottom w:val="single" w:sz="4" w:color="D0D5DD"/>
@@ -3865,7 +3616,7 @@
         </w:tc>
         <w:tc>
           <w:tcPr>
-            <w:tcW w:type="dxa" w:w="1417"/>
+            <w:tcW w:type="dxa" w:w="1587"/>
             <w:shd w:val="clear" w:color="auto" w:fill="E5EBF1"/>
             <w:tcBorders>
               <w:bottom w:val="single" w:sz="4" w:color="D0D5DD"/>
@@ -3892,7 +3643,7 @@
         </w:tc>
         <w:tc>
           <w:tcPr>
-            <w:tcW w:type="dxa" w:w="1587"/>
+            <w:tcW w:type="dxa" w:w="1701"/>
             <w:shd w:val="clear" w:color="auto" w:fill="E5EBF1"/>
             <w:tcBorders>
               <w:bottom w:val="single" w:sz="4" w:color="D0D5DD"/>
@@ -3918,7 +3669,7 @@
         </w:tc>
         <w:tc>
           <w:tcPr>
-            <w:tcW w:type="dxa" w:w="1417"/>
+            <w:tcW w:type="dxa" w:w="1587"/>
             <w:shd w:val="clear" w:color="auto" w:fill="E5EBF1"/>
             <w:tcBorders>
               <w:bottom w:val="single" w:sz="4" w:color="D0D5DD"/>
@@ -3940,33 +3691,6 @@
                 <w:sz w:val="15"/>
               </w:rPr>
               <w:t>$759,055.51</w:t>
-            </w:r>
-          </w:p>
-        </w:tc>
-        <w:tc>
-          <w:tcPr>
-            <w:tcW w:type="dxa" w:w="1247"/>
-            <w:shd w:val="clear" w:color="auto" w:fill="E5EBF1"/>
-            <w:tcBorders>
-              <w:bottom w:val="single" w:sz="4" w:color="D0D5DD"/>
-            </w:tcBorders>
-            <w:vAlign w:val="center"/>
-          </w:tcPr>
-          <w:p>
-            <w:pPr>
-              <w:spacing w:before="40" w:after="40"/>
-              <w:jc w:val="right"/>
-            </w:pPr>
-            <w:r>
-              <w:rPr>
-                <w:rFonts w:ascii="Arial" w:hAnsi="Arial"/>
-                <w:rFonts w:ascii="Arial" w:hAnsi="Arial" w:cs="Arial"/>
-                <w:b/>
-                <w:i w:val="0"/>
-                <w:color w:val="0A2342"/>
-                <w:sz w:val="15"/>
-              </w:rPr>
-              <w:t>-$245,024.85</w:t>
             </w:r>
           </w:p>
         </w:tc>
@@ -4089,7 +3813,7 @@
                 <w:color w:val="FFFFFF"/>
                 <w:sz w:val="17"/>
               </w:rPr>
-              <w:t>Chain</w:t>
+              <w:t>Network</w:t>
             </w:r>
           </w:p>
         </w:tc>
@@ -4161,7 +3885,7 @@
                 <w:color w:val="FFFFFF"/>
                 <w:sz w:val="17"/>
               </w:rPr>
-              <w:t>Received Fiat</w:t>
+              <w:t>Received Value</w:t>
             </w:r>
           </w:p>
         </w:tc>
@@ -4233,7 +3957,7 @@
                 <w:color w:val="FFFFFF"/>
                 <w:sz w:val="17"/>
               </w:rPr>
-              <w:t>Sent Fiat</w:t>
+              <w:t>Sent Value</w:t>
             </w:r>
           </w:p>
         </w:tc>
@@ -6322,22 +6046,6 @@
         <w:t>C. NFT Balance</w:t>
       </w:r>
     </w:p>
-    <w:p>
-      <w:pPr>
-        <w:spacing w:before="0" w:after="120"/>
-      </w:pPr>
-      <w:r>
-        <w:rPr>
-          <w:rFonts w:ascii="Arial" w:hAnsi="Arial"/>
-          <w:rFonts w:ascii="Arial" w:hAnsi="Arial" w:cs="Arial"/>
-          <w:b w:val="0"/>
-          <w:i w:val="0"/>
-          <w:color w:val="4A5568"/>
-          <w:sz w:val="18"/>
-        </w:rPr>
-        <w:t>Aggregate NFT holdings across all vaults at end of period. NFTs are listed by collection/name; quantities only (no fiat valuation).</w:t>
-      </w:r>
-    </w:p>
     <w:tbl>
       <w:tblPr>
         <w:tblW w:type="auto" w:w="0"/>
@@ -6420,7 +6128,7 @@
                 <w:color w:val="FFFFFF"/>
                 <w:sz w:val="17"/>
               </w:rPr>
-              <w:t>Chain</w:t>
+              <w:t>Network</w:t>
             </w:r>
           </w:p>
         </w:tc>
@@ -7032,7 +6740,7 @@
           <w:color w:val="0A2342"/>
           <w:sz w:val="28"/>
         </w:rPr>
-        <w:t>D. Staking Sub-section</w:t>
+        <w:t>D. Staking</w:t>
       </w:r>
     </w:p>
     <w:p>
@@ -7138,7 +6846,7 @@
                 <w:color w:val="FFFFFF"/>
                 <w:sz w:val="17"/>
               </w:rPr>
-              <w:t>Chain</w:t>
+              <w:t>Network</w:t>
             </w:r>
           </w:p>
         </w:tc>
@@ -7353,7 +7061,7 @@
                 <w:color w:val="FFFFFF"/>
                 <w:sz w:val="17"/>
               </w:rPr>
-              <w:t>Closing Fiat (USD)</w:t>
+              <w:t>Closing Value (USD)</w:t>
             </w:r>
           </w:p>
         </w:tc>
@@ -8461,7 +8169,7 @@
           <w:color w:val="0A2342"/>
           <w:sz w:val="22"/>
         </w:rPr>
-        <w:t>If you have any questions regarding this Vault Statement Report, kindly contact clients@hextrust.com.</w:t>
+        <w:t>If you have any questions regarding this Activity Statement Report, kindly contact clients@hextrust.com.</w:t>
       </w:r>
     </w:p>
     <w:p>

--- a/mockup/monthly_client_statement/sample-statements/Custody_Simplified_sample.docx
+++ b/mockup/monthly_client_statement/sample-statements/Custody_Simplified_sample.docx
@@ -453,7 +453,7 @@
                 <w:color w:val="4A5568"/>
                 <w:sz w:val="18"/>
               </w:rPr>
-              <w:t>HexSafe MENA Limited</w:t>
+              <w:t>Hex Trust MENA FZE</w:t>
             </w:r>
           </w:p>
         </w:tc>
@@ -564,58 +564,6 @@
           </w:p>
         </w:tc>
       </w:tr>
-      <w:tr>
-        <w:tc>
-          <w:tcPr>
-            <w:tcW w:type="dxa" w:w="3118"/>
-            <w:tcBorders>
-              <w:bottom w:val="single" w:sz="4" w:color="D0D5DD"/>
-            </w:tcBorders>
-            <w:vAlign w:val="center"/>
-          </w:tcPr>
-          <w:p>
-            <w:pPr>
-              <w:spacing w:before="40" w:after="40"/>
-            </w:pPr>
-            <w:r>
-              <w:rPr>
-                <w:rFonts w:ascii="Arial" w:hAnsi="Arial"/>
-                <w:rFonts w:ascii="Arial" w:hAnsi="Arial" w:cs="Arial"/>
-                <w:b/>
-                <w:i w:val="0"/>
-                <w:color w:val="0A2342"/>
-                <w:sz w:val="18"/>
-              </w:rPr>
-              <w:t>Generated On</w:t>
-            </w:r>
-          </w:p>
-        </w:tc>
-        <w:tc>
-          <w:tcPr>
-            <w:tcW w:type="dxa" w:w="6746"/>
-            <w:tcBorders>
-              <w:bottom w:val="single" w:sz="4" w:color="D0D5DD"/>
-            </w:tcBorders>
-            <w:vAlign w:val="center"/>
-          </w:tcPr>
-          <w:p>
-            <w:pPr>
-              <w:spacing w:before="40" w:after="40"/>
-            </w:pPr>
-            <w:r>
-              <w:rPr>
-                <w:rFonts w:ascii="Arial" w:hAnsi="Arial"/>
-                <w:rFonts w:ascii="Arial" w:hAnsi="Arial" w:cs="Arial"/>
-                <w:b w:val="0"/>
-                <w:i w:val="0"/>
-                <w:color w:val="4A5568"/>
-                <w:sz w:val="18"/>
-              </w:rPr>
-              <w:t>07 May 2026</w:t>
-            </w:r>
-          </w:p>
-        </w:tc>
-      </w:tr>
     </w:tbl>
     <w:p>
       <w:pPr>
@@ -631,22 +579,6 @@
           <w:sz w:val="28"/>
         </w:rPr>
         <w:t>B. Assets Under Custody (AUC)</w:t>
-      </w:r>
-    </w:p>
-    <w:p>
-      <w:pPr>
-        <w:spacing w:before="0" w:after="120"/>
-      </w:pPr>
-      <w:r>
-        <w:rPr>
-          <w:rFonts w:ascii="Arial" w:hAnsi="Arial"/>
-          <w:rFonts w:ascii="Arial" w:hAnsi="Arial" w:cs="Arial"/>
-          <w:b w:val="0"/>
-          <w:i w:val="0"/>
-          <w:color w:val="4A5568"/>
-          <w:sz w:val="18"/>
-        </w:rPr>
-        <w:t>AUC = Spendable + Staked + Vesting balance across all vaults. Excludes lent assets and borrowed liabilities.</w:t>
       </w:r>
     </w:p>
     <w:tbl>
@@ -696,7 +628,6 @@
                 <w:color w:val="FFFFFF"/>
                 <w:sz w:val="17"/>
               </w:rPr>
-              <w:t>Snapshot</w:t>
             </w:r>
           </w:p>
         </w:tc>
@@ -1005,241 +936,6 @@
                 <w:sz w:val="19"/>
               </w:rPr>
               <w:t>+$77,728.94  (+11.41%)</w:t>
-            </w:r>
-          </w:p>
-        </w:tc>
-      </w:tr>
-    </w:tbl>
-    <w:p>
-      <w:pPr>
-        <w:spacing w:before="360" w:after="120"/>
-      </w:pPr>
-      <w:r>
-        <w:rPr>
-          <w:rFonts w:ascii="Arial" w:hAnsi="Arial"/>
-          <w:rFonts w:ascii="Arial" w:hAnsi="Arial" w:cs="Arial"/>
-          <w:b/>
-          <w:i w:val="0"/>
-          <w:color w:val="0A2342"/>
-          <w:sz w:val="28"/>
-        </w:rPr>
-        <w:t>C. Pending Items</w:t>
-      </w:r>
-    </w:p>
-    <w:p>
-      <w:pPr>
-        <w:spacing w:before="0" w:after="120"/>
-      </w:pPr>
-      <w:r>
-        <w:rPr>
-          <w:rFonts w:ascii="Arial" w:hAnsi="Arial"/>
-          <w:rFonts w:ascii="Arial" w:hAnsi="Arial" w:cs="Arial"/>
-          <w:b w:val="0"/>
-          <w:i w:val="0"/>
-          <w:color w:val="4A5568"/>
-          <w:sz w:val="18"/>
-        </w:rPr>
-        <w:t>Open items at end of period: travel-rule declarations awaiting client action.</w:t>
-      </w:r>
-    </w:p>
-    <w:tbl>
-      <w:tblPr>
-        <w:tblW w:type="auto" w:w="0"/>
-        <w:jc w:val="left"/>
-        <w:tblLayout w:type="fixed"/>
-        <w:tblLook w:firstColumn="1" w:firstRow="1" w:lastColumn="0" w:lastRow="0" w:noHBand="0" w:noVBand="1" w:val="04A0"/>
-      </w:tblPr>
-      <w:tblGrid>
-        <w:gridCol w:w="1587"/>
-        <w:gridCol w:w="1814"/>
-        <w:gridCol w:w="6463"/>
-      </w:tblGrid>
-      <w:tr>
-        <w:trPr>
-          <w:trHeight w:val="420" w:hRule="atLeast"/>
-        </w:trPr>
-        <w:tc>
-          <w:tcPr>
-            <w:tcW w:type="dxa" w:w="1587"/>
-            <w:shd w:val="clear" w:color="auto" w:fill="0A2342"/>
-            <w:tcBorders>
-              <w:top w:val="nil"/>
-            </w:tcBorders>
-            <w:tcBorders>
-              <w:bottom w:val="nil"/>
-            </w:tcBorders>
-            <w:tcBorders>
-              <w:left w:val="nil"/>
-            </w:tcBorders>
-            <w:tcBorders>
-              <w:right w:val="nil"/>
-            </w:tcBorders>
-            <w:vAlign w:val="center"/>
-          </w:tcPr>
-          <w:p>
-            <w:pPr>
-              <w:spacing w:before="0" w:after="0"/>
-            </w:pPr>
-            <w:r>
-              <w:rPr>
-                <w:rFonts w:ascii="Arial" w:hAnsi="Arial"/>
-                <w:rFonts w:ascii="Arial" w:hAnsi="Arial" w:cs="Arial"/>
-                <w:b/>
-                <w:i w:val="0"/>
-                <w:color w:val="FFFFFF"/>
-                <w:sz w:val="17"/>
-              </w:rPr>
-              <w:t>Topic</w:t>
-            </w:r>
-          </w:p>
-        </w:tc>
-        <w:tc>
-          <w:tcPr>
-            <w:tcW w:type="dxa" w:w="1814"/>
-            <w:shd w:val="clear" w:color="auto" w:fill="0A2342"/>
-            <w:tcBorders>
-              <w:top w:val="nil"/>
-            </w:tcBorders>
-            <w:tcBorders>
-              <w:bottom w:val="nil"/>
-            </w:tcBorders>
-            <w:tcBorders>
-              <w:left w:val="nil"/>
-            </w:tcBorders>
-            <w:tcBorders>
-              <w:right w:val="nil"/>
-            </w:tcBorders>
-            <w:vAlign w:val="center"/>
-          </w:tcPr>
-          <w:p>
-            <w:pPr>
-              <w:spacing w:before="0" w:after="0"/>
-            </w:pPr>
-            <w:r>
-              <w:rPr>
-                <w:rFonts w:ascii="Arial" w:hAnsi="Arial"/>
-                <w:rFonts w:ascii="Arial" w:hAnsi="Arial" w:cs="Arial"/>
-                <w:b/>
-                <w:i w:val="0"/>
-                <w:color w:val="FFFFFF"/>
-                <w:sz w:val="17"/>
-              </w:rPr>
-              <w:t>Status</w:t>
-            </w:r>
-          </w:p>
-        </w:tc>
-        <w:tc>
-          <w:tcPr>
-            <w:tcW w:type="dxa" w:w="6463"/>
-            <w:shd w:val="clear" w:color="auto" w:fill="0A2342"/>
-            <w:tcBorders>
-              <w:top w:val="nil"/>
-            </w:tcBorders>
-            <w:tcBorders>
-              <w:bottom w:val="nil"/>
-            </w:tcBorders>
-            <w:tcBorders>
-              <w:left w:val="nil"/>
-            </w:tcBorders>
-            <w:tcBorders>
-              <w:right w:val="nil"/>
-            </w:tcBorders>
-            <w:vAlign w:val="center"/>
-          </w:tcPr>
-          <w:p>
-            <w:pPr>
-              <w:spacing w:before="0" w:after="0"/>
-            </w:pPr>
-            <w:r>
-              <w:rPr>
-                <w:rFonts w:ascii="Arial" w:hAnsi="Arial"/>
-                <w:rFonts w:ascii="Arial" w:hAnsi="Arial" w:cs="Arial"/>
-                <w:b/>
-                <w:i w:val="0"/>
-                <w:color w:val="FFFFFF"/>
-                <w:sz w:val="17"/>
-              </w:rPr>
-              <w:t>Summary</w:t>
-            </w:r>
-          </w:p>
-        </w:tc>
-      </w:tr>
-      <w:tr>
-        <w:tc>
-          <w:tcPr>
-            <w:tcW w:type="dxa" w:w="1587"/>
-            <w:shd w:val="clear" w:color="auto" w:fill="FEF3C7"/>
-            <w:tcBorders>
-              <w:bottom w:val="single" w:sz="4" w:color="D0D5DD"/>
-            </w:tcBorders>
-            <w:vAlign w:val="center"/>
-          </w:tcPr>
-          <w:p>
-            <w:pPr>
-              <w:spacing w:before="40" w:after="40"/>
-            </w:pPr>
-            <w:r>
-              <w:rPr>
-                <w:rFonts w:ascii="Arial" w:hAnsi="Arial"/>
-                <w:rFonts w:ascii="Arial" w:hAnsi="Arial" w:cs="Arial"/>
-                <w:b w:val="0"/>
-                <w:i w:val="0"/>
-                <w:color w:val="4A5568"/>
-                <w:sz w:val="17"/>
-              </w:rPr>
-              <w:t>Travel Rule</w:t>
-            </w:r>
-          </w:p>
-        </w:tc>
-        <w:tc>
-          <w:tcPr>
-            <w:tcW w:type="dxa" w:w="1814"/>
-            <w:shd w:val="clear" w:color="auto" w:fill="FEF3C7"/>
-            <w:tcBorders>
-              <w:bottom w:val="single" w:sz="4" w:color="D0D5DD"/>
-            </w:tcBorders>
-            <w:vAlign w:val="center"/>
-          </w:tcPr>
-          <w:p>
-            <w:pPr>
-              <w:spacing w:before="40" w:after="40"/>
-            </w:pPr>
-            <w:r>
-              <w:rPr>
-                <w:rFonts w:ascii="Arial" w:hAnsi="Arial"/>
-                <w:rFonts w:ascii="Arial" w:hAnsi="Arial" w:cs="Arial"/>
-                <w:b/>
-                <w:i w:val="0"/>
-                <w:color w:val="B45309"/>
-                <w:sz w:val="17"/>
-              </w:rPr>
-              <w:t>● Action required</w:t>
-            </w:r>
-          </w:p>
-        </w:tc>
-        <w:tc>
-          <w:tcPr>
-            <w:tcW w:type="dxa" w:w="6463"/>
-            <w:shd w:val="clear" w:color="auto" w:fill="FEF3C7"/>
-            <w:tcBorders>
-              <w:bottom w:val="single" w:sz="4" w:color="D0D5DD"/>
-            </w:tcBorders>
-            <w:vAlign w:val="center"/>
-          </w:tcPr>
-          <w:p>
-            <w:pPr>
-              <w:spacing w:before="40" w:after="40"/>
-            </w:pPr>
-            <w:r>
-              <w:rPr>
-                <w:rFonts w:ascii="Arial" w:hAnsi="Arial"/>
-                <w:rFonts w:ascii="Arial" w:hAnsi="Arial" w:cs="Arial"/>
-                <w:b w:val="0"/>
-                <w:i w:val="0"/>
-                <w:color w:val="4A5568"/>
-                <w:sz w:val="17"/>
-              </w:rPr>
-              <w:t>3 transaction(s) totalling $1,938,386.97 are flagged 'Travel Rule declaration pending'. Please resolve via the client portal.</w:t>
             </w:r>
           </w:p>
         </w:tc>
@@ -1551,7 +1247,7 @@
                 <w:color w:val="FFFFFF"/>
                 <w:sz w:val="17"/>
               </w:rPr>
-              <w:t>Opening Value</w:t>
+              <w:t>Opening Value (USD)</w:t>
             </w:r>
           </w:p>
         </w:tc>
@@ -1623,7 +1319,7 @@
                 <w:color w:val="FFFFFF"/>
                 <w:sz w:val="17"/>
               </w:rPr>
-              <w:t>Closing Value</w:t>
+              <w:t>Closing Value (USD)</w:t>
             </w:r>
           </w:p>
         </w:tc>
@@ -7298,11 +6994,10 @@
         <w:tblLook w:firstColumn="1" w:firstRow="1" w:lastColumn="0" w:lastRow="0" w:noHBand="0" w:noVBand="1" w:val="04A0"/>
       </w:tblPr>
       <w:tblGrid>
-        <w:gridCol w:w="907"/>
-        <w:gridCol w:w="2494"/>
-        <w:gridCol w:w="2041"/>
-        <w:gridCol w:w="2381"/>
-        <w:gridCol w:w="2041"/>
+        <w:gridCol w:w="1020"/>
+        <w:gridCol w:w="3175"/>
+        <w:gridCol w:w="2835"/>
+        <w:gridCol w:w="2835"/>
       </w:tblGrid>
       <w:tr>
         <w:trPr>
@@ -7310,7 +7005,7 @@
         </w:trPr>
         <w:tc>
           <w:tcPr>
-            <w:tcW w:type="dxa" w:w="907"/>
+            <w:tcW w:type="dxa" w:w="1020"/>
             <w:shd w:val="clear" w:color="auto" w:fill="0A2342"/>
             <w:tcBorders>
               <w:top w:val="nil"/>
@@ -7345,7 +7040,7 @@
         </w:tc>
         <w:tc>
           <w:tcPr>
-            <w:tcW w:type="dxa" w:w="2494"/>
+            <w:tcW w:type="dxa" w:w="3175"/>
             <w:shd w:val="clear" w:color="auto" w:fill="0A2342"/>
             <w:tcBorders>
               <w:top w:val="nil"/>
@@ -7380,7 +7075,7 @@
         </w:tc>
         <w:tc>
           <w:tcPr>
-            <w:tcW w:type="dxa" w:w="2041"/>
+            <w:tcW w:type="dxa" w:w="2835"/>
             <w:shd w:val="clear" w:color="auto" w:fill="0A2342"/>
             <w:tcBorders>
               <w:top w:val="nil"/>
@@ -7416,7 +7111,7 @@
         </w:tc>
         <w:tc>
           <w:tcPr>
-            <w:tcW w:type="dxa" w:w="2381"/>
+            <w:tcW w:type="dxa" w:w="2835"/>
             <w:shd w:val="clear" w:color="auto" w:fill="0A2342"/>
             <w:tcBorders>
               <w:top w:val="nil"/>
@@ -7450,47 +7145,11 @@
             </w:r>
           </w:p>
         </w:tc>
-        <w:tc>
-          <w:tcPr>
-            <w:tcW w:type="dxa" w:w="2041"/>
-            <w:shd w:val="clear" w:color="auto" w:fill="0A2342"/>
-            <w:tcBorders>
-              <w:top w:val="nil"/>
-            </w:tcBorders>
-            <w:tcBorders>
-              <w:bottom w:val="nil"/>
-            </w:tcBorders>
-            <w:tcBorders>
-              <w:left w:val="nil"/>
-            </w:tcBorders>
-            <w:tcBorders>
-              <w:right w:val="nil"/>
-            </w:tcBorders>
-            <w:vAlign w:val="center"/>
-          </w:tcPr>
-          <w:p>
-            <w:pPr>
-              <w:spacing w:before="0" w:after="0"/>
-              <w:jc w:val="right"/>
-            </w:pPr>
-            <w:r>
-              <w:rPr>
-                <w:rFonts w:ascii="Arial" w:hAnsi="Arial"/>
-                <w:rFonts w:ascii="Arial" w:hAnsi="Arial" w:cs="Arial"/>
-                <w:b/>
-                <w:i w:val="0"/>
-                <w:color w:val="FFFFFF"/>
-                <w:sz w:val="17"/>
-              </w:rPr>
-              <w:t>Commission (period)</w:t>
-            </w:r>
-          </w:p>
-        </w:tc>
       </w:tr>
       <w:tr>
         <w:tc>
           <w:tcPr>
-            <w:tcW w:type="dxa" w:w="907"/>
+            <w:tcW w:type="dxa" w:w="1020"/>
             <w:tcBorders>
               <w:bottom w:val="single" w:sz="4" w:color="D0D5DD"/>
             </w:tcBorders>
@@ -7515,7 +7174,7 @@
         </w:tc>
         <w:tc>
           <w:tcPr>
-            <w:tcW w:type="dxa" w:w="2494"/>
+            <w:tcW w:type="dxa" w:w="3175"/>
             <w:tcBorders>
               <w:bottom w:val="single" w:sz="4" w:color="D0D5DD"/>
             </w:tcBorders>
@@ -7540,7 +7199,7 @@
         </w:tc>
         <w:tc>
           <w:tcPr>
-            <w:tcW w:type="dxa" w:w="2041"/>
+            <w:tcW w:type="dxa" w:w="2835"/>
             <w:tcBorders>
               <w:bottom w:val="single" w:sz="4" w:color="D0D5DD"/>
             </w:tcBorders>
@@ -7568,7 +7227,7 @@
         </w:tc>
         <w:tc>
           <w:tcPr>
-            <w:tcW w:type="dxa" w:w="2381"/>
+            <w:tcW w:type="dxa" w:w="2835"/>
             <w:tcBorders>
               <w:bottom w:val="single" w:sz="4" w:color="D0D5DD"/>
             </w:tcBorders>
@@ -7591,34 +7250,6 @@
               <w:t>0.0210 ETH</w:t>
               <w:br/>
               <w:t>$47.46</w:t>
-            </w:r>
-          </w:p>
-        </w:tc>
-        <w:tc>
-          <w:tcPr>
-            <w:tcW w:type="dxa" w:w="2041"/>
-            <w:tcBorders>
-              <w:bottom w:val="single" w:sz="4" w:color="D0D5DD"/>
-            </w:tcBorders>
-            <w:vAlign w:val="center"/>
-          </w:tcPr>
-          <w:p>
-            <w:pPr>
-              <w:spacing w:before="40" w:after="40"/>
-              <w:jc w:val="right"/>
-            </w:pPr>
-            <w:r>
-              <w:rPr>
-                <w:rFonts w:ascii="Arial" w:hAnsi="Arial"/>
-                <w:rFonts w:ascii="Arial" w:hAnsi="Arial" w:cs="Arial"/>
-                <w:b w:val="0"/>
-                <w:i w:val="0"/>
-                <w:color w:val="4A5568"/>
-                <w:sz w:val="16"/>
-              </w:rPr>
-              <w:t>0.0080 ETH</w:t>
-              <w:br/>
-              <w:t>$18.08</w:t>
             </w:r>
           </w:p>
         </w:tc>

--- a/mockup/monthly_client_statement/sample-statements/Custody_Simplified_sample.docx
+++ b/mockup/monthly_client_statement/sample-statements/Custody_Simplified_sample.docx
@@ -6969,6 +6969,215 @@
           </w:p>
         </w:tc>
       </w:tr>
+      <w:tr>
+        <w:tc>
+          <w:tcPr>
+            <w:tcW w:type="dxa" w:w="794"/>
+            <w:shd w:val="clear" w:color="auto" w:fill="E5EBF1"/>
+            <w:tcBorders>
+              <w:bottom w:val="single" w:sz="4" w:color="D0D5DD"/>
+            </w:tcBorders>
+            <w:vAlign w:val="center"/>
+          </w:tcPr>
+          <w:p>
+            <w:pPr>
+              <w:spacing w:before="40" w:after="40"/>
+            </w:pPr>
+            <w:r>
+              <w:rPr>
+                <w:rFonts w:ascii="Arial" w:hAnsi="Arial"/>
+                <w:rFonts w:ascii="Arial" w:hAnsi="Arial" w:cs="Arial"/>
+                <w:b/>
+                <w:i w:val="0"/>
+                <w:color w:val="0A2342"/>
+                <w:sz w:val="16"/>
+              </w:rPr>
+              <w:t>Total</w:t>
+            </w:r>
+          </w:p>
+        </w:tc>
+        <w:tc>
+          <w:tcPr>
+            <w:tcW w:type="dxa" w:w="1020"/>
+            <w:shd w:val="clear" w:color="auto" w:fill="E5EBF1"/>
+            <w:tcBorders>
+              <w:bottom w:val="single" w:sz="4" w:color="D0D5DD"/>
+            </w:tcBorders>
+            <w:vAlign w:val="center"/>
+          </w:tcPr>
+          <w:p>
+            <w:pPr>
+              <w:spacing w:before="40" w:after="40"/>
+            </w:pPr>
+            <w:r>
+              <w:rPr>
+                <w:rFonts w:ascii="Arial" w:hAnsi="Arial"/>
+                <w:rFonts w:ascii="Arial" w:hAnsi="Arial" w:cs="Arial"/>
+                <w:b/>
+                <w:i w:val="0"/>
+                <w:color w:val="0A2342"/>
+                <w:sz w:val="16"/>
+              </w:rPr>
+            </w:r>
+          </w:p>
+        </w:tc>
+        <w:tc>
+          <w:tcPr>
+            <w:tcW w:type="dxa" w:w="1814"/>
+            <w:shd w:val="clear" w:color="auto" w:fill="E5EBF1"/>
+            <w:tcBorders>
+              <w:bottom w:val="single" w:sz="4" w:color="D0D5DD"/>
+            </w:tcBorders>
+            <w:vAlign w:val="center"/>
+          </w:tcPr>
+          <w:p>
+            <w:pPr>
+              <w:spacing w:before="40" w:after="40"/>
+            </w:pPr>
+            <w:r>
+              <w:rPr>
+                <w:rFonts w:ascii="Arial" w:hAnsi="Arial"/>
+                <w:rFonts w:ascii="Arial" w:hAnsi="Arial" w:cs="Arial"/>
+                <w:b/>
+                <w:i w:val="0"/>
+                <w:color w:val="0A2342"/>
+                <w:sz w:val="16"/>
+              </w:rPr>
+            </w:r>
+          </w:p>
+        </w:tc>
+        <w:tc>
+          <w:tcPr>
+            <w:tcW w:type="dxa" w:w="1247"/>
+            <w:shd w:val="clear" w:color="auto" w:fill="E5EBF1"/>
+            <w:tcBorders>
+              <w:bottom w:val="single" w:sz="4" w:color="D0D5DD"/>
+            </w:tcBorders>
+            <w:vAlign w:val="center"/>
+          </w:tcPr>
+          <w:p>
+            <w:pPr>
+              <w:spacing w:before="40" w:after="40"/>
+              <w:jc w:val="right"/>
+            </w:pPr>
+            <w:r>
+              <w:rPr>
+                <w:rFonts w:ascii="Arial" w:hAnsi="Arial"/>
+                <w:rFonts w:ascii="Arial" w:hAnsi="Arial" w:cs="Arial"/>
+                <w:b/>
+                <w:i w:val="0"/>
+                <w:color w:val="0A2342"/>
+                <w:sz w:val="16"/>
+              </w:rPr>
+            </w:r>
+          </w:p>
+        </w:tc>
+        <w:tc>
+          <w:tcPr>
+            <w:tcW w:type="dxa" w:w="1247"/>
+            <w:shd w:val="clear" w:color="auto" w:fill="E5EBF1"/>
+            <w:tcBorders>
+              <w:bottom w:val="single" w:sz="4" w:color="D0D5DD"/>
+            </w:tcBorders>
+            <w:vAlign w:val="center"/>
+          </w:tcPr>
+          <w:p>
+            <w:pPr>
+              <w:spacing w:before="40" w:after="40"/>
+              <w:jc w:val="right"/>
+            </w:pPr>
+            <w:r>
+              <w:rPr>
+                <w:rFonts w:ascii="Arial" w:hAnsi="Arial"/>
+                <w:rFonts w:ascii="Arial" w:hAnsi="Arial" w:cs="Arial"/>
+                <w:b/>
+                <w:i w:val="0"/>
+                <w:color w:val="0A2342"/>
+                <w:sz w:val="16"/>
+              </w:rPr>
+            </w:r>
+          </w:p>
+        </w:tc>
+        <w:tc>
+          <w:tcPr>
+            <w:tcW w:type="dxa" w:w="1134"/>
+            <w:shd w:val="clear" w:color="auto" w:fill="E5EBF1"/>
+            <w:tcBorders>
+              <w:bottom w:val="single" w:sz="4" w:color="D0D5DD"/>
+            </w:tcBorders>
+            <w:vAlign w:val="center"/>
+          </w:tcPr>
+          <w:p>
+            <w:pPr>
+              <w:spacing w:before="40" w:after="40"/>
+              <w:jc w:val="right"/>
+            </w:pPr>
+            <w:r>
+              <w:rPr>
+                <w:rFonts w:ascii="Arial" w:hAnsi="Arial"/>
+                <w:rFonts w:ascii="Arial" w:hAnsi="Arial" w:cs="Arial"/>
+                <w:b/>
+                <w:i w:val="0"/>
+                <w:color w:val="0A2342"/>
+                <w:sz w:val="16"/>
+              </w:rPr>
+            </w:r>
+          </w:p>
+        </w:tc>
+        <w:tc>
+          <w:tcPr>
+            <w:tcW w:type="dxa" w:w="1247"/>
+            <w:shd w:val="clear" w:color="auto" w:fill="E5EBF1"/>
+            <w:tcBorders>
+              <w:bottom w:val="single" w:sz="4" w:color="D0D5DD"/>
+            </w:tcBorders>
+            <w:vAlign w:val="center"/>
+          </w:tcPr>
+          <w:p>
+            <w:pPr>
+              <w:spacing w:before="40" w:after="40"/>
+              <w:jc w:val="right"/>
+            </w:pPr>
+            <w:r>
+              <w:rPr>
+                <w:rFonts w:ascii="Arial" w:hAnsi="Arial"/>
+                <w:rFonts w:ascii="Arial" w:hAnsi="Arial" w:cs="Arial"/>
+                <w:b/>
+                <w:i w:val="0"/>
+                <w:color w:val="0A2342"/>
+                <w:sz w:val="16"/>
+              </w:rPr>
+            </w:r>
+          </w:p>
+        </w:tc>
+        <w:tc>
+          <w:tcPr>
+            <w:tcW w:type="dxa" w:w="1361"/>
+            <w:shd w:val="clear" w:color="auto" w:fill="E5EBF1"/>
+            <w:tcBorders>
+              <w:bottom w:val="single" w:sz="4" w:color="D0D5DD"/>
+            </w:tcBorders>
+            <w:vAlign w:val="center"/>
+          </w:tcPr>
+          <w:p>
+            <w:pPr>
+              <w:spacing w:before="40" w:after="40"/>
+              <w:jc w:val="right"/>
+            </w:pPr>
+            <w:r>
+              <w:rPr>
+                <w:rFonts w:ascii="Arial" w:hAnsi="Arial"/>
+                <w:rFonts w:ascii="Arial" w:hAnsi="Arial" w:cs="Arial"/>
+                <w:b/>
+                <w:i w:val="0"/>
+                <w:color w:val="0A2342"/>
+                <w:sz w:val="16"/>
+              </w:rPr>
+              <w:t>$226,000.00</w:t>
+            </w:r>
+          </w:p>
+        </w:tc>
+      </w:tr>
     </w:tbl>
     <w:p>
       <w:pPr>
@@ -6983,7 +7192,7 @@
           <w:color w:val="0F2A4D"/>
           <w:sz w:val="20"/>
         </w:rPr>
-        <w:t>Rewards &amp; lifecycle</w:t>
+        <w:t>Rewards</w:t>
       </w:r>
     </w:p>
     <w:tbl>
@@ -6994,10 +7203,12 @@
         <w:tblLook w:firstColumn="1" w:firstRow="1" w:lastColumn="0" w:lastRow="0" w:noHBand="0" w:noVBand="1" w:val="04A0"/>
       </w:tblPr>
       <w:tblGrid>
-        <w:gridCol w:w="1020"/>
-        <w:gridCol w:w="3175"/>
-        <w:gridCol w:w="2835"/>
-        <w:gridCol w:w="2835"/>
+        <w:gridCol w:w="907"/>
+        <w:gridCol w:w="2268"/>
+        <w:gridCol w:w="1701"/>
+        <w:gridCol w:w="1587"/>
+        <w:gridCol w:w="1701"/>
+        <w:gridCol w:w="1587"/>
       </w:tblGrid>
       <w:tr>
         <w:trPr>
@@ -7005,7 +7216,7 @@
         </w:trPr>
         <w:tc>
           <w:tcPr>
-            <w:tcW w:type="dxa" w:w="1020"/>
+            <w:tcW w:type="dxa" w:w="907"/>
             <w:shd w:val="clear" w:color="auto" w:fill="0A2342"/>
             <w:tcBorders>
               <w:top w:val="nil"/>
@@ -7040,7 +7251,7 @@
         </w:tc>
         <w:tc>
           <w:tcPr>
-            <w:tcW w:type="dxa" w:w="3175"/>
+            <w:tcW w:type="dxa" w:w="2268"/>
             <w:shd w:val="clear" w:color="auto" w:fill="0A2342"/>
             <w:tcBorders>
               <w:top w:val="nil"/>
@@ -7075,7 +7286,7 @@
         </w:tc>
         <w:tc>
           <w:tcPr>
-            <w:tcW w:type="dxa" w:w="2835"/>
+            <w:tcW w:type="dxa" w:w="1701"/>
             <w:shd w:val="clear" w:color="auto" w:fill="0A2342"/>
             <w:tcBorders>
               <w:top w:val="nil"/>
@@ -7105,13 +7316,13 @@
                 <w:color w:val="FFFFFF"/>
                 <w:sz w:val="17"/>
               </w:rPr>
-              <w:t>Rewards Claimed (period)</w:t>
+              <w:t>Claimed (period)</w:t>
             </w:r>
           </w:p>
         </w:tc>
         <w:tc>
           <w:tcPr>
-            <w:tcW w:type="dxa" w:w="2835"/>
+            <w:tcW w:type="dxa" w:w="1587"/>
             <w:shd w:val="clear" w:color="auto" w:fill="0A2342"/>
             <w:tcBorders>
               <w:top w:val="nil"/>
@@ -7141,7 +7352,79 @@
                 <w:color w:val="FFFFFF"/>
                 <w:sz w:val="17"/>
               </w:rPr>
-              <w:t>Rewards Claimable (at period end)</w:t>
+              <w:t>Claimed Value (USD)</w:t>
+            </w:r>
+          </w:p>
+        </w:tc>
+        <w:tc>
+          <w:tcPr>
+            <w:tcW w:type="dxa" w:w="1701"/>
+            <w:shd w:val="clear" w:color="auto" w:fill="0A2342"/>
+            <w:tcBorders>
+              <w:top w:val="nil"/>
+            </w:tcBorders>
+            <w:tcBorders>
+              <w:bottom w:val="nil"/>
+            </w:tcBorders>
+            <w:tcBorders>
+              <w:left w:val="nil"/>
+            </w:tcBorders>
+            <w:tcBorders>
+              <w:right w:val="nil"/>
+            </w:tcBorders>
+            <w:vAlign w:val="center"/>
+          </w:tcPr>
+          <w:p>
+            <w:pPr>
+              <w:spacing w:before="0" w:after="0"/>
+              <w:jc w:val="right"/>
+            </w:pPr>
+            <w:r>
+              <w:rPr>
+                <w:rFonts w:ascii="Arial" w:hAnsi="Arial"/>
+                <w:rFonts w:ascii="Arial" w:hAnsi="Arial" w:cs="Arial"/>
+                <w:b/>
+                <w:i w:val="0"/>
+                <w:color w:val="FFFFFF"/>
+                <w:sz w:val="17"/>
+              </w:rPr>
+              <w:t>Claimable (period end)</w:t>
+            </w:r>
+          </w:p>
+        </w:tc>
+        <w:tc>
+          <w:tcPr>
+            <w:tcW w:type="dxa" w:w="1587"/>
+            <w:shd w:val="clear" w:color="auto" w:fill="0A2342"/>
+            <w:tcBorders>
+              <w:top w:val="nil"/>
+            </w:tcBorders>
+            <w:tcBorders>
+              <w:bottom w:val="nil"/>
+            </w:tcBorders>
+            <w:tcBorders>
+              <w:left w:val="nil"/>
+            </w:tcBorders>
+            <w:tcBorders>
+              <w:right w:val="nil"/>
+            </w:tcBorders>
+            <w:vAlign w:val="center"/>
+          </w:tcPr>
+          <w:p>
+            <w:pPr>
+              <w:spacing w:before="0" w:after="0"/>
+              <w:jc w:val="right"/>
+            </w:pPr>
+            <w:r>
+              <w:rPr>
+                <w:rFonts w:ascii="Arial" w:hAnsi="Arial"/>
+                <w:rFonts w:ascii="Arial" w:hAnsi="Arial" w:cs="Arial"/>
+                <w:b/>
+                <w:i w:val="0"/>
+                <w:color w:val="FFFFFF"/>
+                <w:sz w:val="17"/>
+              </w:rPr>
+              <w:t>Claimable Value (USD)</w:t>
             </w:r>
           </w:p>
         </w:tc>
@@ -7149,7 +7432,7 @@
       <w:tr>
         <w:tc>
           <w:tcPr>
-            <w:tcW w:type="dxa" w:w="1020"/>
+            <w:tcW w:type="dxa" w:w="907"/>
             <w:tcBorders>
               <w:bottom w:val="single" w:sz="4" w:color="D0D5DD"/>
             </w:tcBorders>
@@ -7174,7 +7457,7 @@
         </w:tc>
         <w:tc>
           <w:tcPr>
-            <w:tcW w:type="dxa" w:w="3175"/>
+            <w:tcW w:type="dxa" w:w="2268"/>
             <w:tcBorders>
               <w:bottom w:val="single" w:sz="4" w:color="D0D5DD"/>
             </w:tcBorders>
@@ -7199,7 +7482,7 @@
         </w:tc>
         <w:tc>
           <w:tcPr>
-            <w:tcW w:type="dxa" w:w="2835"/>
+            <w:tcW w:type="dxa" w:w="1701"/>
             <w:tcBorders>
               <w:bottom w:val="single" w:sz="4" w:color="D0D5DD"/>
             </w:tcBorders>
@@ -7220,14 +7503,38 @@
                 <w:sz w:val="16"/>
               </w:rPr>
               <w:t>0.8420 ETH</w:t>
-              <w:br/>
+            </w:r>
+          </w:p>
+        </w:tc>
+        <w:tc>
+          <w:tcPr>
+            <w:tcW w:type="dxa" w:w="1587"/>
+            <w:tcBorders>
+              <w:bottom w:val="single" w:sz="4" w:color="D0D5DD"/>
+            </w:tcBorders>
+            <w:vAlign w:val="center"/>
+          </w:tcPr>
+          <w:p>
+            <w:pPr>
+              <w:spacing w:before="40" w:after="40"/>
+              <w:jc w:val="right"/>
+            </w:pPr>
+            <w:r>
+              <w:rPr>
+                <w:rFonts w:ascii="Arial" w:hAnsi="Arial"/>
+                <w:rFonts w:ascii="Arial" w:hAnsi="Arial" w:cs="Arial"/>
+                <w:b w:val="0"/>
+                <w:i w:val="0"/>
+                <w:color w:val="4A5568"/>
+                <w:sz w:val="16"/>
+              </w:rPr>
               <w:t>$1,902.92</w:t>
             </w:r>
           </w:p>
         </w:tc>
         <w:tc>
           <w:tcPr>
-            <w:tcW w:type="dxa" w:w="2835"/>
+            <w:tcW w:type="dxa" w:w="1701"/>
             <w:tcBorders>
               <w:bottom w:val="single" w:sz="4" w:color="D0D5DD"/>
             </w:tcBorders>
@@ -7248,7 +7555,190 @@
                 <w:sz w:val="16"/>
               </w:rPr>
               <w:t>0.0210 ETH</w:t>
-              <w:br/>
+            </w:r>
+          </w:p>
+        </w:tc>
+        <w:tc>
+          <w:tcPr>
+            <w:tcW w:type="dxa" w:w="1587"/>
+            <w:tcBorders>
+              <w:bottom w:val="single" w:sz="4" w:color="D0D5DD"/>
+            </w:tcBorders>
+            <w:vAlign w:val="center"/>
+          </w:tcPr>
+          <w:p>
+            <w:pPr>
+              <w:spacing w:before="40" w:after="40"/>
+              <w:jc w:val="right"/>
+            </w:pPr>
+            <w:r>
+              <w:rPr>
+                <w:rFonts w:ascii="Arial" w:hAnsi="Arial"/>
+                <w:rFonts w:ascii="Arial" w:hAnsi="Arial" w:cs="Arial"/>
+                <w:b w:val="0"/>
+                <w:i w:val="0"/>
+                <w:color w:val="4A5568"/>
+                <w:sz w:val="16"/>
+              </w:rPr>
+              <w:t>$47.46</w:t>
+            </w:r>
+          </w:p>
+        </w:tc>
+      </w:tr>
+      <w:tr>
+        <w:tc>
+          <w:tcPr>
+            <w:tcW w:type="dxa" w:w="907"/>
+            <w:shd w:val="clear" w:color="auto" w:fill="E5EBF1"/>
+            <w:tcBorders>
+              <w:bottom w:val="single" w:sz="4" w:color="D0D5DD"/>
+            </w:tcBorders>
+            <w:vAlign w:val="center"/>
+          </w:tcPr>
+          <w:p>
+            <w:pPr>
+              <w:spacing w:before="40" w:after="40"/>
+            </w:pPr>
+            <w:r>
+              <w:rPr>
+                <w:rFonts w:ascii="Arial" w:hAnsi="Arial"/>
+                <w:rFonts w:ascii="Arial" w:hAnsi="Arial" w:cs="Arial"/>
+                <w:b/>
+                <w:i w:val="0"/>
+                <w:color w:val="0A2342"/>
+                <w:sz w:val="16"/>
+              </w:rPr>
+              <w:t>Total</w:t>
+            </w:r>
+          </w:p>
+        </w:tc>
+        <w:tc>
+          <w:tcPr>
+            <w:tcW w:type="dxa" w:w="2268"/>
+            <w:shd w:val="clear" w:color="auto" w:fill="E5EBF1"/>
+            <w:tcBorders>
+              <w:bottom w:val="single" w:sz="4" w:color="D0D5DD"/>
+            </w:tcBorders>
+            <w:vAlign w:val="center"/>
+          </w:tcPr>
+          <w:p>
+            <w:pPr>
+              <w:spacing w:before="40" w:after="40"/>
+            </w:pPr>
+            <w:r>
+              <w:rPr>
+                <w:rFonts w:ascii="Arial" w:hAnsi="Arial"/>
+                <w:rFonts w:ascii="Arial" w:hAnsi="Arial" w:cs="Arial"/>
+                <w:b/>
+                <w:i w:val="0"/>
+                <w:color w:val="0A2342"/>
+                <w:sz w:val="16"/>
+              </w:rPr>
+            </w:r>
+          </w:p>
+        </w:tc>
+        <w:tc>
+          <w:tcPr>
+            <w:tcW w:type="dxa" w:w="1701"/>
+            <w:shd w:val="clear" w:color="auto" w:fill="E5EBF1"/>
+            <w:tcBorders>
+              <w:bottom w:val="single" w:sz="4" w:color="D0D5DD"/>
+            </w:tcBorders>
+            <w:vAlign w:val="center"/>
+          </w:tcPr>
+          <w:p>
+            <w:pPr>
+              <w:spacing w:before="40" w:after="40"/>
+              <w:jc w:val="right"/>
+            </w:pPr>
+            <w:r>
+              <w:rPr>
+                <w:rFonts w:ascii="Arial" w:hAnsi="Arial"/>
+                <w:rFonts w:ascii="Arial" w:hAnsi="Arial" w:cs="Arial"/>
+                <w:b/>
+                <w:i w:val="0"/>
+                <w:color w:val="0A2342"/>
+                <w:sz w:val="16"/>
+              </w:rPr>
+            </w:r>
+          </w:p>
+        </w:tc>
+        <w:tc>
+          <w:tcPr>
+            <w:tcW w:type="dxa" w:w="1587"/>
+            <w:shd w:val="clear" w:color="auto" w:fill="E5EBF1"/>
+            <w:tcBorders>
+              <w:bottom w:val="single" w:sz="4" w:color="D0D5DD"/>
+            </w:tcBorders>
+            <w:vAlign w:val="center"/>
+          </w:tcPr>
+          <w:p>
+            <w:pPr>
+              <w:spacing w:before="40" w:after="40"/>
+              <w:jc w:val="right"/>
+            </w:pPr>
+            <w:r>
+              <w:rPr>
+                <w:rFonts w:ascii="Arial" w:hAnsi="Arial"/>
+                <w:rFonts w:ascii="Arial" w:hAnsi="Arial" w:cs="Arial"/>
+                <w:b/>
+                <w:i w:val="0"/>
+                <w:color w:val="0A2342"/>
+                <w:sz w:val="16"/>
+              </w:rPr>
+              <w:t>$1,902.92</w:t>
+            </w:r>
+          </w:p>
+        </w:tc>
+        <w:tc>
+          <w:tcPr>
+            <w:tcW w:type="dxa" w:w="1701"/>
+            <w:shd w:val="clear" w:color="auto" w:fill="E5EBF1"/>
+            <w:tcBorders>
+              <w:bottom w:val="single" w:sz="4" w:color="D0D5DD"/>
+            </w:tcBorders>
+            <w:vAlign w:val="center"/>
+          </w:tcPr>
+          <w:p>
+            <w:pPr>
+              <w:spacing w:before="40" w:after="40"/>
+              <w:jc w:val="right"/>
+            </w:pPr>
+            <w:r>
+              <w:rPr>
+                <w:rFonts w:ascii="Arial" w:hAnsi="Arial"/>
+                <w:rFonts w:ascii="Arial" w:hAnsi="Arial" w:cs="Arial"/>
+                <w:b/>
+                <w:i w:val="0"/>
+                <w:color w:val="0A2342"/>
+                <w:sz w:val="16"/>
+              </w:rPr>
+            </w:r>
+          </w:p>
+        </w:tc>
+        <w:tc>
+          <w:tcPr>
+            <w:tcW w:type="dxa" w:w="1587"/>
+            <w:shd w:val="clear" w:color="auto" w:fill="E5EBF1"/>
+            <w:tcBorders>
+              <w:bottom w:val="single" w:sz="4" w:color="D0D5DD"/>
+            </w:tcBorders>
+            <w:vAlign w:val="center"/>
+          </w:tcPr>
+          <w:p>
+            <w:pPr>
+              <w:spacing w:before="40" w:after="40"/>
+              <w:jc w:val="right"/>
+            </w:pPr>
+            <w:r>
+              <w:rPr>
+                <w:rFonts w:ascii="Arial" w:hAnsi="Arial"/>
+                <w:rFonts w:ascii="Arial" w:hAnsi="Arial" w:cs="Arial"/>
+                <w:b/>
+                <w:i w:val="0"/>
+                <w:color w:val="0A2342"/>
+                <w:sz w:val="16"/>
+              </w:rPr>
               <w:t>$47.46</w:t>
             </w:r>
           </w:p>

--- a/mockup/monthly_client_statement/sample-statements/Custody_Simplified_sample.docx
+++ b/mockup/monthly_client_statement/sample-statements/Custody_Simplified_sample.docx
@@ -8321,7 +8321,7 @@
           <w:color w:val="0A2342"/>
           <w:sz w:val="18"/>
         </w:rPr>
-        <w:t>Disclaimer:</w:t>
+        <w:t>Disclaimer — Hex Trust MENA FZE:</w:t>
       </w:r>
     </w:p>
     <w:p>
@@ -8337,7 +8337,7 @@
           <w:color w:val="0A2342"/>
           <w:sz w:val="18"/>
         </w:rPr>
-        <w:t>The client must review the information in the monthly statement and give Hex Trust written notice of any suspected error or omission as soon as reasonably possible (in any event, no later than 7 days of accessing / receiving the statement). Hex Trust will not be liable with respect to any error or omission in the monthly statement (including any reliance on any such error or omission) unless the client has timely objected in writing as aforementioned, unless such error or omission is the result of Hex Trust's bad faith or willful default.</w:t>
+        <w:t>The client must review the information in the monthly statement and give Hex Trust MENA FZE written notice of any suspected error or omission as soon as reasonably possible (in any event, no later than 7 days of accessing / receiving the statement). Hex Trust MENA FZE will not be liable with respect to any error or omission in the monthly statement (including any reliance on any such error or omission) unless the client has timely objected in writing as aforementioned, unless such error or omission is the result of Hex Trust MENA FZE's bad faith or willful default. Hex Trust MENA FZE is regulated by the Virtual Assets Regulatory Authority (VARA), Dubai.</w:t>
       </w:r>
     </w:p>
     <w:sectPr>

--- a/mockup/monthly_client_statement/sample-statements/Custody_Simplified_sample.docx
+++ b/mockup/monthly_client_statement/sample-statements/Custody_Simplified_sample.docx
@@ -121,12 +121,12 @@
         <w:tblLook w:firstColumn="1" w:firstRow="1" w:lastColumn="0" w:lastRow="0" w:noHBand="0" w:noVBand="1" w:val="04A0"/>
       </w:tblPr>
       <w:tblGrid>
-        <w:gridCol w:w="9866"/>
+        <w:gridCol w:w="10206"/>
       </w:tblGrid>
       <w:tr>
         <w:tc>
           <w:tcPr>
-            <w:tcW w:type="dxa" w:w="9866"/>
+            <w:tcW w:type="dxa" w:w="10206"/>
             <w:shd w:val="clear" w:color="auto" w:fill="C8CFD8"/>
             <w:tcBorders>
               <w:top w:val="nil"/>
@@ -164,7 +164,7 @@
       <w:tr>
         <w:tc>
           <w:tcPr>
-            <w:tcW w:type="dxa" w:w="9866"/>
+            <w:tcW w:type="dxa" w:w="10206"/>
             <w:shd w:val="clear" w:color="auto" w:fill="C8CFD8"/>
             <w:tcBorders>
               <w:top w:val="nil"/>
@@ -589,9 +589,9 @@
         <w:tblLook w:firstColumn="1" w:firstRow="1" w:lastColumn="0" w:lastRow="0" w:noHBand="0" w:noVBand="1" w:val="04A0"/>
       </w:tblPr>
       <w:tblGrid>
-        <w:gridCol w:w="1984"/>
-        <w:gridCol w:w="3118"/>
-        <w:gridCol w:w="4762"/>
+        <w:gridCol w:w="2041"/>
+        <w:gridCol w:w="3231"/>
+        <w:gridCol w:w="4932"/>
       </w:tblGrid>
       <w:tr>
         <w:trPr>
@@ -599,7 +599,7 @@
         </w:trPr>
         <w:tc>
           <w:tcPr>
-            <w:tcW w:type="dxa" w:w="1984"/>
+            <w:tcW w:type="dxa" w:w="2041"/>
             <w:shd w:val="clear" w:color="auto" w:fill="0A2342"/>
             <w:tcBorders>
               <w:top w:val="nil"/>
@@ -633,7 +633,7 @@
         </w:tc>
         <w:tc>
           <w:tcPr>
-            <w:tcW w:type="dxa" w:w="3118"/>
+            <w:tcW w:type="dxa" w:w="3231"/>
             <w:shd w:val="clear" w:color="auto" w:fill="0A2342"/>
             <w:tcBorders>
               <w:top w:val="nil"/>
@@ -668,7 +668,7 @@
         </w:tc>
         <w:tc>
           <w:tcPr>
-            <w:tcW w:type="dxa" w:w="4762"/>
+            <w:tcW w:type="dxa" w:w="4932"/>
             <w:shd w:val="clear" w:color="auto" w:fill="0A2342"/>
             <w:tcBorders>
               <w:top w:val="nil"/>
@@ -706,7 +706,7 @@
       <w:tr>
         <w:tc>
           <w:tcPr>
-            <w:tcW w:type="dxa" w:w="1984"/>
+            <w:tcW w:type="dxa" w:w="2041"/>
             <w:tcBorders>
               <w:bottom w:val="single" w:sz="4" w:color="D0D5DD"/>
             </w:tcBorders>
@@ -731,7 +731,7 @@
         </w:tc>
         <w:tc>
           <w:tcPr>
-            <w:tcW w:type="dxa" w:w="3118"/>
+            <w:tcW w:type="dxa" w:w="3231"/>
             <w:tcBorders>
               <w:bottom w:val="single" w:sz="4" w:color="D0D5DD"/>
             </w:tcBorders>
@@ -756,7 +756,7 @@
         </w:tc>
         <w:tc>
           <w:tcPr>
-            <w:tcW w:type="dxa" w:w="4762"/>
+            <w:tcW w:type="dxa" w:w="4932"/>
             <w:tcBorders>
               <w:bottom w:val="single" w:sz="4" w:color="D0D5DD"/>
             </w:tcBorders>
@@ -784,7 +784,7 @@
       <w:tr>
         <w:tc>
           <w:tcPr>
-            <w:tcW w:type="dxa" w:w="1984"/>
+            <w:tcW w:type="dxa" w:w="2041"/>
             <w:shd w:val="clear" w:color="auto" w:fill="F5F7FA"/>
             <w:tcBorders>
               <w:bottom w:val="single" w:sz="4" w:color="D0D5DD"/>
@@ -810,7 +810,7 @@
         </w:tc>
         <w:tc>
           <w:tcPr>
-            <w:tcW w:type="dxa" w:w="3118"/>
+            <w:tcW w:type="dxa" w:w="3231"/>
             <w:shd w:val="clear" w:color="auto" w:fill="F5F7FA"/>
             <w:tcBorders>
               <w:bottom w:val="single" w:sz="4" w:color="D0D5DD"/>
@@ -836,7 +836,7 @@
         </w:tc>
         <w:tc>
           <w:tcPr>
-            <w:tcW w:type="dxa" w:w="4762"/>
+            <w:tcW w:type="dxa" w:w="4932"/>
             <w:shd w:val="clear" w:color="auto" w:fill="F5F7FA"/>
             <w:tcBorders>
               <w:bottom w:val="single" w:sz="4" w:color="D0D5DD"/>
@@ -865,7 +865,7 @@
       <w:tr>
         <w:tc>
           <w:tcPr>
-            <w:tcW w:type="dxa" w:w="1984"/>
+            <w:tcW w:type="dxa" w:w="2041"/>
             <w:tcBorders>
               <w:bottom w:val="single" w:sz="4" w:color="D0D5DD"/>
             </w:tcBorders>
@@ -890,7 +890,7 @@
         </w:tc>
         <w:tc>
           <w:tcPr>
-            <w:tcW w:type="dxa" w:w="3118"/>
+            <w:tcW w:type="dxa" w:w="3231"/>
             <w:tcBorders>
               <w:bottom w:val="single" w:sz="4" w:color="D0D5DD"/>
             </w:tcBorders>
@@ -915,7 +915,7 @@
         </w:tc>
         <w:tc>
           <w:tcPr>
-            <w:tcW w:type="dxa" w:w="4762"/>
+            <w:tcW w:type="dxa" w:w="4932"/>
             <w:tcBorders>
               <w:bottom w:val="single" w:sz="4" w:color="D0D5DD"/>
             </w:tcBorders>
@@ -945,7 +945,7 @@
       <w:pPr>
         <w:sectPr>
           <w:pgSz w:w="11906" w:h="16838"/>
-          <w:pgMar w:top="1134" w:right="1020" w:bottom="1134" w:left="1020" w:header="720" w:footer="720" w:gutter="0"/>
+          <w:pgMar w:top="1134" w:right="850" w:bottom="1134" w:left="850" w:header="720" w:footer="720" w:gutter="0"/>
           <w:cols w:space="720"/>
           <w:docGrid w:linePitch="360"/>
         </w:sectPr>
@@ -959,12 +959,12 @@
         <w:tblLook w:firstColumn="1" w:firstRow="1" w:lastColumn="0" w:lastRow="0" w:noHBand="0" w:noVBand="1" w:val="04A0"/>
       </w:tblPr>
       <w:tblGrid>
-        <w:gridCol w:w="9866"/>
+        <w:gridCol w:w="10206"/>
       </w:tblGrid>
       <w:tr>
         <w:tc>
           <w:tcPr>
-            <w:tcW w:type="dxa" w:w="9866"/>
+            <w:tcW w:type="dxa" w:w="10206"/>
             <w:shd w:val="clear" w:color="auto" w:fill="C8CFD8"/>
             <w:tcBorders>
               <w:top w:val="nil"/>
@@ -1002,7 +1002,7 @@
       <w:tr>
         <w:tc>
           <w:tcPr>
-            <w:tcW w:type="dxa" w:w="9866"/>
+            <w:tcW w:type="dxa" w:w="10206"/>
             <w:shd w:val="clear" w:color="auto" w:fill="C8CFD8"/>
             <w:tcBorders>
               <w:top w:val="nil"/>
@@ -1098,12 +1098,12 @@
         <w:tblLook w:firstColumn="1" w:firstRow="1" w:lastColumn="0" w:lastRow="0" w:noHBand="0" w:noVBand="1" w:val="04A0"/>
       </w:tblPr>
       <w:tblGrid>
-        <w:gridCol w:w="1020"/>
-        <w:gridCol w:w="1814"/>
+        <w:gridCol w:w="1134"/>
+        <w:gridCol w:w="1984"/>
+        <w:gridCol w:w="1871"/>
         <w:gridCol w:w="1701"/>
-        <w:gridCol w:w="1587"/>
-        <w:gridCol w:w="1701"/>
-        <w:gridCol w:w="1587"/>
+        <w:gridCol w:w="1871"/>
+        <w:gridCol w:w="1644"/>
       </w:tblGrid>
       <w:tr>
         <w:trPr>
@@ -1111,7 +1111,7 @@
         </w:trPr>
         <w:tc>
           <w:tcPr>
-            <w:tcW w:type="dxa" w:w="1020"/>
+            <w:tcW w:type="dxa" w:w="1134"/>
             <w:shd w:val="clear" w:color="auto" w:fill="0A2342"/>
             <w:tcBorders>
               <w:top w:val="nil"/>
@@ -1146,7 +1146,7 @@
         </w:tc>
         <w:tc>
           <w:tcPr>
-            <w:tcW w:type="dxa" w:w="1814"/>
+            <w:tcW w:type="dxa" w:w="1984"/>
             <w:shd w:val="clear" w:color="auto" w:fill="0A2342"/>
             <w:tcBorders>
               <w:top w:val="nil"/>
@@ -1181,7 +1181,7 @@
         </w:tc>
         <w:tc>
           <w:tcPr>
-            <w:tcW w:type="dxa" w:w="1701"/>
+            <w:tcW w:type="dxa" w:w="1871"/>
             <w:shd w:val="clear" w:color="auto" w:fill="0A2342"/>
             <w:tcBorders>
               <w:top w:val="nil"/>
@@ -1217,7 +1217,7 @@
         </w:tc>
         <w:tc>
           <w:tcPr>
-            <w:tcW w:type="dxa" w:w="1587"/>
+            <w:tcW w:type="dxa" w:w="1701"/>
             <w:shd w:val="clear" w:color="auto" w:fill="0A2342"/>
             <w:tcBorders>
               <w:top w:val="nil"/>
@@ -1253,7 +1253,7 @@
         </w:tc>
         <w:tc>
           <w:tcPr>
-            <w:tcW w:type="dxa" w:w="1701"/>
+            <w:tcW w:type="dxa" w:w="1871"/>
             <w:shd w:val="clear" w:color="auto" w:fill="0A2342"/>
             <w:tcBorders>
               <w:top w:val="nil"/>
@@ -1289,7 +1289,7 @@
         </w:tc>
         <w:tc>
           <w:tcPr>
-            <w:tcW w:type="dxa" w:w="1587"/>
+            <w:tcW w:type="dxa" w:w="1644"/>
             <w:shd w:val="clear" w:color="auto" w:fill="0A2342"/>
             <w:tcBorders>
               <w:top w:val="nil"/>
@@ -1327,7 +1327,7 @@
       <w:tr>
         <w:tc>
           <w:tcPr>
-            <w:tcW w:type="dxa" w:w="1020"/>
+            <w:tcW w:type="dxa" w:w="1134"/>
             <w:tcBorders>
               <w:bottom w:val="single" w:sz="4" w:color="D0D5DD"/>
             </w:tcBorders>
@@ -1352,7 +1352,7 @@
         </w:tc>
         <w:tc>
           <w:tcPr>
-            <w:tcW w:type="dxa" w:w="1814"/>
+            <w:tcW w:type="dxa" w:w="1984"/>
             <w:tcBorders>
               <w:bottom w:val="single" w:sz="4" w:color="D0D5DD"/>
             </w:tcBorders>
@@ -1377,7 +1377,7 @@
         </w:tc>
         <w:tc>
           <w:tcPr>
-            <w:tcW w:type="dxa" w:w="1701"/>
+            <w:tcW w:type="dxa" w:w="1871"/>
             <w:tcBorders>
               <w:bottom w:val="single" w:sz="4" w:color="D0D5DD"/>
             </w:tcBorders>
@@ -1403,7 +1403,7 @@
         </w:tc>
         <w:tc>
           <w:tcPr>
-            <w:tcW w:type="dxa" w:w="1587"/>
+            <w:tcW w:type="dxa" w:w="1701"/>
             <w:tcBorders>
               <w:bottom w:val="single" w:sz="4" w:color="D0D5DD"/>
             </w:tcBorders>
@@ -1429,7 +1429,7 @@
         </w:tc>
         <w:tc>
           <w:tcPr>
-            <w:tcW w:type="dxa" w:w="1701"/>
+            <w:tcW w:type="dxa" w:w="1871"/>
             <w:tcBorders>
               <w:bottom w:val="single" w:sz="4" w:color="D0D5DD"/>
             </w:tcBorders>
@@ -1455,7 +1455,7 @@
         </w:tc>
         <w:tc>
           <w:tcPr>
-            <w:tcW w:type="dxa" w:w="1587"/>
+            <w:tcW w:type="dxa" w:w="1644"/>
             <w:tcBorders>
               <w:bottom w:val="single" w:sz="4" w:color="D0D5DD"/>
             </w:tcBorders>
@@ -1483,7 +1483,7 @@
       <w:tr>
         <w:tc>
           <w:tcPr>
-            <w:tcW w:type="dxa" w:w="1020"/>
+            <w:tcW w:type="dxa" w:w="1134"/>
             <w:shd w:val="clear" w:color="auto" w:fill="F5F7FA"/>
             <w:tcBorders>
               <w:bottom w:val="single" w:sz="4" w:color="D0D5DD"/>
@@ -1509,7 +1509,7 @@
         </w:tc>
         <w:tc>
           <w:tcPr>
-            <w:tcW w:type="dxa" w:w="1814"/>
+            <w:tcW w:type="dxa" w:w="1984"/>
             <w:shd w:val="clear" w:color="auto" w:fill="F5F7FA"/>
             <w:tcBorders>
               <w:bottom w:val="single" w:sz="4" w:color="D0D5DD"/>
@@ -1535,7 +1535,7 @@
         </w:tc>
         <w:tc>
           <w:tcPr>
-            <w:tcW w:type="dxa" w:w="1701"/>
+            <w:tcW w:type="dxa" w:w="1871"/>
             <w:shd w:val="clear" w:color="auto" w:fill="F5F7FA"/>
             <w:tcBorders>
               <w:bottom w:val="single" w:sz="4" w:color="D0D5DD"/>
@@ -1562,7 +1562,7 @@
         </w:tc>
         <w:tc>
           <w:tcPr>
-            <w:tcW w:type="dxa" w:w="1587"/>
+            <w:tcW w:type="dxa" w:w="1701"/>
             <w:shd w:val="clear" w:color="auto" w:fill="F5F7FA"/>
             <w:tcBorders>
               <w:bottom w:val="single" w:sz="4" w:color="D0D5DD"/>
@@ -1589,7 +1589,7 @@
         </w:tc>
         <w:tc>
           <w:tcPr>
-            <w:tcW w:type="dxa" w:w="1701"/>
+            <w:tcW w:type="dxa" w:w="1871"/>
             <w:shd w:val="clear" w:color="auto" w:fill="F5F7FA"/>
             <w:tcBorders>
               <w:bottom w:val="single" w:sz="4" w:color="D0D5DD"/>
@@ -1616,7 +1616,7 @@
         </w:tc>
         <w:tc>
           <w:tcPr>
-            <w:tcW w:type="dxa" w:w="1587"/>
+            <w:tcW w:type="dxa" w:w="1644"/>
             <w:shd w:val="clear" w:color="auto" w:fill="F5F7FA"/>
             <w:tcBorders>
               <w:bottom w:val="single" w:sz="4" w:color="D0D5DD"/>
@@ -1645,7 +1645,7 @@
       <w:tr>
         <w:tc>
           <w:tcPr>
-            <w:tcW w:type="dxa" w:w="1020"/>
+            <w:tcW w:type="dxa" w:w="1134"/>
             <w:tcBorders>
               <w:bottom w:val="single" w:sz="4" w:color="D0D5DD"/>
             </w:tcBorders>
@@ -1670,7 +1670,7 @@
         </w:tc>
         <w:tc>
           <w:tcPr>
-            <w:tcW w:type="dxa" w:w="1814"/>
+            <w:tcW w:type="dxa" w:w="1984"/>
             <w:tcBorders>
               <w:bottom w:val="single" w:sz="4" w:color="D0D5DD"/>
             </w:tcBorders>
@@ -1695,7 +1695,7 @@
         </w:tc>
         <w:tc>
           <w:tcPr>
-            <w:tcW w:type="dxa" w:w="1701"/>
+            <w:tcW w:type="dxa" w:w="1871"/>
             <w:tcBorders>
               <w:bottom w:val="single" w:sz="4" w:color="D0D5DD"/>
             </w:tcBorders>
@@ -1721,7 +1721,7 @@
         </w:tc>
         <w:tc>
           <w:tcPr>
-            <w:tcW w:type="dxa" w:w="1587"/>
+            <w:tcW w:type="dxa" w:w="1701"/>
             <w:tcBorders>
               <w:bottom w:val="single" w:sz="4" w:color="D0D5DD"/>
             </w:tcBorders>
@@ -1747,7 +1747,7 @@
         </w:tc>
         <w:tc>
           <w:tcPr>
-            <w:tcW w:type="dxa" w:w="1701"/>
+            <w:tcW w:type="dxa" w:w="1871"/>
             <w:tcBorders>
               <w:bottom w:val="single" w:sz="4" w:color="D0D5DD"/>
             </w:tcBorders>
@@ -1773,7 +1773,7 @@
         </w:tc>
         <w:tc>
           <w:tcPr>
-            <w:tcW w:type="dxa" w:w="1587"/>
+            <w:tcW w:type="dxa" w:w="1644"/>
             <w:tcBorders>
               <w:bottom w:val="single" w:sz="4" w:color="D0D5DD"/>
             </w:tcBorders>
@@ -1801,7 +1801,7 @@
       <w:tr>
         <w:tc>
           <w:tcPr>
-            <w:tcW w:type="dxa" w:w="1020"/>
+            <w:tcW w:type="dxa" w:w="1134"/>
             <w:shd w:val="clear" w:color="auto" w:fill="F5F7FA"/>
             <w:tcBorders>
               <w:bottom w:val="single" w:sz="4" w:color="D0D5DD"/>
@@ -1827,7 +1827,7 @@
         </w:tc>
         <w:tc>
           <w:tcPr>
-            <w:tcW w:type="dxa" w:w="1814"/>
+            <w:tcW w:type="dxa" w:w="1984"/>
             <w:shd w:val="clear" w:color="auto" w:fill="F5F7FA"/>
             <w:tcBorders>
               <w:bottom w:val="single" w:sz="4" w:color="D0D5DD"/>
@@ -1853,7 +1853,7 @@
         </w:tc>
         <w:tc>
           <w:tcPr>
-            <w:tcW w:type="dxa" w:w="1701"/>
+            <w:tcW w:type="dxa" w:w="1871"/>
             <w:shd w:val="clear" w:color="auto" w:fill="F5F7FA"/>
             <w:tcBorders>
               <w:bottom w:val="single" w:sz="4" w:color="D0D5DD"/>
@@ -1880,7 +1880,7 @@
         </w:tc>
         <w:tc>
           <w:tcPr>
-            <w:tcW w:type="dxa" w:w="1587"/>
+            <w:tcW w:type="dxa" w:w="1701"/>
             <w:shd w:val="clear" w:color="auto" w:fill="F5F7FA"/>
             <w:tcBorders>
               <w:bottom w:val="single" w:sz="4" w:color="D0D5DD"/>
@@ -1907,7 +1907,7 @@
         </w:tc>
         <w:tc>
           <w:tcPr>
-            <w:tcW w:type="dxa" w:w="1701"/>
+            <w:tcW w:type="dxa" w:w="1871"/>
             <w:shd w:val="clear" w:color="auto" w:fill="F5F7FA"/>
             <w:tcBorders>
               <w:bottom w:val="single" w:sz="4" w:color="D0D5DD"/>
@@ -1934,7 +1934,7 @@
         </w:tc>
         <w:tc>
           <w:tcPr>
-            <w:tcW w:type="dxa" w:w="1587"/>
+            <w:tcW w:type="dxa" w:w="1644"/>
             <w:shd w:val="clear" w:color="auto" w:fill="F5F7FA"/>
             <w:tcBorders>
               <w:bottom w:val="single" w:sz="4" w:color="D0D5DD"/>
@@ -1963,7 +1963,7 @@
       <w:tr>
         <w:tc>
           <w:tcPr>
-            <w:tcW w:type="dxa" w:w="1020"/>
+            <w:tcW w:type="dxa" w:w="1134"/>
             <w:tcBorders>
               <w:bottom w:val="single" w:sz="4" w:color="D0D5DD"/>
             </w:tcBorders>
@@ -1988,7 +1988,7 @@
         </w:tc>
         <w:tc>
           <w:tcPr>
-            <w:tcW w:type="dxa" w:w="1814"/>
+            <w:tcW w:type="dxa" w:w="1984"/>
             <w:tcBorders>
               <w:bottom w:val="single" w:sz="4" w:color="D0D5DD"/>
             </w:tcBorders>
@@ -2013,7 +2013,7 @@
         </w:tc>
         <w:tc>
           <w:tcPr>
-            <w:tcW w:type="dxa" w:w="1701"/>
+            <w:tcW w:type="dxa" w:w="1871"/>
             <w:tcBorders>
               <w:bottom w:val="single" w:sz="4" w:color="D0D5DD"/>
             </w:tcBorders>
@@ -2039,7 +2039,7 @@
         </w:tc>
         <w:tc>
           <w:tcPr>
-            <w:tcW w:type="dxa" w:w="1587"/>
+            <w:tcW w:type="dxa" w:w="1701"/>
             <w:tcBorders>
               <w:bottom w:val="single" w:sz="4" w:color="D0D5DD"/>
             </w:tcBorders>
@@ -2065,7 +2065,7 @@
         </w:tc>
         <w:tc>
           <w:tcPr>
-            <w:tcW w:type="dxa" w:w="1701"/>
+            <w:tcW w:type="dxa" w:w="1871"/>
             <w:tcBorders>
               <w:bottom w:val="single" w:sz="4" w:color="D0D5DD"/>
             </w:tcBorders>
@@ -2091,7 +2091,7 @@
         </w:tc>
         <w:tc>
           <w:tcPr>
-            <w:tcW w:type="dxa" w:w="1587"/>
+            <w:tcW w:type="dxa" w:w="1644"/>
             <w:tcBorders>
               <w:bottom w:val="single" w:sz="4" w:color="D0D5DD"/>
             </w:tcBorders>
@@ -2119,7 +2119,7 @@
       <w:tr>
         <w:tc>
           <w:tcPr>
-            <w:tcW w:type="dxa" w:w="1020"/>
+            <w:tcW w:type="dxa" w:w="1134"/>
             <w:shd w:val="clear" w:color="auto" w:fill="F5F7FA"/>
             <w:tcBorders>
               <w:bottom w:val="single" w:sz="4" w:color="D0D5DD"/>
@@ -2145,7 +2145,7 @@
         </w:tc>
         <w:tc>
           <w:tcPr>
-            <w:tcW w:type="dxa" w:w="1814"/>
+            <w:tcW w:type="dxa" w:w="1984"/>
             <w:shd w:val="clear" w:color="auto" w:fill="F5F7FA"/>
             <w:tcBorders>
               <w:bottom w:val="single" w:sz="4" w:color="D0D5DD"/>
@@ -2171,7 +2171,7 @@
         </w:tc>
         <w:tc>
           <w:tcPr>
-            <w:tcW w:type="dxa" w:w="1701"/>
+            <w:tcW w:type="dxa" w:w="1871"/>
             <w:shd w:val="clear" w:color="auto" w:fill="F5F7FA"/>
             <w:tcBorders>
               <w:bottom w:val="single" w:sz="4" w:color="D0D5DD"/>
@@ -2198,7 +2198,7 @@
         </w:tc>
         <w:tc>
           <w:tcPr>
-            <w:tcW w:type="dxa" w:w="1587"/>
+            <w:tcW w:type="dxa" w:w="1701"/>
             <w:shd w:val="clear" w:color="auto" w:fill="F5F7FA"/>
             <w:tcBorders>
               <w:bottom w:val="single" w:sz="4" w:color="D0D5DD"/>
@@ -2225,7 +2225,7 @@
         </w:tc>
         <w:tc>
           <w:tcPr>
-            <w:tcW w:type="dxa" w:w="1701"/>
+            <w:tcW w:type="dxa" w:w="1871"/>
             <w:shd w:val="clear" w:color="auto" w:fill="F5F7FA"/>
             <w:tcBorders>
               <w:bottom w:val="single" w:sz="4" w:color="D0D5DD"/>
@@ -2252,7 +2252,7 @@
         </w:tc>
         <w:tc>
           <w:tcPr>
-            <w:tcW w:type="dxa" w:w="1587"/>
+            <w:tcW w:type="dxa" w:w="1644"/>
             <w:shd w:val="clear" w:color="auto" w:fill="F5F7FA"/>
             <w:tcBorders>
               <w:bottom w:val="single" w:sz="4" w:color="D0D5DD"/>
@@ -2281,7 +2281,7 @@
       <w:tr>
         <w:tc>
           <w:tcPr>
-            <w:tcW w:type="dxa" w:w="1020"/>
+            <w:tcW w:type="dxa" w:w="1134"/>
             <w:tcBorders>
               <w:bottom w:val="single" w:sz="4" w:color="D0D5DD"/>
             </w:tcBorders>
@@ -2306,7 +2306,7 @@
         </w:tc>
         <w:tc>
           <w:tcPr>
-            <w:tcW w:type="dxa" w:w="1814"/>
+            <w:tcW w:type="dxa" w:w="1984"/>
             <w:tcBorders>
               <w:bottom w:val="single" w:sz="4" w:color="D0D5DD"/>
             </w:tcBorders>
@@ -2331,7 +2331,7 @@
         </w:tc>
         <w:tc>
           <w:tcPr>
-            <w:tcW w:type="dxa" w:w="1701"/>
+            <w:tcW w:type="dxa" w:w="1871"/>
             <w:tcBorders>
               <w:bottom w:val="single" w:sz="4" w:color="D0D5DD"/>
             </w:tcBorders>
@@ -2357,7 +2357,7 @@
         </w:tc>
         <w:tc>
           <w:tcPr>
-            <w:tcW w:type="dxa" w:w="1587"/>
+            <w:tcW w:type="dxa" w:w="1701"/>
             <w:tcBorders>
               <w:bottom w:val="single" w:sz="4" w:color="D0D5DD"/>
             </w:tcBorders>
@@ -2383,7 +2383,7 @@
         </w:tc>
         <w:tc>
           <w:tcPr>
-            <w:tcW w:type="dxa" w:w="1701"/>
+            <w:tcW w:type="dxa" w:w="1871"/>
             <w:tcBorders>
               <w:bottom w:val="single" w:sz="4" w:color="D0D5DD"/>
             </w:tcBorders>
@@ -2409,7 +2409,7 @@
         </w:tc>
         <w:tc>
           <w:tcPr>
-            <w:tcW w:type="dxa" w:w="1587"/>
+            <w:tcW w:type="dxa" w:w="1644"/>
             <w:tcBorders>
               <w:bottom w:val="single" w:sz="4" w:color="D0D5DD"/>
             </w:tcBorders>
@@ -2437,7 +2437,7 @@
       <w:tr>
         <w:tc>
           <w:tcPr>
-            <w:tcW w:type="dxa" w:w="1020"/>
+            <w:tcW w:type="dxa" w:w="1134"/>
             <w:shd w:val="clear" w:color="auto" w:fill="F5F7FA"/>
             <w:tcBorders>
               <w:bottom w:val="single" w:sz="4" w:color="D0D5DD"/>
@@ -2463,7 +2463,7 @@
         </w:tc>
         <w:tc>
           <w:tcPr>
-            <w:tcW w:type="dxa" w:w="1814"/>
+            <w:tcW w:type="dxa" w:w="1984"/>
             <w:shd w:val="clear" w:color="auto" w:fill="F5F7FA"/>
             <w:tcBorders>
               <w:bottom w:val="single" w:sz="4" w:color="D0D5DD"/>
@@ -2489,7 +2489,7 @@
         </w:tc>
         <w:tc>
           <w:tcPr>
-            <w:tcW w:type="dxa" w:w="1701"/>
+            <w:tcW w:type="dxa" w:w="1871"/>
             <w:shd w:val="clear" w:color="auto" w:fill="F5F7FA"/>
             <w:tcBorders>
               <w:bottom w:val="single" w:sz="4" w:color="D0D5DD"/>
@@ -2516,7 +2516,7 @@
         </w:tc>
         <w:tc>
           <w:tcPr>
-            <w:tcW w:type="dxa" w:w="1587"/>
+            <w:tcW w:type="dxa" w:w="1701"/>
             <w:shd w:val="clear" w:color="auto" w:fill="F5F7FA"/>
             <w:tcBorders>
               <w:bottom w:val="single" w:sz="4" w:color="D0D5DD"/>
@@ -2543,7 +2543,7 @@
         </w:tc>
         <w:tc>
           <w:tcPr>
-            <w:tcW w:type="dxa" w:w="1701"/>
+            <w:tcW w:type="dxa" w:w="1871"/>
             <w:shd w:val="clear" w:color="auto" w:fill="F5F7FA"/>
             <w:tcBorders>
               <w:bottom w:val="single" w:sz="4" w:color="D0D5DD"/>
@@ -2570,7 +2570,7 @@
         </w:tc>
         <w:tc>
           <w:tcPr>
-            <w:tcW w:type="dxa" w:w="1587"/>
+            <w:tcW w:type="dxa" w:w="1644"/>
             <w:shd w:val="clear" w:color="auto" w:fill="F5F7FA"/>
             <w:tcBorders>
               <w:bottom w:val="single" w:sz="4" w:color="D0D5DD"/>
@@ -2599,7 +2599,7 @@
       <w:tr>
         <w:tc>
           <w:tcPr>
-            <w:tcW w:type="dxa" w:w="1020"/>
+            <w:tcW w:type="dxa" w:w="1134"/>
             <w:tcBorders>
               <w:bottom w:val="single" w:sz="4" w:color="D0D5DD"/>
             </w:tcBorders>
@@ -2624,7 +2624,7 @@
         </w:tc>
         <w:tc>
           <w:tcPr>
-            <w:tcW w:type="dxa" w:w="1814"/>
+            <w:tcW w:type="dxa" w:w="1984"/>
             <w:tcBorders>
               <w:bottom w:val="single" w:sz="4" w:color="D0D5DD"/>
             </w:tcBorders>
@@ -2649,7 +2649,7 @@
         </w:tc>
         <w:tc>
           <w:tcPr>
-            <w:tcW w:type="dxa" w:w="1701"/>
+            <w:tcW w:type="dxa" w:w="1871"/>
             <w:tcBorders>
               <w:bottom w:val="single" w:sz="4" w:color="D0D5DD"/>
             </w:tcBorders>
@@ -2675,7 +2675,7 @@
         </w:tc>
         <w:tc>
           <w:tcPr>
-            <w:tcW w:type="dxa" w:w="1587"/>
+            <w:tcW w:type="dxa" w:w="1701"/>
             <w:tcBorders>
               <w:bottom w:val="single" w:sz="4" w:color="D0D5DD"/>
             </w:tcBorders>
@@ -2701,7 +2701,7 @@
         </w:tc>
         <w:tc>
           <w:tcPr>
-            <w:tcW w:type="dxa" w:w="1701"/>
+            <w:tcW w:type="dxa" w:w="1871"/>
             <w:tcBorders>
               <w:bottom w:val="single" w:sz="4" w:color="D0D5DD"/>
             </w:tcBorders>
@@ -2727,7 +2727,7 @@
         </w:tc>
         <w:tc>
           <w:tcPr>
-            <w:tcW w:type="dxa" w:w="1587"/>
+            <w:tcW w:type="dxa" w:w="1644"/>
             <w:tcBorders>
               <w:bottom w:val="single" w:sz="4" w:color="D0D5DD"/>
             </w:tcBorders>
@@ -2755,7 +2755,7 @@
       <w:tr>
         <w:tc>
           <w:tcPr>
-            <w:tcW w:type="dxa" w:w="1020"/>
+            <w:tcW w:type="dxa" w:w="1134"/>
             <w:shd w:val="clear" w:color="auto" w:fill="F5F7FA"/>
             <w:tcBorders>
               <w:bottom w:val="single" w:sz="4" w:color="D0D5DD"/>
@@ -2781,7 +2781,7 @@
         </w:tc>
         <w:tc>
           <w:tcPr>
-            <w:tcW w:type="dxa" w:w="1814"/>
+            <w:tcW w:type="dxa" w:w="1984"/>
             <w:shd w:val="clear" w:color="auto" w:fill="F5F7FA"/>
             <w:tcBorders>
               <w:bottom w:val="single" w:sz="4" w:color="D0D5DD"/>
@@ -2807,7 +2807,7 @@
         </w:tc>
         <w:tc>
           <w:tcPr>
-            <w:tcW w:type="dxa" w:w="1701"/>
+            <w:tcW w:type="dxa" w:w="1871"/>
             <w:shd w:val="clear" w:color="auto" w:fill="F5F7FA"/>
             <w:tcBorders>
               <w:bottom w:val="single" w:sz="4" w:color="D0D5DD"/>
@@ -2834,7 +2834,7 @@
         </w:tc>
         <w:tc>
           <w:tcPr>
-            <w:tcW w:type="dxa" w:w="1587"/>
+            <w:tcW w:type="dxa" w:w="1701"/>
             <w:shd w:val="clear" w:color="auto" w:fill="F5F7FA"/>
             <w:tcBorders>
               <w:bottom w:val="single" w:sz="4" w:color="D0D5DD"/>
@@ -2861,7 +2861,7 @@
         </w:tc>
         <w:tc>
           <w:tcPr>
-            <w:tcW w:type="dxa" w:w="1701"/>
+            <w:tcW w:type="dxa" w:w="1871"/>
             <w:shd w:val="clear" w:color="auto" w:fill="F5F7FA"/>
             <w:tcBorders>
               <w:bottom w:val="single" w:sz="4" w:color="D0D5DD"/>
@@ -2888,7 +2888,7 @@
         </w:tc>
         <w:tc>
           <w:tcPr>
-            <w:tcW w:type="dxa" w:w="1587"/>
+            <w:tcW w:type="dxa" w:w="1644"/>
             <w:shd w:val="clear" w:color="auto" w:fill="F5F7FA"/>
             <w:tcBorders>
               <w:bottom w:val="single" w:sz="4" w:color="D0D5DD"/>
@@ -2917,7 +2917,7 @@
       <w:tr>
         <w:tc>
           <w:tcPr>
-            <w:tcW w:type="dxa" w:w="1020"/>
+            <w:tcW w:type="dxa" w:w="1134"/>
             <w:tcBorders>
               <w:bottom w:val="single" w:sz="4" w:color="D0D5DD"/>
             </w:tcBorders>
@@ -2942,7 +2942,7 @@
         </w:tc>
         <w:tc>
           <w:tcPr>
-            <w:tcW w:type="dxa" w:w="1814"/>
+            <w:tcW w:type="dxa" w:w="1984"/>
             <w:tcBorders>
               <w:bottom w:val="single" w:sz="4" w:color="D0D5DD"/>
             </w:tcBorders>
@@ -2967,7 +2967,7 @@
         </w:tc>
         <w:tc>
           <w:tcPr>
-            <w:tcW w:type="dxa" w:w="1701"/>
+            <w:tcW w:type="dxa" w:w="1871"/>
             <w:tcBorders>
               <w:bottom w:val="single" w:sz="4" w:color="D0D5DD"/>
             </w:tcBorders>
@@ -2993,7 +2993,7 @@
         </w:tc>
         <w:tc>
           <w:tcPr>
-            <w:tcW w:type="dxa" w:w="1587"/>
+            <w:tcW w:type="dxa" w:w="1701"/>
             <w:tcBorders>
               <w:bottom w:val="single" w:sz="4" w:color="D0D5DD"/>
             </w:tcBorders>
@@ -3019,7 +3019,7 @@
         </w:tc>
         <w:tc>
           <w:tcPr>
-            <w:tcW w:type="dxa" w:w="1701"/>
+            <w:tcW w:type="dxa" w:w="1871"/>
             <w:tcBorders>
               <w:bottom w:val="single" w:sz="4" w:color="D0D5DD"/>
             </w:tcBorders>
@@ -3045,7 +3045,7 @@
         </w:tc>
         <w:tc>
           <w:tcPr>
-            <w:tcW w:type="dxa" w:w="1587"/>
+            <w:tcW w:type="dxa" w:w="1644"/>
             <w:tcBorders>
               <w:bottom w:val="single" w:sz="4" w:color="D0D5DD"/>
             </w:tcBorders>
@@ -3073,7 +3073,7 @@
       <w:tr>
         <w:tc>
           <w:tcPr>
-            <w:tcW w:type="dxa" w:w="1020"/>
+            <w:tcW w:type="dxa" w:w="1134"/>
             <w:shd w:val="clear" w:color="auto" w:fill="F5F7FA"/>
             <w:tcBorders>
               <w:bottom w:val="single" w:sz="4" w:color="D0D5DD"/>
@@ -3099,7 +3099,7 @@
         </w:tc>
         <w:tc>
           <w:tcPr>
-            <w:tcW w:type="dxa" w:w="1814"/>
+            <w:tcW w:type="dxa" w:w="1984"/>
             <w:shd w:val="clear" w:color="auto" w:fill="F5F7FA"/>
             <w:tcBorders>
               <w:bottom w:val="single" w:sz="4" w:color="D0D5DD"/>
@@ -3125,7 +3125,7 @@
         </w:tc>
         <w:tc>
           <w:tcPr>
-            <w:tcW w:type="dxa" w:w="1701"/>
+            <w:tcW w:type="dxa" w:w="1871"/>
             <w:shd w:val="clear" w:color="auto" w:fill="F5F7FA"/>
             <w:tcBorders>
               <w:bottom w:val="single" w:sz="4" w:color="D0D5DD"/>
@@ -3152,7 +3152,7 @@
         </w:tc>
         <w:tc>
           <w:tcPr>
-            <w:tcW w:type="dxa" w:w="1587"/>
+            <w:tcW w:type="dxa" w:w="1701"/>
             <w:shd w:val="clear" w:color="auto" w:fill="F5F7FA"/>
             <w:tcBorders>
               <w:bottom w:val="single" w:sz="4" w:color="D0D5DD"/>
@@ -3179,7 +3179,7 @@
         </w:tc>
         <w:tc>
           <w:tcPr>
-            <w:tcW w:type="dxa" w:w="1701"/>
+            <w:tcW w:type="dxa" w:w="1871"/>
             <w:shd w:val="clear" w:color="auto" w:fill="F5F7FA"/>
             <w:tcBorders>
               <w:bottom w:val="single" w:sz="4" w:color="D0D5DD"/>
@@ -3206,7 +3206,7 @@
         </w:tc>
         <w:tc>
           <w:tcPr>
-            <w:tcW w:type="dxa" w:w="1587"/>
+            <w:tcW w:type="dxa" w:w="1644"/>
             <w:shd w:val="clear" w:color="auto" w:fill="F5F7FA"/>
             <w:tcBorders>
               <w:bottom w:val="single" w:sz="4" w:color="D0D5DD"/>
@@ -3235,7 +3235,7 @@
       <w:tr>
         <w:tc>
           <w:tcPr>
-            <w:tcW w:type="dxa" w:w="1020"/>
+            <w:tcW w:type="dxa" w:w="1134"/>
             <w:shd w:val="clear" w:color="auto" w:fill="E5EBF1"/>
             <w:tcBorders>
               <w:bottom w:val="single" w:sz="4" w:color="D0D5DD"/>
@@ -3261,7 +3261,7 @@
         </w:tc>
         <w:tc>
           <w:tcPr>
-            <w:tcW w:type="dxa" w:w="1814"/>
+            <w:tcW w:type="dxa" w:w="1984"/>
             <w:shd w:val="clear" w:color="auto" w:fill="E5EBF1"/>
             <w:tcBorders>
               <w:bottom w:val="single" w:sz="4" w:color="D0D5DD"/>
@@ -3286,7 +3286,7 @@
         </w:tc>
         <w:tc>
           <w:tcPr>
-            <w:tcW w:type="dxa" w:w="1701"/>
+            <w:tcW w:type="dxa" w:w="1871"/>
             <w:shd w:val="clear" w:color="auto" w:fill="E5EBF1"/>
             <w:tcBorders>
               <w:bottom w:val="single" w:sz="4" w:color="D0D5DD"/>
@@ -3312,7 +3312,7 @@
         </w:tc>
         <w:tc>
           <w:tcPr>
-            <w:tcW w:type="dxa" w:w="1587"/>
+            <w:tcW w:type="dxa" w:w="1701"/>
             <w:shd w:val="clear" w:color="auto" w:fill="E5EBF1"/>
             <w:tcBorders>
               <w:bottom w:val="single" w:sz="4" w:color="D0D5DD"/>
@@ -3339,7 +3339,7 @@
         </w:tc>
         <w:tc>
           <w:tcPr>
-            <w:tcW w:type="dxa" w:w="1701"/>
+            <w:tcW w:type="dxa" w:w="1871"/>
             <w:shd w:val="clear" w:color="auto" w:fill="E5EBF1"/>
             <w:tcBorders>
               <w:bottom w:val="single" w:sz="4" w:color="D0D5DD"/>
@@ -3365,7 +3365,7 @@
         </w:tc>
         <w:tc>
           <w:tcPr>
-            <w:tcW w:type="dxa" w:w="1587"/>
+            <w:tcW w:type="dxa" w:w="1644"/>
             <w:shd w:val="clear" w:color="auto" w:fill="E5EBF1"/>
             <w:tcBorders>
               <w:bottom w:val="single" w:sz="4" w:color="D0D5DD"/>
@@ -3432,12 +3432,12 @@
         <w:tblLook w:firstColumn="1" w:firstRow="1" w:lastColumn="0" w:lastRow="0" w:noHBand="0" w:noVBand="1" w:val="04A0"/>
       </w:tblPr>
       <w:tblGrid>
-        <w:gridCol w:w="907"/>
-        <w:gridCol w:w="1701"/>
-        <w:gridCol w:w="1814"/>
-        <w:gridCol w:w="1701"/>
-        <w:gridCol w:w="1814"/>
-        <w:gridCol w:w="1928"/>
+        <w:gridCol w:w="964"/>
+        <w:gridCol w:w="1757"/>
+        <w:gridCol w:w="1871"/>
+        <w:gridCol w:w="1757"/>
+        <w:gridCol w:w="1871"/>
+        <w:gridCol w:w="1984"/>
       </w:tblGrid>
       <w:tr>
         <w:trPr>
@@ -3445,7 +3445,7 @@
         </w:trPr>
         <w:tc>
           <w:tcPr>
-            <w:tcW w:type="dxa" w:w="907"/>
+            <w:tcW w:type="dxa" w:w="964"/>
             <w:shd w:val="clear" w:color="auto" w:fill="0A2342"/>
             <w:tcBorders>
               <w:top w:val="nil"/>
@@ -3480,7 +3480,7 @@
         </w:tc>
         <w:tc>
           <w:tcPr>
-            <w:tcW w:type="dxa" w:w="1701"/>
+            <w:tcW w:type="dxa" w:w="1757"/>
             <w:shd w:val="clear" w:color="auto" w:fill="0A2342"/>
             <w:tcBorders>
               <w:top w:val="nil"/>
@@ -3515,7 +3515,7 @@
         </w:tc>
         <w:tc>
           <w:tcPr>
-            <w:tcW w:type="dxa" w:w="1814"/>
+            <w:tcW w:type="dxa" w:w="1871"/>
             <w:shd w:val="clear" w:color="auto" w:fill="0A2342"/>
             <w:tcBorders>
               <w:top w:val="nil"/>
@@ -3551,7 +3551,7 @@
         </w:tc>
         <w:tc>
           <w:tcPr>
-            <w:tcW w:type="dxa" w:w="1701"/>
+            <w:tcW w:type="dxa" w:w="1757"/>
             <w:shd w:val="clear" w:color="auto" w:fill="0A2342"/>
             <w:tcBorders>
               <w:top w:val="nil"/>
@@ -3587,7 +3587,7 @@
         </w:tc>
         <w:tc>
           <w:tcPr>
-            <w:tcW w:type="dxa" w:w="1814"/>
+            <w:tcW w:type="dxa" w:w="1871"/>
             <w:shd w:val="clear" w:color="auto" w:fill="0A2342"/>
             <w:tcBorders>
               <w:top w:val="nil"/>
@@ -3623,7 +3623,7 @@
         </w:tc>
         <w:tc>
           <w:tcPr>
-            <w:tcW w:type="dxa" w:w="1928"/>
+            <w:tcW w:type="dxa" w:w="1984"/>
             <w:shd w:val="clear" w:color="auto" w:fill="0A2342"/>
             <w:tcBorders>
               <w:top w:val="nil"/>
@@ -3661,7 +3661,7 @@
       <w:tr>
         <w:tc>
           <w:tcPr>
-            <w:tcW w:type="dxa" w:w="907"/>
+            <w:tcW w:type="dxa" w:w="964"/>
             <w:tcBorders>
               <w:bottom w:val="single" w:sz="4" w:color="D0D5DD"/>
             </w:tcBorders>
@@ -3686,7 +3686,7 @@
         </w:tc>
         <w:tc>
           <w:tcPr>
-            <w:tcW w:type="dxa" w:w="1701"/>
+            <w:tcW w:type="dxa" w:w="1757"/>
             <w:tcBorders>
               <w:bottom w:val="single" w:sz="4" w:color="D0D5DD"/>
             </w:tcBorders>
@@ -3711,7 +3711,7 @@
         </w:tc>
         <w:tc>
           <w:tcPr>
-            <w:tcW w:type="dxa" w:w="1814"/>
+            <w:tcW w:type="dxa" w:w="1871"/>
             <w:tcBorders>
               <w:bottom w:val="single" w:sz="4" w:color="D0D5DD"/>
             </w:tcBorders>
@@ -3737,7 +3737,7 @@
         </w:tc>
         <w:tc>
           <w:tcPr>
-            <w:tcW w:type="dxa" w:w="1701"/>
+            <w:tcW w:type="dxa" w:w="1757"/>
             <w:tcBorders>
               <w:bottom w:val="single" w:sz="4" w:color="D0D5DD"/>
             </w:tcBorders>
@@ -3763,7 +3763,7 @@
         </w:tc>
         <w:tc>
           <w:tcPr>
-            <w:tcW w:type="dxa" w:w="1814"/>
+            <w:tcW w:type="dxa" w:w="1871"/>
             <w:tcBorders>
               <w:bottom w:val="single" w:sz="4" w:color="D0D5DD"/>
             </w:tcBorders>
@@ -3789,7 +3789,7 @@
         </w:tc>
         <w:tc>
           <w:tcPr>
-            <w:tcW w:type="dxa" w:w="1928"/>
+            <w:tcW w:type="dxa" w:w="1984"/>
             <w:tcBorders>
               <w:bottom w:val="single" w:sz="4" w:color="D0D5DD"/>
             </w:tcBorders>
@@ -3817,7 +3817,7 @@
       <w:tr>
         <w:tc>
           <w:tcPr>
-            <w:tcW w:type="dxa" w:w="907"/>
+            <w:tcW w:type="dxa" w:w="964"/>
             <w:shd w:val="clear" w:color="auto" w:fill="F5F7FA"/>
             <w:tcBorders>
               <w:bottom w:val="single" w:sz="4" w:color="D0D5DD"/>
@@ -3843,7 +3843,7 @@
         </w:tc>
         <w:tc>
           <w:tcPr>
-            <w:tcW w:type="dxa" w:w="1701"/>
+            <w:tcW w:type="dxa" w:w="1757"/>
             <w:shd w:val="clear" w:color="auto" w:fill="F5F7FA"/>
             <w:tcBorders>
               <w:bottom w:val="single" w:sz="4" w:color="D0D5DD"/>
@@ -3869,7 +3869,7 @@
         </w:tc>
         <w:tc>
           <w:tcPr>
-            <w:tcW w:type="dxa" w:w="1814"/>
+            <w:tcW w:type="dxa" w:w="1871"/>
             <w:shd w:val="clear" w:color="auto" w:fill="F5F7FA"/>
             <w:tcBorders>
               <w:bottom w:val="single" w:sz="4" w:color="D0D5DD"/>
@@ -3896,7 +3896,7 @@
         </w:tc>
         <w:tc>
           <w:tcPr>
-            <w:tcW w:type="dxa" w:w="1701"/>
+            <w:tcW w:type="dxa" w:w="1757"/>
             <w:shd w:val="clear" w:color="auto" w:fill="F5F7FA"/>
             <w:tcBorders>
               <w:bottom w:val="single" w:sz="4" w:color="D0D5DD"/>
@@ -3923,7 +3923,7 @@
         </w:tc>
         <w:tc>
           <w:tcPr>
-            <w:tcW w:type="dxa" w:w="1814"/>
+            <w:tcW w:type="dxa" w:w="1871"/>
             <w:shd w:val="clear" w:color="auto" w:fill="F5F7FA"/>
             <w:tcBorders>
               <w:bottom w:val="single" w:sz="4" w:color="D0D5DD"/>
@@ -3950,7 +3950,7 @@
         </w:tc>
         <w:tc>
           <w:tcPr>
-            <w:tcW w:type="dxa" w:w="1928"/>
+            <w:tcW w:type="dxa" w:w="1984"/>
             <w:shd w:val="clear" w:color="auto" w:fill="F5F7FA"/>
             <w:tcBorders>
               <w:bottom w:val="single" w:sz="4" w:color="D0D5DD"/>
@@ -3979,7 +3979,7 @@
       <w:tr>
         <w:tc>
           <w:tcPr>
-            <w:tcW w:type="dxa" w:w="907"/>
+            <w:tcW w:type="dxa" w:w="964"/>
             <w:tcBorders>
               <w:bottom w:val="single" w:sz="4" w:color="D0D5DD"/>
             </w:tcBorders>
@@ -4004,7 +4004,7 @@
         </w:tc>
         <w:tc>
           <w:tcPr>
-            <w:tcW w:type="dxa" w:w="1701"/>
+            <w:tcW w:type="dxa" w:w="1757"/>
             <w:tcBorders>
               <w:bottom w:val="single" w:sz="4" w:color="D0D5DD"/>
             </w:tcBorders>
@@ -4029,7 +4029,7 @@
         </w:tc>
         <w:tc>
           <w:tcPr>
-            <w:tcW w:type="dxa" w:w="1814"/>
+            <w:tcW w:type="dxa" w:w="1871"/>
             <w:tcBorders>
               <w:bottom w:val="single" w:sz="4" w:color="D0D5DD"/>
             </w:tcBorders>
@@ -4055,7 +4055,7 @@
         </w:tc>
         <w:tc>
           <w:tcPr>
-            <w:tcW w:type="dxa" w:w="1701"/>
+            <w:tcW w:type="dxa" w:w="1757"/>
             <w:tcBorders>
               <w:bottom w:val="single" w:sz="4" w:color="D0D5DD"/>
             </w:tcBorders>
@@ -4081,7 +4081,7 @@
         </w:tc>
         <w:tc>
           <w:tcPr>
-            <w:tcW w:type="dxa" w:w="1814"/>
+            <w:tcW w:type="dxa" w:w="1871"/>
             <w:tcBorders>
               <w:bottom w:val="single" w:sz="4" w:color="D0D5DD"/>
             </w:tcBorders>
@@ -4107,7 +4107,7 @@
         </w:tc>
         <w:tc>
           <w:tcPr>
-            <w:tcW w:type="dxa" w:w="1928"/>
+            <w:tcW w:type="dxa" w:w="1984"/>
             <w:tcBorders>
               <w:bottom w:val="single" w:sz="4" w:color="D0D5DD"/>
             </w:tcBorders>
@@ -4135,7 +4135,7 @@
       <w:tr>
         <w:tc>
           <w:tcPr>
-            <w:tcW w:type="dxa" w:w="907"/>
+            <w:tcW w:type="dxa" w:w="964"/>
             <w:shd w:val="clear" w:color="auto" w:fill="F5F7FA"/>
             <w:tcBorders>
               <w:bottom w:val="single" w:sz="4" w:color="D0D5DD"/>
@@ -4161,7 +4161,7 @@
         </w:tc>
         <w:tc>
           <w:tcPr>
-            <w:tcW w:type="dxa" w:w="1701"/>
+            <w:tcW w:type="dxa" w:w="1757"/>
             <w:shd w:val="clear" w:color="auto" w:fill="F5F7FA"/>
             <w:tcBorders>
               <w:bottom w:val="single" w:sz="4" w:color="D0D5DD"/>
@@ -4187,7 +4187,7 @@
         </w:tc>
         <w:tc>
           <w:tcPr>
-            <w:tcW w:type="dxa" w:w="1814"/>
+            <w:tcW w:type="dxa" w:w="1871"/>
             <w:shd w:val="clear" w:color="auto" w:fill="F5F7FA"/>
             <w:tcBorders>
               <w:bottom w:val="single" w:sz="4" w:color="D0D5DD"/>
@@ -4214,7 +4214,7 @@
         </w:tc>
         <w:tc>
           <w:tcPr>
-            <w:tcW w:type="dxa" w:w="1701"/>
+            <w:tcW w:type="dxa" w:w="1757"/>
             <w:shd w:val="clear" w:color="auto" w:fill="F5F7FA"/>
             <w:tcBorders>
               <w:bottom w:val="single" w:sz="4" w:color="D0D5DD"/>
@@ -4241,7 +4241,7 @@
         </w:tc>
         <w:tc>
           <w:tcPr>
-            <w:tcW w:type="dxa" w:w="1814"/>
+            <w:tcW w:type="dxa" w:w="1871"/>
             <w:shd w:val="clear" w:color="auto" w:fill="F5F7FA"/>
             <w:tcBorders>
               <w:bottom w:val="single" w:sz="4" w:color="D0D5DD"/>
@@ -4268,7 +4268,7 @@
         </w:tc>
         <w:tc>
           <w:tcPr>
-            <w:tcW w:type="dxa" w:w="1928"/>
+            <w:tcW w:type="dxa" w:w="1984"/>
             <w:shd w:val="clear" w:color="auto" w:fill="F5F7FA"/>
             <w:tcBorders>
               <w:bottom w:val="single" w:sz="4" w:color="D0D5DD"/>
@@ -4297,7 +4297,7 @@
       <w:tr>
         <w:tc>
           <w:tcPr>
-            <w:tcW w:type="dxa" w:w="907"/>
+            <w:tcW w:type="dxa" w:w="964"/>
             <w:tcBorders>
               <w:bottom w:val="single" w:sz="4" w:color="D0D5DD"/>
             </w:tcBorders>
@@ -4322,7 +4322,7 @@
         </w:tc>
         <w:tc>
           <w:tcPr>
-            <w:tcW w:type="dxa" w:w="1701"/>
+            <w:tcW w:type="dxa" w:w="1757"/>
             <w:tcBorders>
               <w:bottom w:val="single" w:sz="4" w:color="D0D5DD"/>
             </w:tcBorders>
@@ -4347,7 +4347,7 @@
         </w:tc>
         <w:tc>
           <w:tcPr>
-            <w:tcW w:type="dxa" w:w="1814"/>
+            <w:tcW w:type="dxa" w:w="1871"/>
             <w:tcBorders>
               <w:bottom w:val="single" w:sz="4" w:color="D0D5DD"/>
             </w:tcBorders>
@@ -4373,7 +4373,7 @@
         </w:tc>
         <w:tc>
           <w:tcPr>
-            <w:tcW w:type="dxa" w:w="1701"/>
+            <w:tcW w:type="dxa" w:w="1757"/>
             <w:tcBorders>
               <w:bottom w:val="single" w:sz="4" w:color="D0D5DD"/>
             </w:tcBorders>
@@ -4399,7 +4399,7 @@
         </w:tc>
         <w:tc>
           <w:tcPr>
-            <w:tcW w:type="dxa" w:w="1814"/>
+            <w:tcW w:type="dxa" w:w="1871"/>
             <w:tcBorders>
               <w:bottom w:val="single" w:sz="4" w:color="D0D5DD"/>
             </w:tcBorders>
@@ -4425,7 +4425,7 @@
         </w:tc>
         <w:tc>
           <w:tcPr>
-            <w:tcW w:type="dxa" w:w="1928"/>
+            <w:tcW w:type="dxa" w:w="1984"/>
             <w:tcBorders>
               <w:bottom w:val="single" w:sz="4" w:color="D0D5DD"/>
             </w:tcBorders>
@@ -4453,7 +4453,7 @@
       <w:tr>
         <w:tc>
           <w:tcPr>
-            <w:tcW w:type="dxa" w:w="907"/>
+            <w:tcW w:type="dxa" w:w="964"/>
             <w:shd w:val="clear" w:color="auto" w:fill="F5F7FA"/>
             <w:tcBorders>
               <w:bottom w:val="single" w:sz="4" w:color="D0D5DD"/>
@@ -4479,7 +4479,7 @@
         </w:tc>
         <w:tc>
           <w:tcPr>
-            <w:tcW w:type="dxa" w:w="1701"/>
+            <w:tcW w:type="dxa" w:w="1757"/>
             <w:shd w:val="clear" w:color="auto" w:fill="F5F7FA"/>
             <w:tcBorders>
               <w:bottom w:val="single" w:sz="4" w:color="D0D5DD"/>
@@ -4505,7 +4505,7 @@
         </w:tc>
         <w:tc>
           <w:tcPr>
-            <w:tcW w:type="dxa" w:w="1814"/>
+            <w:tcW w:type="dxa" w:w="1871"/>
             <w:shd w:val="clear" w:color="auto" w:fill="F5F7FA"/>
             <w:tcBorders>
               <w:bottom w:val="single" w:sz="4" w:color="D0D5DD"/>
@@ -4532,7 +4532,7 @@
         </w:tc>
         <w:tc>
           <w:tcPr>
-            <w:tcW w:type="dxa" w:w="1701"/>
+            <w:tcW w:type="dxa" w:w="1757"/>
             <w:shd w:val="clear" w:color="auto" w:fill="F5F7FA"/>
             <w:tcBorders>
               <w:bottom w:val="single" w:sz="4" w:color="D0D5DD"/>
@@ -4559,7 +4559,7 @@
         </w:tc>
         <w:tc>
           <w:tcPr>
-            <w:tcW w:type="dxa" w:w="1814"/>
+            <w:tcW w:type="dxa" w:w="1871"/>
             <w:shd w:val="clear" w:color="auto" w:fill="F5F7FA"/>
             <w:tcBorders>
               <w:bottom w:val="single" w:sz="4" w:color="D0D5DD"/>
@@ -4586,7 +4586,7 @@
         </w:tc>
         <w:tc>
           <w:tcPr>
-            <w:tcW w:type="dxa" w:w="1928"/>
+            <w:tcW w:type="dxa" w:w="1984"/>
             <w:shd w:val="clear" w:color="auto" w:fill="F5F7FA"/>
             <w:tcBorders>
               <w:bottom w:val="single" w:sz="4" w:color="D0D5DD"/>
@@ -4615,7 +4615,7 @@
       <w:tr>
         <w:tc>
           <w:tcPr>
-            <w:tcW w:type="dxa" w:w="907"/>
+            <w:tcW w:type="dxa" w:w="964"/>
             <w:tcBorders>
               <w:bottom w:val="single" w:sz="4" w:color="D0D5DD"/>
             </w:tcBorders>
@@ -4640,7 +4640,7 @@
         </w:tc>
         <w:tc>
           <w:tcPr>
-            <w:tcW w:type="dxa" w:w="1701"/>
+            <w:tcW w:type="dxa" w:w="1757"/>
             <w:tcBorders>
               <w:bottom w:val="single" w:sz="4" w:color="D0D5DD"/>
             </w:tcBorders>
@@ -4665,7 +4665,7 @@
         </w:tc>
         <w:tc>
           <w:tcPr>
-            <w:tcW w:type="dxa" w:w="1814"/>
+            <w:tcW w:type="dxa" w:w="1871"/>
             <w:tcBorders>
               <w:bottom w:val="single" w:sz="4" w:color="D0D5DD"/>
             </w:tcBorders>
@@ -4691,7 +4691,7 @@
         </w:tc>
         <w:tc>
           <w:tcPr>
-            <w:tcW w:type="dxa" w:w="1701"/>
+            <w:tcW w:type="dxa" w:w="1757"/>
             <w:tcBorders>
               <w:bottom w:val="single" w:sz="4" w:color="D0D5DD"/>
             </w:tcBorders>
@@ -4717,7 +4717,7 @@
         </w:tc>
         <w:tc>
           <w:tcPr>
-            <w:tcW w:type="dxa" w:w="1814"/>
+            <w:tcW w:type="dxa" w:w="1871"/>
             <w:tcBorders>
               <w:bottom w:val="single" w:sz="4" w:color="D0D5DD"/>
             </w:tcBorders>
@@ -4743,7 +4743,7 @@
         </w:tc>
         <w:tc>
           <w:tcPr>
-            <w:tcW w:type="dxa" w:w="1928"/>
+            <w:tcW w:type="dxa" w:w="1984"/>
             <w:tcBorders>
               <w:bottom w:val="single" w:sz="4" w:color="D0D5DD"/>
             </w:tcBorders>
@@ -4771,7 +4771,7 @@
       <w:tr>
         <w:tc>
           <w:tcPr>
-            <w:tcW w:type="dxa" w:w="907"/>
+            <w:tcW w:type="dxa" w:w="964"/>
             <w:shd w:val="clear" w:color="auto" w:fill="F5F7FA"/>
             <w:tcBorders>
               <w:bottom w:val="single" w:sz="4" w:color="D0D5DD"/>
@@ -4797,7 +4797,7 @@
         </w:tc>
         <w:tc>
           <w:tcPr>
-            <w:tcW w:type="dxa" w:w="1701"/>
+            <w:tcW w:type="dxa" w:w="1757"/>
             <w:shd w:val="clear" w:color="auto" w:fill="F5F7FA"/>
             <w:tcBorders>
               <w:bottom w:val="single" w:sz="4" w:color="D0D5DD"/>
@@ -4823,7 +4823,7 @@
         </w:tc>
         <w:tc>
           <w:tcPr>
-            <w:tcW w:type="dxa" w:w="1814"/>
+            <w:tcW w:type="dxa" w:w="1871"/>
             <w:shd w:val="clear" w:color="auto" w:fill="F5F7FA"/>
             <w:tcBorders>
               <w:bottom w:val="single" w:sz="4" w:color="D0D5DD"/>
@@ -4850,7 +4850,7 @@
         </w:tc>
         <w:tc>
           <w:tcPr>
-            <w:tcW w:type="dxa" w:w="1701"/>
+            <w:tcW w:type="dxa" w:w="1757"/>
             <w:shd w:val="clear" w:color="auto" w:fill="F5F7FA"/>
             <w:tcBorders>
               <w:bottom w:val="single" w:sz="4" w:color="D0D5DD"/>
@@ -4877,7 +4877,7 @@
         </w:tc>
         <w:tc>
           <w:tcPr>
-            <w:tcW w:type="dxa" w:w="1814"/>
+            <w:tcW w:type="dxa" w:w="1871"/>
             <w:shd w:val="clear" w:color="auto" w:fill="F5F7FA"/>
             <w:tcBorders>
               <w:bottom w:val="single" w:sz="4" w:color="D0D5DD"/>
@@ -4904,7 +4904,7 @@
         </w:tc>
         <w:tc>
           <w:tcPr>
-            <w:tcW w:type="dxa" w:w="1928"/>
+            <w:tcW w:type="dxa" w:w="1984"/>
             <w:shd w:val="clear" w:color="auto" w:fill="F5F7FA"/>
             <w:tcBorders>
               <w:bottom w:val="single" w:sz="4" w:color="D0D5DD"/>
@@ -4933,7 +4933,7 @@
       <w:tr>
         <w:tc>
           <w:tcPr>
-            <w:tcW w:type="dxa" w:w="907"/>
+            <w:tcW w:type="dxa" w:w="964"/>
             <w:tcBorders>
               <w:bottom w:val="single" w:sz="4" w:color="D0D5DD"/>
             </w:tcBorders>
@@ -4958,7 +4958,7 @@
         </w:tc>
         <w:tc>
           <w:tcPr>
-            <w:tcW w:type="dxa" w:w="1701"/>
+            <w:tcW w:type="dxa" w:w="1757"/>
             <w:tcBorders>
               <w:bottom w:val="single" w:sz="4" w:color="D0D5DD"/>
             </w:tcBorders>
@@ -4983,7 +4983,7 @@
         </w:tc>
         <w:tc>
           <w:tcPr>
-            <w:tcW w:type="dxa" w:w="1814"/>
+            <w:tcW w:type="dxa" w:w="1871"/>
             <w:tcBorders>
               <w:bottom w:val="single" w:sz="4" w:color="D0D5DD"/>
             </w:tcBorders>
@@ -5009,7 +5009,7 @@
         </w:tc>
         <w:tc>
           <w:tcPr>
-            <w:tcW w:type="dxa" w:w="1701"/>
+            <w:tcW w:type="dxa" w:w="1757"/>
             <w:tcBorders>
               <w:bottom w:val="single" w:sz="4" w:color="D0D5DD"/>
             </w:tcBorders>
@@ -5035,7 +5035,7 @@
         </w:tc>
         <w:tc>
           <w:tcPr>
-            <w:tcW w:type="dxa" w:w="1814"/>
+            <w:tcW w:type="dxa" w:w="1871"/>
             <w:tcBorders>
               <w:bottom w:val="single" w:sz="4" w:color="D0D5DD"/>
             </w:tcBorders>
@@ -5061,7 +5061,7 @@
         </w:tc>
         <w:tc>
           <w:tcPr>
-            <w:tcW w:type="dxa" w:w="1928"/>
+            <w:tcW w:type="dxa" w:w="1984"/>
             <w:tcBorders>
               <w:bottom w:val="single" w:sz="4" w:color="D0D5DD"/>
             </w:tcBorders>
@@ -5089,7 +5089,7 @@
       <w:tr>
         <w:tc>
           <w:tcPr>
-            <w:tcW w:type="dxa" w:w="907"/>
+            <w:tcW w:type="dxa" w:w="964"/>
             <w:shd w:val="clear" w:color="auto" w:fill="F5F7FA"/>
             <w:tcBorders>
               <w:bottom w:val="single" w:sz="4" w:color="D0D5DD"/>
@@ -5115,7 +5115,7 @@
         </w:tc>
         <w:tc>
           <w:tcPr>
-            <w:tcW w:type="dxa" w:w="1701"/>
+            <w:tcW w:type="dxa" w:w="1757"/>
             <w:shd w:val="clear" w:color="auto" w:fill="F5F7FA"/>
             <w:tcBorders>
               <w:bottom w:val="single" w:sz="4" w:color="D0D5DD"/>
@@ -5141,7 +5141,7 @@
         </w:tc>
         <w:tc>
           <w:tcPr>
-            <w:tcW w:type="dxa" w:w="1814"/>
+            <w:tcW w:type="dxa" w:w="1871"/>
             <w:shd w:val="clear" w:color="auto" w:fill="F5F7FA"/>
             <w:tcBorders>
               <w:bottom w:val="single" w:sz="4" w:color="D0D5DD"/>
@@ -5168,7 +5168,7 @@
         </w:tc>
         <w:tc>
           <w:tcPr>
-            <w:tcW w:type="dxa" w:w="1701"/>
+            <w:tcW w:type="dxa" w:w="1757"/>
             <w:shd w:val="clear" w:color="auto" w:fill="F5F7FA"/>
             <w:tcBorders>
               <w:bottom w:val="single" w:sz="4" w:color="D0D5DD"/>
@@ -5195,7 +5195,7 @@
         </w:tc>
         <w:tc>
           <w:tcPr>
-            <w:tcW w:type="dxa" w:w="1814"/>
+            <w:tcW w:type="dxa" w:w="1871"/>
             <w:shd w:val="clear" w:color="auto" w:fill="F5F7FA"/>
             <w:tcBorders>
               <w:bottom w:val="single" w:sz="4" w:color="D0D5DD"/>
@@ -5222,7 +5222,7 @@
         </w:tc>
         <w:tc>
           <w:tcPr>
-            <w:tcW w:type="dxa" w:w="1928"/>
+            <w:tcW w:type="dxa" w:w="1984"/>
             <w:shd w:val="clear" w:color="auto" w:fill="F5F7FA"/>
             <w:tcBorders>
               <w:bottom w:val="single" w:sz="4" w:color="D0D5DD"/>
@@ -5251,7 +5251,7 @@
       <w:tr>
         <w:tc>
           <w:tcPr>
-            <w:tcW w:type="dxa" w:w="907"/>
+            <w:tcW w:type="dxa" w:w="964"/>
             <w:tcBorders>
               <w:bottom w:val="single" w:sz="4" w:color="D0D5DD"/>
             </w:tcBorders>
@@ -5276,7 +5276,7 @@
         </w:tc>
         <w:tc>
           <w:tcPr>
-            <w:tcW w:type="dxa" w:w="1701"/>
+            <w:tcW w:type="dxa" w:w="1757"/>
             <w:tcBorders>
               <w:bottom w:val="single" w:sz="4" w:color="D0D5DD"/>
             </w:tcBorders>
@@ -5301,7 +5301,7 @@
         </w:tc>
         <w:tc>
           <w:tcPr>
-            <w:tcW w:type="dxa" w:w="1814"/>
+            <w:tcW w:type="dxa" w:w="1871"/>
             <w:tcBorders>
               <w:bottom w:val="single" w:sz="4" w:color="D0D5DD"/>
             </w:tcBorders>
@@ -5327,7 +5327,7 @@
         </w:tc>
         <w:tc>
           <w:tcPr>
-            <w:tcW w:type="dxa" w:w="1701"/>
+            <w:tcW w:type="dxa" w:w="1757"/>
             <w:tcBorders>
               <w:bottom w:val="single" w:sz="4" w:color="D0D5DD"/>
             </w:tcBorders>
@@ -5353,7 +5353,7 @@
         </w:tc>
         <w:tc>
           <w:tcPr>
-            <w:tcW w:type="dxa" w:w="1814"/>
+            <w:tcW w:type="dxa" w:w="1871"/>
             <w:tcBorders>
               <w:bottom w:val="single" w:sz="4" w:color="D0D5DD"/>
             </w:tcBorders>
@@ -5379,7 +5379,7 @@
         </w:tc>
         <w:tc>
           <w:tcPr>
-            <w:tcW w:type="dxa" w:w="1928"/>
+            <w:tcW w:type="dxa" w:w="1984"/>
             <w:tcBorders>
               <w:bottom w:val="single" w:sz="4" w:color="D0D5DD"/>
             </w:tcBorders>
@@ -5407,7 +5407,7 @@
       <w:tr>
         <w:tc>
           <w:tcPr>
-            <w:tcW w:type="dxa" w:w="907"/>
+            <w:tcW w:type="dxa" w:w="964"/>
             <w:shd w:val="clear" w:color="auto" w:fill="F5F7FA"/>
             <w:tcBorders>
               <w:bottom w:val="single" w:sz="4" w:color="D0D5DD"/>
@@ -5433,7 +5433,7 @@
         </w:tc>
         <w:tc>
           <w:tcPr>
-            <w:tcW w:type="dxa" w:w="1701"/>
+            <w:tcW w:type="dxa" w:w="1757"/>
             <w:shd w:val="clear" w:color="auto" w:fill="F5F7FA"/>
             <w:tcBorders>
               <w:bottom w:val="single" w:sz="4" w:color="D0D5DD"/>
@@ -5459,7 +5459,7 @@
         </w:tc>
         <w:tc>
           <w:tcPr>
-            <w:tcW w:type="dxa" w:w="1814"/>
+            <w:tcW w:type="dxa" w:w="1871"/>
             <w:shd w:val="clear" w:color="auto" w:fill="F5F7FA"/>
             <w:tcBorders>
               <w:bottom w:val="single" w:sz="4" w:color="D0D5DD"/>
@@ -5486,7 +5486,7 @@
         </w:tc>
         <w:tc>
           <w:tcPr>
-            <w:tcW w:type="dxa" w:w="1701"/>
+            <w:tcW w:type="dxa" w:w="1757"/>
             <w:shd w:val="clear" w:color="auto" w:fill="F5F7FA"/>
             <w:tcBorders>
               <w:bottom w:val="single" w:sz="4" w:color="D0D5DD"/>
@@ -5513,7 +5513,7 @@
         </w:tc>
         <w:tc>
           <w:tcPr>
-            <w:tcW w:type="dxa" w:w="1814"/>
+            <w:tcW w:type="dxa" w:w="1871"/>
             <w:shd w:val="clear" w:color="auto" w:fill="F5F7FA"/>
             <w:tcBorders>
               <w:bottom w:val="single" w:sz="4" w:color="D0D5DD"/>
@@ -5540,7 +5540,7 @@
         </w:tc>
         <w:tc>
           <w:tcPr>
-            <w:tcW w:type="dxa" w:w="1928"/>
+            <w:tcW w:type="dxa" w:w="1984"/>
             <w:shd w:val="clear" w:color="auto" w:fill="F5F7FA"/>
             <w:tcBorders>
               <w:bottom w:val="single" w:sz="4" w:color="D0D5DD"/>
@@ -5569,7 +5569,7 @@
       <w:tr>
         <w:tc>
           <w:tcPr>
-            <w:tcW w:type="dxa" w:w="907"/>
+            <w:tcW w:type="dxa" w:w="964"/>
             <w:shd w:val="clear" w:color="auto" w:fill="E5EBF1"/>
             <w:tcBorders>
               <w:bottom w:val="single" w:sz="4" w:color="D0D5DD"/>
@@ -5595,7 +5595,7 @@
         </w:tc>
         <w:tc>
           <w:tcPr>
-            <w:tcW w:type="dxa" w:w="1701"/>
+            <w:tcW w:type="dxa" w:w="1757"/>
             <w:shd w:val="clear" w:color="auto" w:fill="E5EBF1"/>
             <w:tcBorders>
               <w:bottom w:val="single" w:sz="4" w:color="D0D5DD"/>
@@ -5620,7 +5620,7 @@
         </w:tc>
         <w:tc>
           <w:tcPr>
-            <w:tcW w:type="dxa" w:w="1814"/>
+            <w:tcW w:type="dxa" w:w="1871"/>
             <w:shd w:val="clear" w:color="auto" w:fill="E5EBF1"/>
             <w:tcBorders>
               <w:bottom w:val="single" w:sz="4" w:color="D0D5DD"/>
@@ -5646,7 +5646,7 @@
         </w:tc>
         <w:tc>
           <w:tcPr>
-            <w:tcW w:type="dxa" w:w="1701"/>
+            <w:tcW w:type="dxa" w:w="1757"/>
             <w:shd w:val="clear" w:color="auto" w:fill="E5EBF1"/>
             <w:tcBorders>
               <w:bottom w:val="single" w:sz="4" w:color="D0D5DD"/>
@@ -5673,7 +5673,7 @@
         </w:tc>
         <w:tc>
           <w:tcPr>
-            <w:tcW w:type="dxa" w:w="1814"/>
+            <w:tcW w:type="dxa" w:w="1871"/>
             <w:shd w:val="clear" w:color="auto" w:fill="E5EBF1"/>
             <w:tcBorders>
               <w:bottom w:val="single" w:sz="4" w:color="D0D5DD"/>
@@ -5699,7 +5699,7 @@
         </w:tc>
         <w:tc>
           <w:tcPr>
-            <w:tcW w:type="dxa" w:w="1928"/>
+            <w:tcW w:type="dxa" w:w="1984"/>
             <w:shd w:val="clear" w:color="auto" w:fill="E5EBF1"/>
             <w:tcBorders>
               <w:bottom w:val="single" w:sz="4" w:color="D0D5DD"/>
@@ -5750,9 +5750,9 @@
         <w:tblLook w:firstColumn="1" w:firstRow="1" w:lastColumn="0" w:lastRow="0" w:noHBand="0" w:noVBand="1" w:val="04A0"/>
       </w:tblPr>
       <w:tblGrid>
-        <w:gridCol w:w="5669"/>
-        <w:gridCol w:w="2268"/>
-        <w:gridCol w:w="1928"/>
+        <w:gridCol w:w="5839"/>
+        <w:gridCol w:w="2324"/>
+        <w:gridCol w:w="2041"/>
       </w:tblGrid>
       <w:tr>
         <w:trPr>
@@ -5760,7 +5760,7 @@
         </w:trPr>
         <w:tc>
           <w:tcPr>
-            <w:tcW w:type="dxa" w:w="5669"/>
+            <w:tcW w:type="dxa" w:w="5839"/>
             <w:shd w:val="clear" w:color="auto" w:fill="0A2342"/>
             <w:tcBorders>
               <w:top w:val="nil"/>
@@ -5795,7 +5795,7 @@
         </w:tc>
         <w:tc>
           <w:tcPr>
-            <w:tcW w:type="dxa" w:w="2268"/>
+            <w:tcW w:type="dxa" w:w="2324"/>
             <w:shd w:val="clear" w:color="auto" w:fill="0A2342"/>
             <w:tcBorders>
               <w:top w:val="nil"/>
@@ -5830,7 +5830,7 @@
         </w:tc>
         <w:tc>
           <w:tcPr>
-            <w:tcW w:type="dxa" w:w="1928"/>
+            <w:tcW w:type="dxa" w:w="2041"/>
             <w:shd w:val="clear" w:color="auto" w:fill="0A2342"/>
             <w:tcBorders>
               <w:top w:val="nil"/>
@@ -5868,7 +5868,7 @@
       <w:tr>
         <w:tc>
           <w:tcPr>
-            <w:tcW w:type="dxa" w:w="5669"/>
+            <w:tcW w:type="dxa" w:w="5839"/>
             <w:tcBorders>
               <w:bottom w:val="single" w:sz="4" w:color="D0D5DD"/>
             </w:tcBorders>
@@ -5893,7 +5893,7 @@
         </w:tc>
         <w:tc>
           <w:tcPr>
-            <w:tcW w:type="dxa" w:w="2268"/>
+            <w:tcW w:type="dxa" w:w="2324"/>
             <w:tcBorders>
               <w:bottom w:val="single" w:sz="4" w:color="D0D5DD"/>
             </w:tcBorders>
@@ -5918,7 +5918,7 @@
         </w:tc>
         <w:tc>
           <w:tcPr>
-            <w:tcW w:type="dxa" w:w="1928"/>
+            <w:tcW w:type="dxa" w:w="2041"/>
             <w:tcBorders>
               <w:bottom w:val="single" w:sz="4" w:color="D0D5DD"/>
             </w:tcBorders>
@@ -5946,7 +5946,7 @@
       <w:tr>
         <w:tc>
           <w:tcPr>
-            <w:tcW w:type="dxa" w:w="5669"/>
+            <w:tcW w:type="dxa" w:w="5839"/>
             <w:shd w:val="clear" w:color="auto" w:fill="F5F7FA"/>
             <w:tcBorders>
               <w:bottom w:val="single" w:sz="4" w:color="D0D5DD"/>
@@ -5972,7 +5972,7 @@
         </w:tc>
         <w:tc>
           <w:tcPr>
-            <w:tcW w:type="dxa" w:w="2268"/>
+            <w:tcW w:type="dxa" w:w="2324"/>
             <w:shd w:val="clear" w:color="auto" w:fill="F5F7FA"/>
             <w:tcBorders>
               <w:bottom w:val="single" w:sz="4" w:color="D0D5DD"/>
@@ -5998,7 +5998,7 @@
         </w:tc>
         <w:tc>
           <w:tcPr>
-            <w:tcW w:type="dxa" w:w="1928"/>
+            <w:tcW w:type="dxa" w:w="2041"/>
             <w:shd w:val="clear" w:color="auto" w:fill="F5F7FA"/>
             <w:tcBorders>
               <w:bottom w:val="single" w:sz="4" w:color="D0D5DD"/>
@@ -6027,7 +6027,7 @@
       <w:tr>
         <w:tc>
           <w:tcPr>
-            <w:tcW w:type="dxa" w:w="5669"/>
+            <w:tcW w:type="dxa" w:w="5839"/>
             <w:tcBorders>
               <w:bottom w:val="single" w:sz="4" w:color="D0D5DD"/>
             </w:tcBorders>
@@ -6052,7 +6052,7 @@
         </w:tc>
         <w:tc>
           <w:tcPr>
-            <w:tcW w:type="dxa" w:w="2268"/>
+            <w:tcW w:type="dxa" w:w="2324"/>
             <w:tcBorders>
               <w:bottom w:val="single" w:sz="4" w:color="D0D5DD"/>
             </w:tcBorders>
@@ -6077,7 +6077,7 @@
         </w:tc>
         <w:tc>
           <w:tcPr>
-            <w:tcW w:type="dxa" w:w="1928"/>
+            <w:tcW w:type="dxa" w:w="2041"/>
             <w:tcBorders>
               <w:bottom w:val="single" w:sz="4" w:color="D0D5DD"/>
             </w:tcBorders>
@@ -6105,7 +6105,7 @@
       <w:tr>
         <w:tc>
           <w:tcPr>
-            <w:tcW w:type="dxa" w:w="5669"/>
+            <w:tcW w:type="dxa" w:w="5839"/>
             <w:shd w:val="clear" w:color="auto" w:fill="F5F7FA"/>
             <w:tcBorders>
               <w:bottom w:val="single" w:sz="4" w:color="D0D5DD"/>
@@ -6131,7 +6131,7 @@
         </w:tc>
         <w:tc>
           <w:tcPr>
-            <w:tcW w:type="dxa" w:w="2268"/>
+            <w:tcW w:type="dxa" w:w="2324"/>
             <w:shd w:val="clear" w:color="auto" w:fill="F5F7FA"/>
             <w:tcBorders>
               <w:bottom w:val="single" w:sz="4" w:color="D0D5DD"/>
@@ -6157,7 +6157,7 @@
         </w:tc>
         <w:tc>
           <w:tcPr>
-            <w:tcW w:type="dxa" w:w="1928"/>
+            <w:tcW w:type="dxa" w:w="2041"/>
             <w:shd w:val="clear" w:color="auto" w:fill="F5F7FA"/>
             <w:tcBorders>
               <w:bottom w:val="single" w:sz="4" w:color="D0D5DD"/>
@@ -6186,7 +6186,7 @@
       <w:tr>
         <w:tc>
           <w:tcPr>
-            <w:tcW w:type="dxa" w:w="5669"/>
+            <w:tcW w:type="dxa" w:w="5839"/>
             <w:tcBorders>
               <w:bottom w:val="single" w:sz="4" w:color="D0D5DD"/>
             </w:tcBorders>
@@ -6211,7 +6211,7 @@
         </w:tc>
         <w:tc>
           <w:tcPr>
-            <w:tcW w:type="dxa" w:w="2268"/>
+            <w:tcW w:type="dxa" w:w="2324"/>
             <w:tcBorders>
               <w:bottom w:val="single" w:sz="4" w:color="D0D5DD"/>
             </w:tcBorders>
@@ -6236,7 +6236,7 @@
         </w:tc>
         <w:tc>
           <w:tcPr>
-            <w:tcW w:type="dxa" w:w="1928"/>
+            <w:tcW w:type="dxa" w:w="2041"/>
             <w:tcBorders>
               <w:bottom w:val="single" w:sz="4" w:color="D0D5DD"/>
             </w:tcBorders>
@@ -6264,7 +6264,7 @@
       <w:tr>
         <w:tc>
           <w:tcPr>
-            <w:tcW w:type="dxa" w:w="5669"/>
+            <w:tcW w:type="dxa" w:w="5839"/>
             <w:shd w:val="clear" w:color="auto" w:fill="F5F7FA"/>
             <w:tcBorders>
               <w:bottom w:val="single" w:sz="4" w:color="D0D5DD"/>
@@ -6290,7 +6290,7 @@
         </w:tc>
         <w:tc>
           <w:tcPr>
-            <w:tcW w:type="dxa" w:w="2268"/>
+            <w:tcW w:type="dxa" w:w="2324"/>
             <w:shd w:val="clear" w:color="auto" w:fill="F5F7FA"/>
             <w:tcBorders>
               <w:bottom w:val="single" w:sz="4" w:color="D0D5DD"/>
@@ -6316,7 +6316,7 @@
         </w:tc>
         <w:tc>
           <w:tcPr>
-            <w:tcW w:type="dxa" w:w="1928"/>
+            <w:tcW w:type="dxa" w:w="2041"/>
             <w:shd w:val="clear" w:color="auto" w:fill="F5F7FA"/>
             <w:tcBorders>
               <w:bottom w:val="single" w:sz="4" w:color="D0D5DD"/>
@@ -6345,7 +6345,7 @@
       <w:tr>
         <w:tc>
           <w:tcPr>
-            <w:tcW w:type="dxa" w:w="5669"/>
+            <w:tcW w:type="dxa" w:w="5839"/>
             <w:shd w:val="clear" w:color="auto" w:fill="E5EBF1"/>
             <w:tcBorders>
               <w:bottom w:val="single" w:sz="4" w:color="D0D5DD"/>
@@ -6371,7 +6371,7 @@
         </w:tc>
         <w:tc>
           <w:tcPr>
-            <w:tcW w:type="dxa" w:w="2268"/>
+            <w:tcW w:type="dxa" w:w="2324"/>
             <w:shd w:val="clear" w:color="auto" w:fill="E5EBF1"/>
             <w:tcBorders>
               <w:bottom w:val="single" w:sz="4" w:color="D0D5DD"/>
@@ -6396,7 +6396,7 @@
         </w:tc>
         <w:tc>
           <w:tcPr>
-            <w:tcW w:type="dxa" w:w="1928"/>
+            <w:tcW w:type="dxa" w:w="2041"/>
             <w:shd w:val="clear" w:color="auto" w:fill="E5EBF1"/>
             <w:tcBorders>
               <w:bottom w:val="single" w:sz="4" w:color="D0D5DD"/>
@@ -6464,12 +6464,12 @@
       </w:tblPr>
       <w:tblGrid>
         <w:gridCol w:w="794"/>
-        <w:gridCol w:w="1020"/>
-        <w:gridCol w:w="1814"/>
-        <w:gridCol w:w="1247"/>
-        <w:gridCol w:w="1247"/>
-        <w:gridCol w:w="1134"/>
-        <w:gridCol w:w="1247"/>
+        <w:gridCol w:w="1077"/>
+        <w:gridCol w:w="1871"/>
+        <w:gridCol w:w="1304"/>
+        <w:gridCol w:w="1304"/>
+        <w:gridCol w:w="1191"/>
+        <w:gridCol w:w="1304"/>
         <w:gridCol w:w="1361"/>
       </w:tblGrid>
       <w:tr>
@@ -6513,7 +6513,7 @@
         </w:tc>
         <w:tc>
           <w:tcPr>
-            <w:tcW w:type="dxa" w:w="1020"/>
+            <w:tcW w:type="dxa" w:w="1077"/>
             <w:shd w:val="clear" w:color="auto" w:fill="0A2342"/>
             <w:tcBorders>
               <w:top w:val="nil"/>
@@ -6548,7 +6548,7 @@
         </w:tc>
         <w:tc>
           <w:tcPr>
-            <w:tcW w:type="dxa" w:w="1814"/>
+            <w:tcW w:type="dxa" w:w="1871"/>
             <w:shd w:val="clear" w:color="auto" w:fill="0A2342"/>
             <w:tcBorders>
               <w:top w:val="nil"/>
@@ -6583,7 +6583,7 @@
         </w:tc>
         <w:tc>
           <w:tcPr>
-            <w:tcW w:type="dxa" w:w="1247"/>
+            <w:tcW w:type="dxa" w:w="1304"/>
             <w:shd w:val="clear" w:color="auto" w:fill="0A2342"/>
             <w:tcBorders>
               <w:top w:val="nil"/>
@@ -6619,7 +6619,7 @@
         </w:tc>
         <w:tc>
           <w:tcPr>
-            <w:tcW w:type="dxa" w:w="1247"/>
+            <w:tcW w:type="dxa" w:w="1304"/>
             <w:shd w:val="clear" w:color="auto" w:fill="0A2342"/>
             <w:tcBorders>
               <w:top w:val="nil"/>
@@ -6655,7 +6655,7 @@
         </w:tc>
         <w:tc>
           <w:tcPr>
-            <w:tcW w:type="dxa" w:w="1134"/>
+            <w:tcW w:type="dxa" w:w="1191"/>
             <w:shd w:val="clear" w:color="auto" w:fill="0A2342"/>
             <w:tcBorders>
               <w:top w:val="nil"/>
@@ -6691,7 +6691,7 @@
         </w:tc>
         <w:tc>
           <w:tcPr>
-            <w:tcW w:type="dxa" w:w="1247"/>
+            <w:tcW w:type="dxa" w:w="1304"/>
             <w:shd w:val="clear" w:color="auto" w:fill="0A2342"/>
             <w:tcBorders>
               <w:top w:val="nil"/>
@@ -6790,7 +6790,7 @@
         </w:tc>
         <w:tc>
           <w:tcPr>
-            <w:tcW w:type="dxa" w:w="1020"/>
+            <w:tcW w:type="dxa" w:w="1077"/>
             <w:tcBorders>
               <w:bottom w:val="single" w:sz="4" w:color="D0D5DD"/>
             </w:tcBorders>
@@ -6815,7 +6815,7 @@
         </w:tc>
         <w:tc>
           <w:tcPr>
-            <w:tcW w:type="dxa" w:w="1814"/>
+            <w:tcW w:type="dxa" w:w="1871"/>
             <w:tcBorders>
               <w:bottom w:val="single" w:sz="4" w:color="D0D5DD"/>
             </w:tcBorders>
@@ -6840,7 +6840,7 @@
         </w:tc>
         <w:tc>
           <w:tcPr>
-            <w:tcW w:type="dxa" w:w="1247"/>
+            <w:tcW w:type="dxa" w:w="1304"/>
             <w:tcBorders>
               <w:bottom w:val="single" w:sz="4" w:color="D0D5DD"/>
             </w:tcBorders>
@@ -6866,7 +6866,7 @@
         </w:tc>
         <w:tc>
           <w:tcPr>
-            <w:tcW w:type="dxa" w:w="1247"/>
+            <w:tcW w:type="dxa" w:w="1304"/>
             <w:tcBorders>
               <w:bottom w:val="single" w:sz="4" w:color="D0D5DD"/>
             </w:tcBorders>
@@ -6892,7 +6892,7 @@
         </w:tc>
         <w:tc>
           <w:tcPr>
-            <w:tcW w:type="dxa" w:w="1134"/>
+            <w:tcW w:type="dxa" w:w="1191"/>
             <w:tcBorders>
               <w:bottom w:val="single" w:sz="4" w:color="D0D5DD"/>
             </w:tcBorders>
@@ -6918,7 +6918,7 @@
         </w:tc>
         <w:tc>
           <w:tcPr>
-            <w:tcW w:type="dxa" w:w="1247"/>
+            <w:tcW w:type="dxa" w:w="1304"/>
             <w:tcBorders>
               <w:bottom w:val="single" w:sz="4" w:color="D0D5DD"/>
             </w:tcBorders>
@@ -6998,7 +6998,7 @@
         </w:tc>
         <w:tc>
           <w:tcPr>
-            <w:tcW w:type="dxa" w:w="1020"/>
+            <w:tcW w:type="dxa" w:w="1077"/>
             <w:shd w:val="clear" w:color="auto" w:fill="E5EBF1"/>
             <w:tcBorders>
               <w:bottom w:val="single" w:sz="4" w:color="D0D5DD"/>
@@ -7023,7 +7023,7 @@
         </w:tc>
         <w:tc>
           <w:tcPr>
-            <w:tcW w:type="dxa" w:w="1814"/>
+            <w:tcW w:type="dxa" w:w="1871"/>
             <w:shd w:val="clear" w:color="auto" w:fill="E5EBF1"/>
             <w:tcBorders>
               <w:bottom w:val="single" w:sz="4" w:color="D0D5DD"/>
@@ -7048,7 +7048,7 @@
         </w:tc>
         <w:tc>
           <w:tcPr>
-            <w:tcW w:type="dxa" w:w="1247"/>
+            <w:tcW w:type="dxa" w:w="1304"/>
             <w:shd w:val="clear" w:color="auto" w:fill="E5EBF1"/>
             <w:tcBorders>
               <w:bottom w:val="single" w:sz="4" w:color="D0D5DD"/>
@@ -7074,7 +7074,7 @@
         </w:tc>
         <w:tc>
           <w:tcPr>
-            <w:tcW w:type="dxa" w:w="1247"/>
+            <w:tcW w:type="dxa" w:w="1304"/>
             <w:shd w:val="clear" w:color="auto" w:fill="E5EBF1"/>
             <w:tcBorders>
               <w:bottom w:val="single" w:sz="4" w:color="D0D5DD"/>
@@ -7100,7 +7100,7 @@
         </w:tc>
         <w:tc>
           <w:tcPr>
-            <w:tcW w:type="dxa" w:w="1134"/>
+            <w:tcW w:type="dxa" w:w="1191"/>
             <w:shd w:val="clear" w:color="auto" w:fill="E5EBF1"/>
             <w:tcBorders>
               <w:bottom w:val="single" w:sz="4" w:color="D0D5DD"/>
@@ -7126,7 +7126,7 @@
         </w:tc>
         <w:tc>
           <w:tcPr>
-            <w:tcW w:type="dxa" w:w="1247"/>
+            <w:tcW w:type="dxa" w:w="1304"/>
             <w:shd w:val="clear" w:color="auto" w:fill="E5EBF1"/>
             <w:tcBorders>
               <w:bottom w:val="single" w:sz="4" w:color="D0D5DD"/>
@@ -7203,12 +7203,12 @@
         <w:tblLook w:firstColumn="1" w:firstRow="1" w:lastColumn="0" w:lastRow="0" w:noHBand="0" w:noVBand="1" w:val="04A0"/>
       </w:tblPr>
       <w:tblGrid>
-        <w:gridCol w:w="907"/>
-        <w:gridCol w:w="2268"/>
+        <w:gridCol w:w="964"/>
+        <w:gridCol w:w="2381"/>
+        <w:gridCol w:w="1757"/>
+        <w:gridCol w:w="1644"/>
+        <w:gridCol w:w="1757"/>
         <w:gridCol w:w="1701"/>
-        <w:gridCol w:w="1587"/>
-        <w:gridCol w:w="1701"/>
-        <w:gridCol w:w="1587"/>
       </w:tblGrid>
       <w:tr>
         <w:trPr>
@@ -7216,7 +7216,7 @@
         </w:trPr>
         <w:tc>
           <w:tcPr>
-            <w:tcW w:type="dxa" w:w="907"/>
+            <w:tcW w:type="dxa" w:w="964"/>
             <w:shd w:val="clear" w:color="auto" w:fill="0A2342"/>
             <w:tcBorders>
               <w:top w:val="nil"/>
@@ -7251,7 +7251,7 @@
         </w:tc>
         <w:tc>
           <w:tcPr>
-            <w:tcW w:type="dxa" w:w="2268"/>
+            <w:tcW w:type="dxa" w:w="2381"/>
             <w:shd w:val="clear" w:color="auto" w:fill="0A2342"/>
             <w:tcBorders>
               <w:top w:val="nil"/>
@@ -7286,7 +7286,7 @@
         </w:tc>
         <w:tc>
           <w:tcPr>
-            <w:tcW w:type="dxa" w:w="1701"/>
+            <w:tcW w:type="dxa" w:w="1757"/>
             <w:shd w:val="clear" w:color="auto" w:fill="0A2342"/>
             <w:tcBorders>
               <w:top w:val="nil"/>
@@ -7322,7 +7322,7 @@
         </w:tc>
         <w:tc>
           <w:tcPr>
-            <w:tcW w:type="dxa" w:w="1587"/>
+            <w:tcW w:type="dxa" w:w="1644"/>
             <w:shd w:val="clear" w:color="auto" w:fill="0A2342"/>
             <w:tcBorders>
               <w:top w:val="nil"/>
@@ -7358,7 +7358,7 @@
         </w:tc>
         <w:tc>
           <w:tcPr>
-            <w:tcW w:type="dxa" w:w="1701"/>
+            <w:tcW w:type="dxa" w:w="1757"/>
             <w:shd w:val="clear" w:color="auto" w:fill="0A2342"/>
             <w:tcBorders>
               <w:top w:val="nil"/>
@@ -7394,7 +7394,7 @@
         </w:tc>
         <w:tc>
           <w:tcPr>
-            <w:tcW w:type="dxa" w:w="1587"/>
+            <w:tcW w:type="dxa" w:w="1701"/>
             <w:shd w:val="clear" w:color="auto" w:fill="0A2342"/>
             <w:tcBorders>
               <w:top w:val="nil"/>
@@ -7432,7 +7432,7 @@
       <w:tr>
         <w:tc>
           <w:tcPr>
-            <w:tcW w:type="dxa" w:w="907"/>
+            <w:tcW w:type="dxa" w:w="964"/>
             <w:tcBorders>
               <w:bottom w:val="single" w:sz="4" w:color="D0D5DD"/>
             </w:tcBorders>
@@ -7457,7 +7457,7 @@
         </w:tc>
         <w:tc>
           <w:tcPr>
-            <w:tcW w:type="dxa" w:w="2268"/>
+            <w:tcW w:type="dxa" w:w="2381"/>
             <w:tcBorders>
               <w:bottom w:val="single" w:sz="4" w:color="D0D5DD"/>
             </w:tcBorders>
@@ -7482,7 +7482,7 @@
         </w:tc>
         <w:tc>
           <w:tcPr>
-            <w:tcW w:type="dxa" w:w="1701"/>
+            <w:tcW w:type="dxa" w:w="1757"/>
             <w:tcBorders>
               <w:bottom w:val="single" w:sz="4" w:color="D0D5DD"/>
             </w:tcBorders>
@@ -7508,7 +7508,7 @@
         </w:tc>
         <w:tc>
           <w:tcPr>
-            <w:tcW w:type="dxa" w:w="1587"/>
+            <w:tcW w:type="dxa" w:w="1644"/>
             <w:tcBorders>
               <w:bottom w:val="single" w:sz="4" w:color="D0D5DD"/>
             </w:tcBorders>
@@ -7534,7 +7534,7 @@
         </w:tc>
         <w:tc>
           <w:tcPr>
-            <w:tcW w:type="dxa" w:w="1701"/>
+            <w:tcW w:type="dxa" w:w="1757"/>
             <w:tcBorders>
               <w:bottom w:val="single" w:sz="4" w:color="D0D5DD"/>
             </w:tcBorders>
@@ -7560,7 +7560,7 @@
         </w:tc>
         <w:tc>
           <w:tcPr>
-            <w:tcW w:type="dxa" w:w="1587"/>
+            <w:tcW w:type="dxa" w:w="1701"/>
             <w:tcBorders>
               <w:bottom w:val="single" w:sz="4" w:color="D0D5DD"/>
             </w:tcBorders>
@@ -7588,7 +7588,7 @@
       <w:tr>
         <w:tc>
           <w:tcPr>
-            <w:tcW w:type="dxa" w:w="907"/>
+            <w:tcW w:type="dxa" w:w="964"/>
             <w:shd w:val="clear" w:color="auto" w:fill="E5EBF1"/>
             <w:tcBorders>
               <w:bottom w:val="single" w:sz="4" w:color="D0D5DD"/>
@@ -7614,7 +7614,7 @@
         </w:tc>
         <w:tc>
           <w:tcPr>
-            <w:tcW w:type="dxa" w:w="2268"/>
+            <w:tcW w:type="dxa" w:w="2381"/>
             <w:shd w:val="clear" w:color="auto" w:fill="E5EBF1"/>
             <w:tcBorders>
               <w:bottom w:val="single" w:sz="4" w:color="D0D5DD"/>
@@ -7639,7 +7639,7 @@
         </w:tc>
         <w:tc>
           <w:tcPr>
-            <w:tcW w:type="dxa" w:w="1701"/>
+            <w:tcW w:type="dxa" w:w="1757"/>
             <w:shd w:val="clear" w:color="auto" w:fill="E5EBF1"/>
             <w:tcBorders>
               <w:bottom w:val="single" w:sz="4" w:color="D0D5DD"/>
@@ -7665,7 +7665,7 @@
         </w:tc>
         <w:tc>
           <w:tcPr>
-            <w:tcW w:type="dxa" w:w="1587"/>
+            <w:tcW w:type="dxa" w:w="1644"/>
             <w:shd w:val="clear" w:color="auto" w:fill="E5EBF1"/>
             <w:tcBorders>
               <w:bottom w:val="single" w:sz="4" w:color="D0D5DD"/>
@@ -7692,7 +7692,7 @@
         </w:tc>
         <w:tc>
           <w:tcPr>
-            <w:tcW w:type="dxa" w:w="1701"/>
+            <w:tcW w:type="dxa" w:w="1757"/>
             <w:shd w:val="clear" w:color="auto" w:fill="E5EBF1"/>
             <w:tcBorders>
               <w:bottom w:val="single" w:sz="4" w:color="D0D5DD"/>
@@ -7718,7 +7718,7 @@
         </w:tc>
         <w:tc>
           <w:tcPr>
-            <w:tcW w:type="dxa" w:w="1587"/>
+            <w:tcW w:type="dxa" w:w="1701"/>
             <w:shd w:val="clear" w:color="auto" w:fill="E5EBF1"/>
             <w:tcBorders>
               <w:bottom w:val="single" w:sz="4" w:color="D0D5DD"/>
@@ -7785,10 +7785,10 @@
         <w:tblLook w:firstColumn="1" w:firstRow="1" w:lastColumn="0" w:lastRow="0" w:noHBand="0" w:noVBand="1" w:val="04A0"/>
       </w:tblPr>
       <w:tblGrid>
-        <w:gridCol w:w="1587"/>
-        <w:gridCol w:w="2948"/>
-        <w:gridCol w:w="3628"/>
-        <w:gridCol w:w="1701"/>
+        <w:gridCol w:w="1644"/>
+        <w:gridCol w:w="3061"/>
+        <w:gridCol w:w="3742"/>
+        <w:gridCol w:w="1757"/>
       </w:tblGrid>
       <w:tr>
         <w:trPr>
@@ -7796,7 +7796,7 @@
         </w:trPr>
         <w:tc>
           <w:tcPr>
-            <w:tcW w:type="dxa" w:w="1587"/>
+            <w:tcW w:type="dxa" w:w="1644"/>
             <w:shd w:val="clear" w:color="auto" w:fill="0A2342"/>
             <w:tcBorders>
               <w:top w:val="nil"/>
@@ -7831,7 +7831,7 @@
         </w:tc>
         <w:tc>
           <w:tcPr>
-            <w:tcW w:type="dxa" w:w="2948"/>
+            <w:tcW w:type="dxa" w:w="3061"/>
             <w:shd w:val="clear" w:color="auto" w:fill="0A2342"/>
             <w:tcBorders>
               <w:top w:val="nil"/>
@@ -7866,7 +7866,7 @@
         </w:tc>
         <w:tc>
           <w:tcPr>
-            <w:tcW w:type="dxa" w:w="3628"/>
+            <w:tcW w:type="dxa" w:w="3742"/>
             <w:shd w:val="clear" w:color="auto" w:fill="0A2342"/>
             <w:tcBorders>
               <w:top w:val="nil"/>
@@ -7901,7 +7901,7 @@
         </w:tc>
         <w:tc>
           <w:tcPr>
-            <w:tcW w:type="dxa" w:w="1701"/>
+            <w:tcW w:type="dxa" w:w="1757"/>
             <w:shd w:val="clear" w:color="auto" w:fill="0A2342"/>
             <w:tcBorders>
               <w:top w:val="nil"/>
@@ -7939,7 +7939,7 @@
       <w:tr>
         <w:tc>
           <w:tcPr>
-            <w:tcW w:type="dxa" w:w="1587"/>
+            <w:tcW w:type="dxa" w:w="1644"/>
             <w:tcBorders>
               <w:bottom w:val="single" w:sz="4" w:color="D0D5DD"/>
             </w:tcBorders>
@@ -7964,7 +7964,7 @@
         </w:tc>
         <w:tc>
           <w:tcPr>
-            <w:tcW w:type="dxa" w:w="2948"/>
+            <w:tcW w:type="dxa" w:w="3061"/>
             <w:tcBorders>
               <w:bottom w:val="single" w:sz="4" w:color="D0D5DD"/>
             </w:tcBorders>
@@ -7989,7 +7989,7 @@
         </w:tc>
         <w:tc>
           <w:tcPr>
-            <w:tcW w:type="dxa" w:w="3628"/>
+            <w:tcW w:type="dxa" w:w="3742"/>
             <w:tcBorders>
               <w:bottom w:val="single" w:sz="4" w:color="D0D5DD"/>
             </w:tcBorders>
@@ -8014,7 +8014,7 @@
         </w:tc>
         <w:tc>
           <w:tcPr>
-            <w:tcW w:type="dxa" w:w="1701"/>
+            <w:tcW w:type="dxa" w:w="1757"/>
             <w:tcBorders>
               <w:bottom w:val="single" w:sz="4" w:color="D0D5DD"/>
             </w:tcBorders>
@@ -8042,7 +8042,7 @@
       <w:tr>
         <w:tc>
           <w:tcPr>
-            <w:tcW w:type="dxa" w:w="1587"/>
+            <w:tcW w:type="dxa" w:w="1644"/>
             <w:shd w:val="clear" w:color="auto" w:fill="F5F7FA"/>
             <w:tcBorders>
               <w:bottom w:val="single" w:sz="4" w:color="D0D5DD"/>
@@ -8068,7 +8068,7 @@
         </w:tc>
         <w:tc>
           <w:tcPr>
-            <w:tcW w:type="dxa" w:w="2948"/>
+            <w:tcW w:type="dxa" w:w="3061"/>
             <w:shd w:val="clear" w:color="auto" w:fill="F5F7FA"/>
             <w:tcBorders>
               <w:bottom w:val="single" w:sz="4" w:color="D0D5DD"/>
@@ -8094,7 +8094,7 @@
         </w:tc>
         <w:tc>
           <w:tcPr>
-            <w:tcW w:type="dxa" w:w="3628"/>
+            <w:tcW w:type="dxa" w:w="3742"/>
             <w:shd w:val="clear" w:color="auto" w:fill="F5F7FA"/>
             <w:tcBorders>
               <w:bottom w:val="single" w:sz="4" w:color="D0D5DD"/>
@@ -8120,7 +8120,7 @@
         </w:tc>
         <w:tc>
           <w:tcPr>
-            <w:tcW w:type="dxa" w:w="1701"/>
+            <w:tcW w:type="dxa" w:w="1757"/>
             <w:shd w:val="clear" w:color="auto" w:fill="F5F7FA"/>
             <w:tcBorders>
               <w:bottom w:val="single" w:sz="4" w:color="D0D5DD"/>
@@ -8149,7 +8149,7 @@
       <w:tr>
         <w:tc>
           <w:tcPr>
-            <w:tcW w:type="dxa" w:w="1587"/>
+            <w:tcW w:type="dxa" w:w="1644"/>
             <w:shd w:val="clear" w:color="auto" w:fill="E5EBF1"/>
             <w:tcBorders>
               <w:bottom w:val="single" w:sz="4" w:color="D0D5DD"/>
@@ -8175,7 +8175,7 @@
         </w:tc>
         <w:tc>
           <w:tcPr>
-            <w:tcW w:type="dxa" w:w="2948"/>
+            <w:tcW w:type="dxa" w:w="3061"/>
             <w:shd w:val="clear" w:color="auto" w:fill="E5EBF1"/>
             <w:tcBorders>
               <w:bottom w:val="single" w:sz="4" w:color="D0D5DD"/>
@@ -8200,7 +8200,7 @@
         </w:tc>
         <w:tc>
           <w:tcPr>
-            <w:tcW w:type="dxa" w:w="3628"/>
+            <w:tcW w:type="dxa" w:w="3742"/>
             <w:shd w:val="clear" w:color="auto" w:fill="E5EBF1"/>
             <w:tcBorders>
               <w:bottom w:val="single" w:sz="4" w:color="D0D5DD"/>
@@ -8225,7 +8225,7 @@
         </w:tc>
         <w:tc>
           <w:tcPr>
-            <w:tcW w:type="dxa" w:w="1701"/>
+            <w:tcW w:type="dxa" w:w="1757"/>
             <w:shd w:val="clear" w:color="auto" w:fill="E5EBF1"/>
             <w:tcBorders>
               <w:bottom w:val="single" w:sz="4" w:color="D0D5DD"/>
@@ -8256,7 +8256,7 @@
       <w:pPr>
         <w:sectPr>
           <w:pgSz w:w="11906" w:h="16838"/>
-          <w:pgMar w:top="1134" w:right="1020" w:bottom="1134" w:left="1020" w:header="720" w:footer="720" w:gutter="0"/>
+          <w:pgMar w:top="1134" w:right="850" w:bottom="1134" w:left="850" w:header="720" w:footer="720" w:gutter="0"/>
           <w:cols w:space="720"/>
           <w:docGrid w:linePitch="360"/>
         </w:sectPr>
@@ -8342,7 +8342,7 @@
     </w:p>
     <w:sectPr>
       <w:pgSz w:w="11906" w:h="16838"/>
-      <w:pgMar w:top="1134" w:right="1020" w:bottom="1134" w:left="1020" w:header="720" w:footer="720" w:gutter="0"/>
+      <w:pgMar w:top="1134" w:right="850" w:bottom="1134" w:left="850" w:header="720" w:footer="720" w:gutter="0"/>
       <w:cols w:space="720"/>
       <w:docGrid w:linePitch="360"/>
     </w:sectPr>

--- a/mockup/monthly_client_statement/sample-statements/Custody_Simplified_sample.docx
+++ b/mockup/monthly_client_statement/sample-statements/Custody_Simplified_sample.docx
@@ -480,59 +480,6 @@
                 <w:color w:val="0A2342"/>
                 <w:sz w:val="18"/>
               </w:rPr>
-              <w:t>Statement Period</w:t>
-            </w:r>
-          </w:p>
-        </w:tc>
-        <w:tc>
-          <w:tcPr>
-            <w:tcW w:type="dxa" w:w="6746"/>
-            <w:tcBorders>
-              <w:bottom w:val="single" w:sz="4" w:color="D0D5DD"/>
-            </w:tcBorders>
-            <w:vAlign w:val="center"/>
-          </w:tcPr>
-          <w:p>
-            <w:pPr>
-              <w:spacing w:before="40" w:after="40"/>
-            </w:pPr>
-            <w:r>
-              <w:rPr>
-                <w:rFonts w:ascii="Arial" w:hAnsi="Arial"/>
-                <w:rFonts w:ascii="Arial" w:hAnsi="Arial" w:cs="Arial"/>
-                <w:b w:val="0"/>
-                <w:i w:val="0"/>
-                <w:color w:val="4A5568"/>
-                <w:sz w:val="18"/>
-              </w:rPr>
-              <w:t>01 Apr 2026 - 30 Apr 2026</w:t>
-            </w:r>
-          </w:p>
-        </w:tc>
-      </w:tr>
-      <w:tr>
-        <w:tc>
-          <w:tcPr>
-            <w:tcW w:type="dxa" w:w="3118"/>
-            <w:shd w:val="clear" w:color="auto" w:fill="F5F7FA"/>
-            <w:tcBorders>
-              <w:bottom w:val="single" w:sz="4" w:color="D0D5DD"/>
-            </w:tcBorders>
-            <w:vAlign w:val="center"/>
-          </w:tcPr>
-          <w:p>
-            <w:pPr>
-              <w:spacing w:before="40" w:after="40"/>
-            </w:pPr>
-            <w:r>
-              <w:rPr>
-                <w:rFonts w:ascii="Arial" w:hAnsi="Arial"/>
-                <w:rFonts w:ascii="Arial" w:hAnsi="Arial" w:cs="Arial"/>
-                <w:b/>
-                <w:i w:val="0"/>
-                <w:color w:val="0A2342"/>
-                <w:sz w:val="18"/>
-              </w:rPr>
               <w:t>Reporting Currency</w:t>
             </w:r>
           </w:p>
@@ -540,7 +487,6 @@
         <w:tc>
           <w:tcPr>
             <w:tcW w:type="dxa" w:w="6746"/>
-            <w:shd w:val="clear" w:color="auto" w:fill="F5F7FA"/>
             <w:tcBorders>
               <w:bottom w:val="single" w:sz="4" w:color="D0D5DD"/>
             </w:tcBorders>

--- a/mockup/monthly_client_statement/sample-statements/Custody_Simplified_sample.docx
+++ b/mockup/monthly_client_statement/sample-statements/Custody_Simplified_sample.docx
@@ -6410,13 +6410,13 @@
       </w:tblPr>
       <w:tblGrid>
         <w:gridCol w:w="794"/>
-        <w:gridCol w:w="1077"/>
-        <w:gridCol w:w="1871"/>
-        <w:gridCol w:w="1304"/>
-        <w:gridCol w:w="1304"/>
-        <w:gridCol w:w="1191"/>
-        <w:gridCol w:w="1304"/>
+        <w:gridCol w:w="1134"/>
+        <w:gridCol w:w="1587"/>
         <w:gridCol w:w="1361"/>
+        <w:gridCol w:w="1474"/>
+        <w:gridCol w:w="1361"/>
+        <w:gridCol w:w="1474"/>
+        <w:gridCol w:w="1020"/>
       </w:tblGrid>
       <w:tr>
         <w:trPr>
@@ -6459,7 +6459,7 @@
         </w:tc>
         <w:tc>
           <w:tcPr>
-            <w:tcW w:type="dxa" w:w="1077"/>
+            <w:tcW w:type="dxa" w:w="1134"/>
             <w:shd w:val="clear" w:color="auto" w:fill="0A2342"/>
             <w:tcBorders>
               <w:top w:val="nil"/>
@@ -6494,7 +6494,7 @@
         </w:tc>
         <w:tc>
           <w:tcPr>
-            <w:tcW w:type="dxa" w:w="1871"/>
+            <w:tcW w:type="dxa" w:w="1587"/>
             <w:shd w:val="clear" w:color="auto" w:fill="0A2342"/>
             <w:tcBorders>
               <w:top w:val="nil"/>
@@ -6529,7 +6529,7 @@
         </w:tc>
         <w:tc>
           <w:tcPr>
-            <w:tcW w:type="dxa" w:w="1304"/>
+            <w:tcW w:type="dxa" w:w="1361"/>
             <w:shd w:val="clear" w:color="auto" w:fill="0A2342"/>
             <w:tcBorders>
               <w:top w:val="nil"/>
@@ -6565,7 +6565,43 @@
         </w:tc>
         <w:tc>
           <w:tcPr>
-            <w:tcW w:type="dxa" w:w="1304"/>
+            <w:tcW w:type="dxa" w:w="1474"/>
+            <w:shd w:val="clear" w:color="auto" w:fill="0A2342"/>
+            <w:tcBorders>
+              <w:top w:val="nil"/>
+            </w:tcBorders>
+            <w:tcBorders>
+              <w:bottom w:val="nil"/>
+            </w:tcBorders>
+            <w:tcBorders>
+              <w:left w:val="nil"/>
+            </w:tcBorders>
+            <w:tcBorders>
+              <w:right w:val="nil"/>
+            </w:tcBorders>
+            <w:vAlign w:val="center"/>
+          </w:tcPr>
+          <w:p>
+            <w:pPr>
+              <w:spacing w:before="0" w:after="0"/>
+              <w:jc w:val="right"/>
+            </w:pPr>
+            <w:r>
+              <w:rPr>
+                <w:rFonts w:ascii="Arial" w:hAnsi="Arial"/>
+                <w:rFonts w:ascii="Arial" w:hAnsi="Arial" w:cs="Arial"/>
+                <w:b/>
+                <w:i w:val="0"/>
+                <w:color w:val="FFFFFF"/>
+                <w:sz w:val="17"/>
+              </w:rPr>
+              <w:t>Opening Value (USD)</w:t>
+            </w:r>
+          </w:p>
+        </w:tc>
+        <w:tc>
+          <w:tcPr>
+            <w:tcW w:type="dxa" w:w="1361"/>
             <w:shd w:val="clear" w:color="auto" w:fill="0A2342"/>
             <w:tcBorders>
               <w:top w:val="nil"/>
@@ -6601,7 +6637,7 @@
         </w:tc>
         <w:tc>
           <w:tcPr>
-            <w:tcW w:type="dxa" w:w="1191"/>
+            <w:tcW w:type="dxa" w:w="1474"/>
             <w:shd w:val="clear" w:color="auto" w:fill="0A2342"/>
             <w:tcBorders>
               <w:top w:val="nil"/>
@@ -6631,13 +6667,13 @@
                 <w:color w:val="FFFFFF"/>
                 <w:sz w:val="17"/>
               </w:rPr>
-              <w:t>Δ Staked</w:t>
+              <w:t>Closing Value (USD)</w:t>
             </w:r>
           </w:p>
         </w:tc>
         <w:tc>
           <w:tcPr>
-            <w:tcW w:type="dxa" w:w="1304"/>
+            <w:tcW w:type="dxa" w:w="1020"/>
             <w:shd w:val="clear" w:color="auto" w:fill="0A2342"/>
             <w:tcBorders>
               <w:top w:val="nil"/>
@@ -6668,42 +6704,6 @@
                 <w:sz w:val="17"/>
               </w:rPr>
               <w:t>Unbonding</w:t>
-            </w:r>
-          </w:p>
-        </w:tc>
-        <w:tc>
-          <w:tcPr>
-            <w:tcW w:type="dxa" w:w="1361"/>
-            <w:shd w:val="clear" w:color="auto" w:fill="0A2342"/>
-            <w:tcBorders>
-              <w:top w:val="nil"/>
-            </w:tcBorders>
-            <w:tcBorders>
-              <w:bottom w:val="nil"/>
-            </w:tcBorders>
-            <w:tcBorders>
-              <w:left w:val="nil"/>
-            </w:tcBorders>
-            <w:tcBorders>
-              <w:right w:val="nil"/>
-            </w:tcBorders>
-            <w:vAlign w:val="center"/>
-          </w:tcPr>
-          <w:p>
-            <w:pPr>
-              <w:spacing w:before="0" w:after="0"/>
-              <w:jc w:val="right"/>
-            </w:pPr>
-            <w:r>
-              <w:rPr>
-                <w:rFonts w:ascii="Arial" w:hAnsi="Arial"/>
-                <w:rFonts w:ascii="Arial" w:hAnsi="Arial" w:cs="Arial"/>
-                <w:b/>
-                <w:i w:val="0"/>
-                <w:color w:val="FFFFFF"/>
-                <w:sz w:val="17"/>
-              </w:rPr>
-              <w:t>Closing Value (USD)</w:t>
             </w:r>
           </w:p>
         </w:tc>
@@ -6736,7 +6736,7 @@
         </w:tc>
         <w:tc>
           <w:tcPr>
-            <w:tcW w:type="dxa" w:w="1077"/>
+            <w:tcW w:type="dxa" w:w="1134"/>
             <w:tcBorders>
               <w:bottom w:val="single" w:sz="4" w:color="D0D5DD"/>
             </w:tcBorders>
@@ -6761,7 +6761,7 @@
         </w:tc>
         <w:tc>
           <w:tcPr>
-            <w:tcW w:type="dxa" w:w="1871"/>
+            <w:tcW w:type="dxa" w:w="1587"/>
             <w:tcBorders>
               <w:bottom w:val="single" w:sz="4" w:color="D0D5DD"/>
             </w:tcBorders>
@@ -6786,7 +6786,7 @@
         </w:tc>
         <w:tc>
           <w:tcPr>
-            <w:tcW w:type="dxa" w:w="1304"/>
+            <w:tcW w:type="dxa" w:w="1361"/>
             <w:tcBorders>
               <w:bottom w:val="single" w:sz="4" w:color="D0D5DD"/>
             </w:tcBorders>
@@ -6812,7 +6812,33 @@
         </w:tc>
         <w:tc>
           <w:tcPr>
-            <w:tcW w:type="dxa" w:w="1304"/>
+            <w:tcW w:type="dxa" w:w="1474"/>
+            <w:tcBorders>
+              <w:bottom w:val="single" w:sz="4" w:color="D0D5DD"/>
+            </w:tcBorders>
+            <w:vAlign w:val="center"/>
+          </w:tcPr>
+          <w:p>
+            <w:pPr>
+              <w:spacing w:before="40" w:after="40"/>
+              <w:jc w:val="right"/>
+            </w:pPr>
+            <w:r>
+              <w:rPr>
+                <w:rFonts w:ascii="Arial" w:hAnsi="Arial"/>
+                <w:rFonts w:ascii="Arial" w:hAnsi="Arial" w:cs="Arial"/>
+                <w:b w:val="0"/>
+                <w:i w:val="0"/>
+                <w:color w:val="4A5568"/>
+                <w:sz w:val="16"/>
+              </w:rPr>
+              <w:t>$225,000.00</w:t>
+            </w:r>
+          </w:p>
+        </w:tc>
+        <w:tc>
+          <w:tcPr>
+            <w:tcW w:type="dxa" w:w="1361"/>
             <w:tcBorders>
               <w:bottom w:val="single" w:sz="4" w:color="D0D5DD"/>
             </w:tcBorders>
@@ -6838,7 +6864,7 @@
         </w:tc>
         <w:tc>
           <w:tcPr>
-            <w:tcW w:type="dxa" w:w="1191"/>
+            <w:tcW w:type="dxa" w:w="1474"/>
             <w:tcBorders>
               <w:bottom w:val="single" w:sz="4" w:color="D0D5DD"/>
             </w:tcBorders>
@@ -6853,18 +6879,18 @@
               <w:rPr>
                 <w:rFonts w:ascii="Arial" w:hAnsi="Arial"/>
                 <w:rFonts w:ascii="Arial" w:hAnsi="Arial" w:cs="Arial"/>
-                <w:b/>
+                <w:b w:val="0"/>
                 <w:i w:val="0"/>
                 <w:color w:val="4A5568"/>
                 <w:sz w:val="16"/>
               </w:rPr>
-              <w:t>0.0000 ETH</w:t>
+              <w:t>$226,000.00</w:t>
             </w:r>
           </w:p>
         </w:tc>
         <w:tc>
           <w:tcPr>
-            <w:tcW w:type="dxa" w:w="1304"/>
+            <w:tcW w:type="dxa" w:w="1020"/>
             <w:tcBorders>
               <w:bottom w:val="single" w:sz="4" w:color="D0D5DD"/>
             </w:tcBorders>
@@ -6885,32 +6911,6 @@
                 <w:sz w:val="16"/>
               </w:rPr>
               <w:t>—</w:t>
-            </w:r>
-          </w:p>
-        </w:tc>
-        <w:tc>
-          <w:tcPr>
-            <w:tcW w:type="dxa" w:w="1361"/>
-            <w:tcBorders>
-              <w:bottom w:val="single" w:sz="4" w:color="D0D5DD"/>
-            </w:tcBorders>
-            <w:vAlign w:val="center"/>
-          </w:tcPr>
-          <w:p>
-            <w:pPr>
-              <w:spacing w:before="40" w:after="40"/>
-              <w:jc w:val="right"/>
-            </w:pPr>
-            <w:r>
-              <w:rPr>
-                <w:rFonts w:ascii="Arial" w:hAnsi="Arial"/>
-                <w:rFonts w:ascii="Arial" w:hAnsi="Arial" w:cs="Arial"/>
-                <w:b w:val="0"/>
-                <w:i w:val="0"/>
-                <w:color w:val="4A5568"/>
-                <w:sz w:val="16"/>
-              </w:rPr>
-              <w:t>$226,000.00</w:t>
             </w:r>
           </w:p>
         </w:tc>
@@ -6944,7 +6944,7 @@
         </w:tc>
         <w:tc>
           <w:tcPr>
-            <w:tcW w:type="dxa" w:w="1077"/>
+            <w:tcW w:type="dxa" w:w="1134"/>
             <w:shd w:val="clear" w:color="auto" w:fill="E5EBF1"/>
             <w:tcBorders>
               <w:bottom w:val="single" w:sz="4" w:color="D0D5DD"/>
@@ -6969,7 +6969,7 @@
         </w:tc>
         <w:tc>
           <w:tcPr>
-            <w:tcW w:type="dxa" w:w="1871"/>
+            <w:tcW w:type="dxa" w:w="1587"/>
             <w:shd w:val="clear" w:color="auto" w:fill="E5EBF1"/>
             <w:tcBorders>
               <w:bottom w:val="single" w:sz="4" w:color="D0D5DD"/>
@@ -6994,7 +6994,7 @@
         </w:tc>
         <w:tc>
           <w:tcPr>
-            <w:tcW w:type="dxa" w:w="1304"/>
+            <w:tcW w:type="dxa" w:w="1361"/>
             <w:shd w:val="clear" w:color="auto" w:fill="E5EBF1"/>
             <w:tcBorders>
               <w:bottom w:val="single" w:sz="4" w:color="D0D5DD"/>
@@ -7020,7 +7020,34 @@
         </w:tc>
         <w:tc>
           <w:tcPr>
-            <w:tcW w:type="dxa" w:w="1304"/>
+            <w:tcW w:type="dxa" w:w="1474"/>
+            <w:shd w:val="clear" w:color="auto" w:fill="E5EBF1"/>
+            <w:tcBorders>
+              <w:bottom w:val="single" w:sz="4" w:color="D0D5DD"/>
+            </w:tcBorders>
+            <w:vAlign w:val="center"/>
+          </w:tcPr>
+          <w:p>
+            <w:pPr>
+              <w:spacing w:before="40" w:after="40"/>
+              <w:jc w:val="right"/>
+            </w:pPr>
+            <w:r>
+              <w:rPr>
+                <w:rFonts w:ascii="Arial" w:hAnsi="Arial"/>
+                <w:rFonts w:ascii="Arial" w:hAnsi="Arial" w:cs="Arial"/>
+                <w:b/>
+                <w:i w:val="0"/>
+                <w:color w:val="0A2342"/>
+                <w:sz w:val="16"/>
+              </w:rPr>
+              <w:t>$225,000.00</w:t>
+            </w:r>
+          </w:p>
+        </w:tc>
+        <w:tc>
+          <w:tcPr>
+            <w:tcW w:type="dxa" w:w="1361"/>
             <w:shd w:val="clear" w:color="auto" w:fill="E5EBF1"/>
             <w:tcBorders>
               <w:bottom w:val="single" w:sz="4" w:color="D0D5DD"/>
@@ -7046,59 +7073,7 @@
         </w:tc>
         <w:tc>
           <w:tcPr>
-            <w:tcW w:type="dxa" w:w="1191"/>
-            <w:shd w:val="clear" w:color="auto" w:fill="E5EBF1"/>
-            <w:tcBorders>
-              <w:bottom w:val="single" w:sz="4" w:color="D0D5DD"/>
-            </w:tcBorders>
-            <w:vAlign w:val="center"/>
-          </w:tcPr>
-          <w:p>
-            <w:pPr>
-              <w:spacing w:before="40" w:after="40"/>
-              <w:jc w:val="right"/>
-            </w:pPr>
-            <w:r>
-              <w:rPr>
-                <w:rFonts w:ascii="Arial" w:hAnsi="Arial"/>
-                <w:rFonts w:ascii="Arial" w:hAnsi="Arial" w:cs="Arial"/>
-                <w:b/>
-                <w:i w:val="0"/>
-                <w:color w:val="0A2342"/>
-                <w:sz w:val="16"/>
-              </w:rPr>
-            </w:r>
-          </w:p>
-        </w:tc>
-        <w:tc>
-          <w:tcPr>
-            <w:tcW w:type="dxa" w:w="1304"/>
-            <w:shd w:val="clear" w:color="auto" w:fill="E5EBF1"/>
-            <w:tcBorders>
-              <w:bottom w:val="single" w:sz="4" w:color="D0D5DD"/>
-            </w:tcBorders>
-            <w:vAlign w:val="center"/>
-          </w:tcPr>
-          <w:p>
-            <w:pPr>
-              <w:spacing w:before="40" w:after="40"/>
-              <w:jc w:val="right"/>
-            </w:pPr>
-            <w:r>
-              <w:rPr>
-                <w:rFonts w:ascii="Arial" w:hAnsi="Arial"/>
-                <w:rFonts w:ascii="Arial" w:hAnsi="Arial" w:cs="Arial"/>
-                <w:b/>
-                <w:i w:val="0"/>
-                <w:color w:val="0A2342"/>
-                <w:sz w:val="16"/>
-              </w:rPr>
-            </w:r>
-          </w:p>
-        </w:tc>
-        <w:tc>
-          <w:tcPr>
-            <w:tcW w:type="dxa" w:w="1361"/>
+            <w:tcW w:type="dxa" w:w="1474"/>
             <w:shd w:val="clear" w:color="auto" w:fill="E5EBF1"/>
             <w:tcBorders>
               <w:bottom w:val="single" w:sz="4" w:color="D0D5DD"/>
@@ -7120,6 +7095,32 @@
                 <w:sz w:val="16"/>
               </w:rPr>
               <w:t>$226,000.00</w:t>
+            </w:r>
+          </w:p>
+        </w:tc>
+        <w:tc>
+          <w:tcPr>
+            <w:tcW w:type="dxa" w:w="1020"/>
+            <w:shd w:val="clear" w:color="auto" w:fill="E5EBF1"/>
+            <w:tcBorders>
+              <w:bottom w:val="single" w:sz="4" w:color="D0D5DD"/>
+            </w:tcBorders>
+            <w:vAlign w:val="center"/>
+          </w:tcPr>
+          <w:p>
+            <w:pPr>
+              <w:spacing w:before="40" w:after="40"/>
+              <w:jc w:val="right"/>
+            </w:pPr>
+            <w:r>
+              <w:rPr>
+                <w:rFonts w:ascii="Arial" w:hAnsi="Arial"/>
+                <w:rFonts w:ascii="Arial" w:hAnsi="Arial" w:cs="Arial"/>
+                <w:b/>
+                <w:i w:val="0"/>
+                <w:color w:val="0A2342"/>
+                <w:sz w:val="16"/>
+              </w:rPr>
             </w:r>
           </w:p>
         </w:tc>

--- a/mockup/monthly_client_statement/sample-statements/Custody_Simplified_sample.docx
+++ b/mockup/monthly_client_statement/sample-statements/Custody_Simplified_sample.docx
@@ -15,7 +15,7 @@
           <w:color w:val="4A5568"/>
           <w:sz w:val="20"/>
         </w:rPr>
-        <w:t>07 May 2026</w:t>
+        <w:t>01 May 2026</w:t>
       </w:r>
     </w:p>
     <w:p>

--- a/mockup/monthly_client_statement/sample-statements/Custody_Simplified_sample.docx
+++ b/mockup/monthly_client_statement/sample-statements/Custody_Simplified_sample.docx
@@ -505,7 +505,61 @@
                 <w:color w:val="4A5568"/>
                 <w:sz w:val="18"/>
               </w:rPr>
-              <w:t>USD (spot @ 23:59:59 UTC on last day of period)</w:t>
+              <w:t>USD</w:t>
+            </w:r>
+          </w:p>
+        </w:tc>
+      </w:tr>
+      <w:tr>
+        <w:tc>
+          <w:tcPr>
+            <w:tcW w:type="dxa" w:w="3118"/>
+            <w:shd w:val="clear" w:color="auto" w:fill="F5F7FA"/>
+            <w:tcBorders>
+              <w:bottom w:val="single" w:sz="4" w:color="D0D5DD"/>
+            </w:tcBorders>
+            <w:vAlign w:val="center"/>
+          </w:tcPr>
+          <w:p>
+            <w:pPr>
+              <w:spacing w:before="40" w:after="40"/>
+            </w:pPr>
+            <w:r>
+              <w:rPr>
+                <w:rFonts w:ascii="Arial" w:hAnsi="Arial"/>
+                <w:rFonts w:ascii="Arial" w:hAnsi="Arial" w:cs="Arial"/>
+                <w:b/>
+                <w:i w:val="0"/>
+                <w:color w:val="0A2342"/>
+                <w:sz w:val="18"/>
+              </w:rPr>
+              <w:t>Fee Scheme</w:t>
+            </w:r>
+          </w:p>
+        </w:tc>
+        <w:tc>
+          <w:tcPr>
+            <w:tcW w:type="dxa" w:w="6746"/>
+            <w:shd w:val="clear" w:color="auto" w:fill="F5F7FA"/>
+            <w:tcBorders>
+              <w:bottom w:val="single" w:sz="4" w:color="D0D5DD"/>
+            </w:tcBorders>
+            <w:vAlign w:val="center"/>
+          </w:tcPr>
+          <w:p>
+            <w:pPr>
+              <w:spacing w:before="40" w:after="40"/>
+            </w:pPr>
+            <w:r>
+              <w:rPr>
+                <w:rFonts w:ascii="Arial" w:hAnsi="Arial"/>
+                <w:rFonts w:ascii="Arial" w:hAnsi="Arial" w:cs="Arial"/>
+                <w:b w:val="0"/>
+                <w:i w:val="0"/>
+                <w:color w:val="4A5568"/>
+                <w:sz w:val="18"/>
+              </w:rPr>
+              <w:t>Custody: 25 bps p.a. on daily AUC · Withdrawal: per-chain flat · Staking: 8% commission on rewards</w:t>
             </w:r>
           </w:p>
         </w:tc>
@@ -1033,7 +1087,7 @@
           <w:color w:val="0A2342"/>
           <w:sz w:val="28"/>
         </w:rPr>
-        <w:t>A. Opening &amp; Closing Balances per Asset</w:t>
+        <w:t>A. Opening &amp; Closing Balances per Asset (Staked Balance Excluded)</w:t>
       </w:r>
     </w:p>
     <w:tbl>
@@ -5685,7 +5739,7 @@
           <w:color w:val="0A2342"/>
           <w:sz w:val="28"/>
         </w:rPr>
-        <w:t>C. NFT Balance</w:t>
+        <w:t>C. Staking</w:t>
       </w:r>
     </w:p>
     <w:tbl>
@@ -5696,9 +5750,15 @@
         <w:tblLook w:firstColumn="1" w:firstRow="1" w:lastColumn="0" w:lastRow="0" w:noHBand="0" w:noVBand="1" w:val="04A0"/>
       </w:tblPr>
       <w:tblGrid>
-        <w:gridCol w:w="5839"/>
-        <w:gridCol w:w="2324"/>
-        <w:gridCol w:w="2041"/>
+        <w:gridCol w:w="680"/>
+        <w:gridCol w:w="907"/>
+        <w:gridCol w:w="1247"/>
+        <w:gridCol w:w="1247"/>
+        <w:gridCol w:w="1247"/>
+        <w:gridCol w:w="1247"/>
+        <w:gridCol w:w="1247"/>
+        <w:gridCol w:w="1247"/>
+        <w:gridCol w:w="1134"/>
       </w:tblGrid>
       <w:tr>
         <w:trPr>
@@ -5706,7 +5766,835 @@
         </w:trPr>
         <w:tc>
           <w:tcPr>
-            <w:tcW w:type="dxa" w:w="5839"/>
+            <w:tcW w:type="dxa" w:w="680"/>
+            <w:shd w:val="clear" w:color="auto" w:fill="0A2342"/>
+            <w:tcBorders>
+              <w:top w:val="nil"/>
+            </w:tcBorders>
+            <w:tcBorders>
+              <w:bottom w:val="nil"/>
+            </w:tcBorders>
+            <w:tcBorders>
+              <w:left w:val="nil"/>
+            </w:tcBorders>
+            <w:tcBorders>
+              <w:right w:val="nil"/>
+            </w:tcBorders>
+            <w:vAlign w:val="center"/>
+          </w:tcPr>
+          <w:p>
+            <w:pPr>
+              <w:spacing w:before="0" w:after="0"/>
+            </w:pPr>
+            <w:r>
+              <w:rPr>
+                <w:rFonts w:ascii="Arial" w:hAnsi="Arial"/>
+                <w:rFonts w:ascii="Arial" w:hAnsi="Arial" w:cs="Arial"/>
+                <w:b/>
+                <w:i w:val="0"/>
+                <w:color w:val="FFFFFF"/>
+                <w:sz w:val="17"/>
+              </w:rPr>
+              <w:t>Asset</w:t>
+            </w:r>
+          </w:p>
+        </w:tc>
+        <w:tc>
+          <w:tcPr>
+            <w:tcW w:type="dxa" w:w="907"/>
+            <w:shd w:val="clear" w:color="auto" w:fill="0A2342"/>
+            <w:tcBorders>
+              <w:top w:val="nil"/>
+            </w:tcBorders>
+            <w:tcBorders>
+              <w:bottom w:val="nil"/>
+            </w:tcBorders>
+            <w:tcBorders>
+              <w:left w:val="nil"/>
+            </w:tcBorders>
+            <w:tcBorders>
+              <w:right w:val="nil"/>
+            </w:tcBorders>
+            <w:vAlign w:val="center"/>
+          </w:tcPr>
+          <w:p>
+            <w:pPr>
+              <w:spacing w:before="0" w:after="0"/>
+            </w:pPr>
+            <w:r>
+              <w:rPr>
+                <w:rFonts w:ascii="Arial" w:hAnsi="Arial"/>
+                <w:rFonts w:ascii="Arial" w:hAnsi="Arial" w:cs="Arial"/>
+                <w:b/>
+                <w:i w:val="0"/>
+                <w:color w:val="FFFFFF"/>
+                <w:sz w:val="17"/>
+              </w:rPr>
+              <w:t>Network</w:t>
+            </w:r>
+          </w:p>
+        </w:tc>
+        <w:tc>
+          <w:tcPr>
+            <w:tcW w:type="dxa" w:w="1247"/>
+            <w:shd w:val="clear" w:color="auto" w:fill="0A2342"/>
+            <w:tcBorders>
+              <w:top w:val="nil"/>
+            </w:tcBorders>
+            <w:tcBorders>
+              <w:bottom w:val="nil"/>
+            </w:tcBorders>
+            <w:tcBorders>
+              <w:left w:val="nil"/>
+            </w:tcBorders>
+            <w:tcBorders>
+              <w:right w:val="nil"/>
+            </w:tcBorders>
+            <w:vAlign w:val="center"/>
+          </w:tcPr>
+          <w:p>
+            <w:pPr>
+              <w:spacing w:before="0" w:after="0"/>
+            </w:pPr>
+            <w:r>
+              <w:rPr>
+                <w:rFonts w:ascii="Arial" w:hAnsi="Arial"/>
+                <w:rFonts w:ascii="Arial" w:hAnsi="Arial" w:cs="Arial"/>
+                <w:b/>
+                <w:i w:val="0"/>
+                <w:color w:val="FFFFFF"/>
+                <w:sz w:val="17"/>
+              </w:rPr>
+              <w:t>Provider</w:t>
+            </w:r>
+          </w:p>
+        </w:tc>
+        <w:tc>
+          <w:tcPr>
+            <w:tcW w:type="dxa" w:w="1247"/>
+            <w:shd w:val="clear" w:color="auto" w:fill="0A2342"/>
+            <w:tcBorders>
+              <w:top w:val="nil"/>
+            </w:tcBorders>
+            <w:tcBorders>
+              <w:bottom w:val="nil"/>
+            </w:tcBorders>
+            <w:tcBorders>
+              <w:left w:val="nil"/>
+            </w:tcBorders>
+            <w:tcBorders>
+              <w:right w:val="nil"/>
+            </w:tcBorders>
+            <w:vAlign w:val="center"/>
+          </w:tcPr>
+          <w:p>
+            <w:pPr>
+              <w:spacing w:before="0" w:after="0"/>
+              <w:jc w:val="right"/>
+            </w:pPr>
+            <w:r>
+              <w:rPr>
+                <w:rFonts w:ascii="Arial" w:hAnsi="Arial"/>
+                <w:rFonts w:ascii="Arial" w:hAnsi="Arial" w:cs="Arial"/>
+                <w:b/>
+                <w:i w:val="0"/>
+                <w:color w:val="FFFFFF"/>
+                <w:sz w:val="17"/>
+              </w:rPr>
+              <w:t>Opening Staked</w:t>
+            </w:r>
+          </w:p>
+        </w:tc>
+        <w:tc>
+          <w:tcPr>
+            <w:tcW w:type="dxa" w:w="1247"/>
+            <w:shd w:val="clear" w:color="auto" w:fill="0A2342"/>
+            <w:tcBorders>
+              <w:top w:val="nil"/>
+            </w:tcBorders>
+            <w:tcBorders>
+              <w:bottom w:val="nil"/>
+            </w:tcBorders>
+            <w:tcBorders>
+              <w:left w:val="nil"/>
+            </w:tcBorders>
+            <w:tcBorders>
+              <w:right w:val="nil"/>
+            </w:tcBorders>
+            <w:vAlign w:val="center"/>
+          </w:tcPr>
+          <w:p>
+            <w:pPr>
+              <w:spacing w:before="0" w:after="0"/>
+              <w:jc w:val="right"/>
+            </w:pPr>
+            <w:r>
+              <w:rPr>
+                <w:rFonts w:ascii="Arial" w:hAnsi="Arial"/>
+                <w:rFonts w:ascii="Arial" w:hAnsi="Arial" w:cs="Arial"/>
+                <w:b/>
+                <w:i w:val="0"/>
+                <w:color w:val="FFFFFF"/>
+                <w:sz w:val="17"/>
+              </w:rPr>
+              <w:t>Opening Value (USD)</w:t>
+            </w:r>
+          </w:p>
+        </w:tc>
+        <w:tc>
+          <w:tcPr>
+            <w:tcW w:type="dxa" w:w="1247"/>
+            <w:shd w:val="clear" w:color="auto" w:fill="0A2342"/>
+            <w:tcBorders>
+              <w:top w:val="nil"/>
+            </w:tcBorders>
+            <w:tcBorders>
+              <w:bottom w:val="nil"/>
+            </w:tcBorders>
+            <w:tcBorders>
+              <w:left w:val="nil"/>
+            </w:tcBorders>
+            <w:tcBorders>
+              <w:right w:val="nil"/>
+            </w:tcBorders>
+            <w:vAlign w:val="center"/>
+          </w:tcPr>
+          <w:p>
+            <w:pPr>
+              <w:spacing w:before="0" w:after="0"/>
+              <w:jc w:val="right"/>
+            </w:pPr>
+            <w:r>
+              <w:rPr>
+                <w:rFonts w:ascii="Arial" w:hAnsi="Arial"/>
+                <w:rFonts w:ascii="Arial" w:hAnsi="Arial" w:cs="Arial"/>
+                <w:b/>
+                <w:i w:val="0"/>
+                <w:color w:val="FFFFFF"/>
+                <w:sz w:val="17"/>
+              </w:rPr>
+              <w:t>Closing Staked</w:t>
+            </w:r>
+          </w:p>
+        </w:tc>
+        <w:tc>
+          <w:tcPr>
+            <w:tcW w:type="dxa" w:w="1247"/>
+            <w:shd w:val="clear" w:color="auto" w:fill="0A2342"/>
+            <w:tcBorders>
+              <w:top w:val="nil"/>
+            </w:tcBorders>
+            <w:tcBorders>
+              <w:bottom w:val="nil"/>
+            </w:tcBorders>
+            <w:tcBorders>
+              <w:left w:val="nil"/>
+            </w:tcBorders>
+            <w:tcBorders>
+              <w:right w:val="nil"/>
+            </w:tcBorders>
+            <w:vAlign w:val="center"/>
+          </w:tcPr>
+          <w:p>
+            <w:pPr>
+              <w:spacing w:before="0" w:after="0"/>
+              <w:jc w:val="right"/>
+            </w:pPr>
+            <w:r>
+              <w:rPr>
+                <w:rFonts w:ascii="Arial" w:hAnsi="Arial"/>
+                <w:rFonts w:ascii="Arial" w:hAnsi="Arial" w:cs="Arial"/>
+                <w:b/>
+                <w:i w:val="0"/>
+                <w:color w:val="FFFFFF"/>
+                <w:sz w:val="17"/>
+              </w:rPr>
+              <w:t>Closing Value (USD)</w:t>
+            </w:r>
+          </w:p>
+        </w:tc>
+        <w:tc>
+          <w:tcPr>
+            <w:tcW w:type="dxa" w:w="1247"/>
+            <w:shd w:val="clear" w:color="auto" w:fill="0A2342"/>
+            <w:tcBorders>
+              <w:top w:val="nil"/>
+            </w:tcBorders>
+            <w:tcBorders>
+              <w:bottom w:val="nil"/>
+            </w:tcBorders>
+            <w:tcBorders>
+              <w:left w:val="nil"/>
+            </w:tcBorders>
+            <w:tcBorders>
+              <w:right w:val="nil"/>
+            </w:tcBorders>
+            <w:vAlign w:val="center"/>
+          </w:tcPr>
+          <w:p>
+            <w:pPr>
+              <w:spacing w:before="0" w:after="0"/>
+              <w:jc w:val="right"/>
+            </w:pPr>
+            <w:r>
+              <w:rPr>
+                <w:rFonts w:ascii="Arial" w:hAnsi="Arial"/>
+                <w:rFonts w:ascii="Arial" w:hAnsi="Arial" w:cs="Arial"/>
+                <w:b/>
+                <w:i w:val="0"/>
+                <w:color w:val="FFFFFF"/>
+                <w:sz w:val="17"/>
+              </w:rPr>
+              <w:t>Claimable Rewards</w:t>
+            </w:r>
+          </w:p>
+        </w:tc>
+        <w:tc>
+          <w:tcPr>
+            <w:tcW w:type="dxa" w:w="1134"/>
+            <w:shd w:val="clear" w:color="auto" w:fill="0A2342"/>
+            <w:tcBorders>
+              <w:top w:val="nil"/>
+            </w:tcBorders>
+            <w:tcBorders>
+              <w:bottom w:val="nil"/>
+            </w:tcBorders>
+            <w:tcBorders>
+              <w:left w:val="nil"/>
+            </w:tcBorders>
+            <w:tcBorders>
+              <w:right w:val="nil"/>
+            </w:tcBorders>
+            <w:vAlign w:val="center"/>
+          </w:tcPr>
+          <w:p>
+            <w:pPr>
+              <w:spacing w:before="0" w:after="0"/>
+              <w:jc w:val="right"/>
+            </w:pPr>
+            <w:r>
+              <w:rPr>
+                <w:rFonts w:ascii="Arial" w:hAnsi="Arial"/>
+                <w:rFonts w:ascii="Arial" w:hAnsi="Arial" w:cs="Arial"/>
+                <w:b/>
+                <w:i w:val="0"/>
+                <w:color w:val="FFFFFF"/>
+                <w:sz w:val="17"/>
+              </w:rPr>
+              <w:t>Unbonding</w:t>
+            </w:r>
+          </w:p>
+        </w:tc>
+      </w:tr>
+      <w:tr>
+        <w:tc>
+          <w:tcPr>
+            <w:tcW w:type="dxa" w:w="680"/>
+            <w:tcBorders>
+              <w:bottom w:val="single" w:sz="4" w:color="D0D5DD"/>
+            </w:tcBorders>
+            <w:vAlign w:val="center"/>
+          </w:tcPr>
+          <w:p>
+            <w:pPr>
+              <w:spacing w:before="40" w:after="40"/>
+            </w:pPr>
+            <w:r>
+              <w:rPr>
+                <w:rFonts w:ascii="Arial" w:hAnsi="Arial"/>
+                <w:rFonts w:ascii="Arial" w:hAnsi="Arial" w:cs="Arial"/>
+                <w:b w:val="0"/>
+                <w:i w:val="0"/>
+                <w:color w:val="4A5568"/>
+                <w:sz w:val="16"/>
+              </w:rPr>
+              <w:t>ETH</w:t>
+            </w:r>
+          </w:p>
+        </w:tc>
+        <w:tc>
+          <w:tcPr>
+            <w:tcW w:type="dxa" w:w="907"/>
+            <w:tcBorders>
+              <w:bottom w:val="single" w:sz="4" w:color="D0D5DD"/>
+            </w:tcBorders>
+            <w:vAlign w:val="center"/>
+          </w:tcPr>
+          <w:p>
+            <w:pPr>
+              <w:spacing w:before="40" w:after="40"/>
+            </w:pPr>
+            <w:r>
+              <w:rPr>
+                <w:rFonts w:ascii="Arial" w:hAnsi="Arial"/>
+                <w:rFonts w:ascii="Arial" w:hAnsi="Arial" w:cs="Arial"/>
+                <w:b w:val="0"/>
+                <w:i w:val="0"/>
+                <w:color w:val="4A5568"/>
+                <w:sz w:val="16"/>
+              </w:rPr>
+              <w:t>Ethereum</w:t>
+            </w:r>
+          </w:p>
+        </w:tc>
+        <w:tc>
+          <w:tcPr>
+            <w:tcW w:type="dxa" w:w="1247"/>
+            <w:tcBorders>
+              <w:bottom w:val="single" w:sz="4" w:color="D0D5DD"/>
+            </w:tcBorders>
+            <w:vAlign w:val="center"/>
+          </w:tcPr>
+          <w:p>
+            <w:pPr>
+              <w:spacing w:before="40" w:after="40"/>
+            </w:pPr>
+            <w:r>
+              <w:rPr>
+                <w:rFonts w:ascii="Arial" w:hAnsi="Arial"/>
+                <w:rFonts w:ascii="Arial" w:hAnsi="Arial" w:cs="Arial"/>
+                <w:b w:val="0"/>
+                <w:i w:val="0"/>
+                <w:color w:val="4A5568"/>
+                <w:sz w:val="16"/>
+              </w:rPr>
+              <w:t>Kiln validator pool</w:t>
+            </w:r>
+          </w:p>
+        </w:tc>
+        <w:tc>
+          <w:tcPr>
+            <w:tcW w:type="dxa" w:w="1247"/>
+            <w:tcBorders>
+              <w:bottom w:val="single" w:sz="4" w:color="D0D5DD"/>
+            </w:tcBorders>
+            <w:vAlign w:val="center"/>
+          </w:tcPr>
+          <w:p>
+            <w:pPr>
+              <w:spacing w:before="40" w:after="40"/>
+              <w:jc w:val="right"/>
+            </w:pPr>
+            <w:r>
+              <w:rPr>
+                <w:rFonts w:ascii="Arial" w:hAnsi="Arial"/>
+                <w:rFonts w:ascii="Arial" w:hAnsi="Arial" w:cs="Arial"/>
+                <w:b w:val="0"/>
+                <w:i w:val="0"/>
+                <w:color w:val="4A5568"/>
+                <w:sz w:val="16"/>
+              </w:rPr>
+              <w:t>100.0000 ETH</w:t>
+            </w:r>
+          </w:p>
+        </w:tc>
+        <w:tc>
+          <w:tcPr>
+            <w:tcW w:type="dxa" w:w="1247"/>
+            <w:tcBorders>
+              <w:bottom w:val="single" w:sz="4" w:color="D0D5DD"/>
+            </w:tcBorders>
+            <w:vAlign w:val="center"/>
+          </w:tcPr>
+          <w:p>
+            <w:pPr>
+              <w:spacing w:before="40" w:after="40"/>
+              <w:jc w:val="right"/>
+            </w:pPr>
+            <w:r>
+              <w:rPr>
+                <w:rFonts w:ascii="Arial" w:hAnsi="Arial"/>
+                <w:rFonts w:ascii="Arial" w:hAnsi="Arial" w:cs="Arial"/>
+                <w:b w:val="0"/>
+                <w:i w:val="0"/>
+                <w:color w:val="4A5568"/>
+                <w:sz w:val="16"/>
+              </w:rPr>
+              <w:t>$225,000.00</w:t>
+            </w:r>
+          </w:p>
+        </w:tc>
+        <w:tc>
+          <w:tcPr>
+            <w:tcW w:type="dxa" w:w="1247"/>
+            <w:tcBorders>
+              <w:bottom w:val="single" w:sz="4" w:color="D0D5DD"/>
+            </w:tcBorders>
+            <w:vAlign w:val="center"/>
+          </w:tcPr>
+          <w:p>
+            <w:pPr>
+              <w:spacing w:before="40" w:after="40"/>
+              <w:jc w:val="right"/>
+            </w:pPr>
+            <w:r>
+              <w:rPr>
+                <w:rFonts w:ascii="Arial" w:hAnsi="Arial"/>
+                <w:rFonts w:ascii="Arial" w:hAnsi="Arial" w:cs="Arial"/>
+                <w:b w:val="0"/>
+                <w:i w:val="0"/>
+                <w:color w:val="4A5568"/>
+                <w:sz w:val="16"/>
+              </w:rPr>
+              <w:t>100.0000 ETH</w:t>
+            </w:r>
+          </w:p>
+        </w:tc>
+        <w:tc>
+          <w:tcPr>
+            <w:tcW w:type="dxa" w:w="1247"/>
+            <w:tcBorders>
+              <w:bottom w:val="single" w:sz="4" w:color="D0D5DD"/>
+            </w:tcBorders>
+            <w:vAlign w:val="center"/>
+          </w:tcPr>
+          <w:p>
+            <w:pPr>
+              <w:spacing w:before="40" w:after="40"/>
+              <w:jc w:val="right"/>
+            </w:pPr>
+            <w:r>
+              <w:rPr>
+                <w:rFonts w:ascii="Arial" w:hAnsi="Arial"/>
+                <w:rFonts w:ascii="Arial" w:hAnsi="Arial" w:cs="Arial"/>
+                <w:b w:val="0"/>
+                <w:i w:val="0"/>
+                <w:color w:val="4A5568"/>
+                <w:sz w:val="16"/>
+              </w:rPr>
+              <w:t>$226,000.00</w:t>
+            </w:r>
+          </w:p>
+        </w:tc>
+        <w:tc>
+          <w:tcPr>
+            <w:tcW w:type="dxa" w:w="1247"/>
+            <w:tcBorders>
+              <w:bottom w:val="single" w:sz="4" w:color="D0D5DD"/>
+            </w:tcBorders>
+            <w:vAlign w:val="center"/>
+          </w:tcPr>
+          <w:p>
+            <w:pPr>
+              <w:spacing w:before="40" w:after="40"/>
+              <w:jc w:val="right"/>
+            </w:pPr>
+            <w:r>
+              <w:rPr>
+                <w:rFonts w:ascii="Arial" w:hAnsi="Arial"/>
+                <w:rFonts w:ascii="Arial" w:hAnsi="Arial" w:cs="Arial"/>
+                <w:b w:val="0"/>
+                <w:i w:val="0"/>
+                <w:color w:val="4A5568"/>
+                <w:sz w:val="16"/>
+              </w:rPr>
+              <w:t>0.0210 ETH</w:t>
+              <w:br/>
+              <w:t>$47.46</w:t>
+            </w:r>
+          </w:p>
+        </w:tc>
+        <w:tc>
+          <w:tcPr>
+            <w:tcW w:type="dxa" w:w="1134"/>
+            <w:tcBorders>
+              <w:bottom w:val="single" w:sz="4" w:color="D0D5DD"/>
+            </w:tcBorders>
+            <w:vAlign w:val="center"/>
+          </w:tcPr>
+          <w:p>
+            <w:pPr>
+              <w:spacing w:before="40" w:after="40"/>
+              <w:jc w:val="right"/>
+            </w:pPr>
+            <w:r>
+              <w:rPr>
+                <w:rFonts w:ascii="Arial" w:hAnsi="Arial"/>
+                <w:rFonts w:ascii="Arial" w:hAnsi="Arial" w:cs="Arial"/>
+                <w:b w:val="0"/>
+                <w:i w:val="0"/>
+                <w:color w:val="4A5568"/>
+                <w:sz w:val="16"/>
+              </w:rPr>
+              <w:t>—</w:t>
+            </w:r>
+          </w:p>
+        </w:tc>
+      </w:tr>
+      <w:tr>
+        <w:tc>
+          <w:tcPr>
+            <w:tcW w:type="dxa" w:w="680"/>
+            <w:shd w:val="clear" w:color="auto" w:fill="E5EBF1"/>
+            <w:tcBorders>
+              <w:bottom w:val="single" w:sz="4" w:color="D0D5DD"/>
+            </w:tcBorders>
+            <w:vAlign w:val="center"/>
+          </w:tcPr>
+          <w:p>
+            <w:pPr>
+              <w:spacing w:before="40" w:after="40"/>
+            </w:pPr>
+            <w:r>
+              <w:rPr>
+                <w:rFonts w:ascii="Arial" w:hAnsi="Arial"/>
+                <w:rFonts w:ascii="Arial" w:hAnsi="Arial" w:cs="Arial"/>
+                <w:b/>
+                <w:i w:val="0"/>
+                <w:color w:val="0A2342"/>
+                <w:sz w:val="16"/>
+              </w:rPr>
+              <w:t>Total</w:t>
+            </w:r>
+          </w:p>
+        </w:tc>
+        <w:tc>
+          <w:tcPr>
+            <w:tcW w:type="dxa" w:w="907"/>
+            <w:shd w:val="clear" w:color="auto" w:fill="E5EBF1"/>
+            <w:tcBorders>
+              <w:bottom w:val="single" w:sz="4" w:color="D0D5DD"/>
+            </w:tcBorders>
+            <w:vAlign w:val="center"/>
+          </w:tcPr>
+          <w:p>
+            <w:pPr>
+              <w:spacing w:before="40" w:after="40"/>
+            </w:pPr>
+            <w:r>
+              <w:rPr>
+                <w:rFonts w:ascii="Arial" w:hAnsi="Arial"/>
+                <w:rFonts w:ascii="Arial" w:hAnsi="Arial" w:cs="Arial"/>
+                <w:b/>
+                <w:i w:val="0"/>
+                <w:color w:val="0A2342"/>
+                <w:sz w:val="16"/>
+              </w:rPr>
+            </w:r>
+          </w:p>
+        </w:tc>
+        <w:tc>
+          <w:tcPr>
+            <w:tcW w:type="dxa" w:w="1247"/>
+            <w:shd w:val="clear" w:color="auto" w:fill="E5EBF1"/>
+            <w:tcBorders>
+              <w:bottom w:val="single" w:sz="4" w:color="D0D5DD"/>
+            </w:tcBorders>
+            <w:vAlign w:val="center"/>
+          </w:tcPr>
+          <w:p>
+            <w:pPr>
+              <w:spacing w:before="40" w:after="40"/>
+            </w:pPr>
+            <w:r>
+              <w:rPr>
+                <w:rFonts w:ascii="Arial" w:hAnsi="Arial"/>
+                <w:rFonts w:ascii="Arial" w:hAnsi="Arial" w:cs="Arial"/>
+                <w:b/>
+                <w:i w:val="0"/>
+                <w:color w:val="0A2342"/>
+                <w:sz w:val="16"/>
+              </w:rPr>
+            </w:r>
+          </w:p>
+        </w:tc>
+        <w:tc>
+          <w:tcPr>
+            <w:tcW w:type="dxa" w:w="1247"/>
+            <w:shd w:val="clear" w:color="auto" w:fill="E5EBF1"/>
+            <w:tcBorders>
+              <w:bottom w:val="single" w:sz="4" w:color="D0D5DD"/>
+            </w:tcBorders>
+            <w:vAlign w:val="center"/>
+          </w:tcPr>
+          <w:p>
+            <w:pPr>
+              <w:spacing w:before="40" w:after="40"/>
+              <w:jc w:val="right"/>
+            </w:pPr>
+            <w:r>
+              <w:rPr>
+                <w:rFonts w:ascii="Arial" w:hAnsi="Arial"/>
+                <w:rFonts w:ascii="Arial" w:hAnsi="Arial" w:cs="Arial"/>
+                <w:b/>
+                <w:i w:val="0"/>
+                <w:color w:val="0A2342"/>
+                <w:sz w:val="16"/>
+              </w:rPr>
+            </w:r>
+          </w:p>
+        </w:tc>
+        <w:tc>
+          <w:tcPr>
+            <w:tcW w:type="dxa" w:w="1247"/>
+            <w:shd w:val="clear" w:color="auto" w:fill="E5EBF1"/>
+            <w:tcBorders>
+              <w:bottom w:val="single" w:sz="4" w:color="D0D5DD"/>
+            </w:tcBorders>
+            <w:vAlign w:val="center"/>
+          </w:tcPr>
+          <w:p>
+            <w:pPr>
+              <w:spacing w:before="40" w:after="40"/>
+              <w:jc w:val="right"/>
+            </w:pPr>
+            <w:r>
+              <w:rPr>
+                <w:rFonts w:ascii="Arial" w:hAnsi="Arial"/>
+                <w:rFonts w:ascii="Arial" w:hAnsi="Arial" w:cs="Arial"/>
+                <w:b/>
+                <w:i w:val="0"/>
+                <w:color w:val="0A2342"/>
+                <w:sz w:val="16"/>
+              </w:rPr>
+              <w:t>$225,000.00</w:t>
+            </w:r>
+          </w:p>
+        </w:tc>
+        <w:tc>
+          <w:tcPr>
+            <w:tcW w:type="dxa" w:w="1247"/>
+            <w:shd w:val="clear" w:color="auto" w:fill="E5EBF1"/>
+            <w:tcBorders>
+              <w:bottom w:val="single" w:sz="4" w:color="D0D5DD"/>
+            </w:tcBorders>
+            <w:vAlign w:val="center"/>
+          </w:tcPr>
+          <w:p>
+            <w:pPr>
+              <w:spacing w:before="40" w:after="40"/>
+              <w:jc w:val="right"/>
+            </w:pPr>
+            <w:r>
+              <w:rPr>
+                <w:rFonts w:ascii="Arial" w:hAnsi="Arial"/>
+                <w:rFonts w:ascii="Arial" w:hAnsi="Arial" w:cs="Arial"/>
+                <w:b/>
+                <w:i w:val="0"/>
+                <w:color w:val="0A2342"/>
+                <w:sz w:val="16"/>
+              </w:rPr>
+            </w:r>
+          </w:p>
+        </w:tc>
+        <w:tc>
+          <w:tcPr>
+            <w:tcW w:type="dxa" w:w="1247"/>
+            <w:shd w:val="clear" w:color="auto" w:fill="E5EBF1"/>
+            <w:tcBorders>
+              <w:bottom w:val="single" w:sz="4" w:color="D0D5DD"/>
+            </w:tcBorders>
+            <w:vAlign w:val="center"/>
+          </w:tcPr>
+          <w:p>
+            <w:pPr>
+              <w:spacing w:before="40" w:after="40"/>
+              <w:jc w:val="right"/>
+            </w:pPr>
+            <w:r>
+              <w:rPr>
+                <w:rFonts w:ascii="Arial" w:hAnsi="Arial"/>
+                <w:rFonts w:ascii="Arial" w:hAnsi="Arial" w:cs="Arial"/>
+                <w:b/>
+                <w:i w:val="0"/>
+                <w:color w:val="0A2342"/>
+                <w:sz w:val="16"/>
+              </w:rPr>
+              <w:t>$226,000.00</w:t>
+            </w:r>
+          </w:p>
+        </w:tc>
+        <w:tc>
+          <w:tcPr>
+            <w:tcW w:type="dxa" w:w="1247"/>
+            <w:shd w:val="clear" w:color="auto" w:fill="E5EBF1"/>
+            <w:tcBorders>
+              <w:bottom w:val="single" w:sz="4" w:color="D0D5DD"/>
+            </w:tcBorders>
+            <w:vAlign w:val="center"/>
+          </w:tcPr>
+          <w:p>
+            <w:pPr>
+              <w:spacing w:before="40" w:after="40"/>
+              <w:jc w:val="right"/>
+            </w:pPr>
+            <w:r>
+              <w:rPr>
+                <w:rFonts w:ascii="Arial" w:hAnsi="Arial"/>
+                <w:rFonts w:ascii="Arial" w:hAnsi="Arial" w:cs="Arial"/>
+                <w:b/>
+                <w:i w:val="0"/>
+                <w:color w:val="0A2342"/>
+                <w:sz w:val="16"/>
+              </w:rPr>
+              <w:t>$47.46</w:t>
+            </w:r>
+          </w:p>
+        </w:tc>
+        <w:tc>
+          <w:tcPr>
+            <w:tcW w:type="dxa" w:w="1134"/>
+            <w:shd w:val="clear" w:color="auto" w:fill="E5EBF1"/>
+            <w:tcBorders>
+              <w:bottom w:val="single" w:sz="4" w:color="D0D5DD"/>
+            </w:tcBorders>
+            <w:vAlign w:val="center"/>
+          </w:tcPr>
+          <w:p>
+            <w:pPr>
+              <w:spacing w:before="40" w:after="40"/>
+              <w:jc w:val="right"/>
+            </w:pPr>
+            <w:r>
+              <w:rPr>
+                <w:rFonts w:ascii="Arial" w:hAnsi="Arial"/>
+                <w:rFonts w:ascii="Arial" w:hAnsi="Arial" w:cs="Arial"/>
+                <w:b/>
+                <w:i w:val="0"/>
+                <w:color w:val="0A2342"/>
+                <w:sz w:val="16"/>
+              </w:rPr>
+            </w:r>
+          </w:p>
+        </w:tc>
+      </w:tr>
+    </w:tbl>
+    <w:p>
+      <w:pPr>
+        <w:spacing w:before="360" w:after="120"/>
+      </w:pPr>
+      <w:r>
+        <w:rPr>
+          <w:rFonts w:ascii="Arial" w:hAnsi="Arial"/>
+          <w:rFonts w:ascii="Arial" w:hAnsi="Arial" w:cs="Arial"/>
+          <w:b/>
+          <w:i w:val="0"/>
+          <w:color w:val="0A2342"/>
+          <w:sz w:val="28"/>
+        </w:rPr>
+        <w:t>D. NFT Balance</w:t>
+      </w:r>
+    </w:p>
+    <w:tbl>
+      <w:tblPr>
+        <w:tblW w:type="auto" w:w="0"/>
+        <w:jc w:val="left"/>
+        <w:tblLayout w:type="fixed"/>
+        <w:tblLook w:firstColumn="1" w:firstRow="1" w:lastColumn="0" w:lastRow="0" w:noHBand="0" w:noVBand="1" w:val="04A0"/>
+      </w:tblPr>
+      <w:tblGrid>
+        <w:gridCol w:w="4989"/>
+        <w:gridCol w:w="1814"/>
+        <w:gridCol w:w="1701"/>
+        <w:gridCol w:w="1701"/>
+      </w:tblGrid>
+      <w:tr>
+        <w:trPr>
+          <w:trHeight w:val="420" w:hRule="atLeast"/>
+        </w:trPr>
+        <w:tc>
+          <w:tcPr>
+            <w:tcW w:type="dxa" w:w="4989"/>
             <w:shd w:val="clear" w:color="auto" w:fill="0A2342"/>
             <w:tcBorders>
               <w:top w:val="nil"/>
@@ -5741,7 +6629,7 @@
         </w:tc>
         <w:tc>
           <w:tcPr>
-            <w:tcW w:type="dxa" w:w="2324"/>
+            <w:tcW w:type="dxa" w:w="1814"/>
             <w:shd w:val="clear" w:color="auto" w:fill="0A2342"/>
             <w:tcBorders>
               <w:top w:val="nil"/>
@@ -5776,7 +6664,7 @@
         </w:tc>
         <w:tc>
           <w:tcPr>
-            <w:tcW w:type="dxa" w:w="2041"/>
+            <w:tcW w:type="dxa" w:w="1701"/>
             <w:shd w:val="clear" w:color="auto" w:fill="0A2342"/>
             <w:tcBorders>
               <w:top w:val="nil"/>
@@ -5806,7 +6694,43 @@
                 <w:color w:val="FFFFFF"/>
                 <w:sz w:val="17"/>
               </w:rPr>
-              <w:t>Balance / Qty.</w:t>
+              <w:t>Opening Qty</w:t>
+            </w:r>
+          </w:p>
+        </w:tc>
+        <w:tc>
+          <w:tcPr>
+            <w:tcW w:type="dxa" w:w="1701"/>
+            <w:shd w:val="clear" w:color="auto" w:fill="0A2342"/>
+            <w:tcBorders>
+              <w:top w:val="nil"/>
+            </w:tcBorders>
+            <w:tcBorders>
+              <w:bottom w:val="nil"/>
+            </w:tcBorders>
+            <w:tcBorders>
+              <w:left w:val="nil"/>
+            </w:tcBorders>
+            <w:tcBorders>
+              <w:right w:val="nil"/>
+            </w:tcBorders>
+            <w:vAlign w:val="center"/>
+          </w:tcPr>
+          <w:p>
+            <w:pPr>
+              <w:spacing w:before="0" w:after="0"/>
+              <w:jc w:val="right"/>
+            </w:pPr>
+            <w:r>
+              <w:rPr>
+                <w:rFonts w:ascii="Arial" w:hAnsi="Arial"/>
+                <w:rFonts w:ascii="Arial" w:hAnsi="Arial" w:cs="Arial"/>
+                <w:b/>
+                <w:i w:val="0"/>
+                <w:color w:val="FFFFFF"/>
+                <w:sz w:val="17"/>
+              </w:rPr>
+              <w:t>Closing Qty</w:t>
             </w:r>
           </w:p>
         </w:tc>
@@ -5814,7 +6738,7 @@
       <w:tr>
         <w:tc>
           <w:tcPr>
-            <w:tcW w:type="dxa" w:w="5839"/>
+            <w:tcW w:type="dxa" w:w="4989"/>
             <w:tcBorders>
               <w:bottom w:val="single" w:sz="4" w:color="D0D5DD"/>
             </w:tcBorders>
@@ -5839,7 +6763,7 @@
         </w:tc>
         <w:tc>
           <w:tcPr>
-            <w:tcW w:type="dxa" w:w="2324"/>
+            <w:tcW w:type="dxa" w:w="1814"/>
             <w:tcBorders>
               <w:bottom w:val="single" w:sz="4" w:color="D0D5DD"/>
             </w:tcBorders>
@@ -5864,7 +6788,33 @@
         </w:tc>
         <w:tc>
           <w:tcPr>
-            <w:tcW w:type="dxa" w:w="2041"/>
+            <w:tcW w:type="dxa" w:w="1701"/>
+            <w:tcBorders>
+              <w:bottom w:val="single" w:sz="4" w:color="D0D5DD"/>
+            </w:tcBorders>
+            <w:vAlign w:val="center"/>
+          </w:tcPr>
+          <w:p>
+            <w:pPr>
+              <w:spacing w:before="40" w:after="40"/>
+              <w:jc w:val="right"/>
+            </w:pPr>
+            <w:r>
+              <w:rPr>
+                <w:rFonts w:ascii="Arial" w:hAnsi="Arial"/>
+                <w:rFonts w:ascii="Arial" w:hAnsi="Arial" w:cs="Arial"/>
+                <w:b w:val="0"/>
+                <w:i w:val="0"/>
+                <w:color w:val="4A5568"/>
+                <w:sz w:val="17"/>
+              </w:rPr>
+              <w:t>1</w:t>
+            </w:r>
+          </w:p>
+        </w:tc>
+        <w:tc>
+          <w:tcPr>
+            <w:tcW w:type="dxa" w:w="1701"/>
             <w:tcBorders>
               <w:bottom w:val="single" w:sz="4" w:color="D0D5DD"/>
             </w:tcBorders>
@@ -5892,7 +6842,7 @@
       <w:tr>
         <w:tc>
           <w:tcPr>
-            <w:tcW w:type="dxa" w:w="5839"/>
+            <w:tcW w:type="dxa" w:w="4989"/>
             <w:shd w:val="clear" w:color="auto" w:fill="F5F7FA"/>
             <w:tcBorders>
               <w:bottom w:val="single" w:sz="4" w:color="D0D5DD"/>
@@ -5918,7 +6868,7 @@
         </w:tc>
         <w:tc>
           <w:tcPr>
-            <w:tcW w:type="dxa" w:w="2324"/>
+            <w:tcW w:type="dxa" w:w="1814"/>
             <w:shd w:val="clear" w:color="auto" w:fill="F5F7FA"/>
             <w:tcBorders>
               <w:bottom w:val="single" w:sz="4" w:color="D0D5DD"/>
@@ -5944,7 +6894,34 @@
         </w:tc>
         <w:tc>
           <w:tcPr>
-            <w:tcW w:type="dxa" w:w="2041"/>
+            <w:tcW w:type="dxa" w:w="1701"/>
+            <w:shd w:val="clear" w:color="auto" w:fill="F5F7FA"/>
+            <w:tcBorders>
+              <w:bottom w:val="single" w:sz="4" w:color="D0D5DD"/>
+            </w:tcBorders>
+            <w:vAlign w:val="center"/>
+          </w:tcPr>
+          <w:p>
+            <w:pPr>
+              <w:spacing w:before="40" w:after="40"/>
+              <w:jc w:val="right"/>
+            </w:pPr>
+            <w:r>
+              <w:rPr>
+                <w:rFonts w:ascii="Arial" w:hAnsi="Arial"/>
+                <w:rFonts w:ascii="Arial" w:hAnsi="Arial" w:cs="Arial"/>
+                <w:b w:val="0"/>
+                <w:i w:val="0"/>
+                <w:color w:val="4A5568"/>
+                <w:sz w:val="17"/>
+              </w:rPr>
+              <w:t>1</w:t>
+            </w:r>
+          </w:p>
+        </w:tc>
+        <w:tc>
+          <w:tcPr>
+            <w:tcW w:type="dxa" w:w="1701"/>
             <w:shd w:val="clear" w:color="auto" w:fill="F5F7FA"/>
             <w:tcBorders>
               <w:bottom w:val="single" w:sz="4" w:color="D0D5DD"/>
@@ -5973,7 +6950,7 @@
       <w:tr>
         <w:tc>
           <w:tcPr>
-            <w:tcW w:type="dxa" w:w="5839"/>
+            <w:tcW w:type="dxa" w:w="4989"/>
             <w:tcBorders>
               <w:bottom w:val="single" w:sz="4" w:color="D0D5DD"/>
             </w:tcBorders>
@@ -5998,7 +6975,7 @@
         </w:tc>
         <w:tc>
           <w:tcPr>
-            <w:tcW w:type="dxa" w:w="2324"/>
+            <w:tcW w:type="dxa" w:w="1814"/>
             <w:tcBorders>
               <w:bottom w:val="single" w:sz="4" w:color="D0D5DD"/>
             </w:tcBorders>
@@ -6023,7 +7000,33 @@
         </w:tc>
         <w:tc>
           <w:tcPr>
-            <w:tcW w:type="dxa" w:w="2041"/>
+            <w:tcW w:type="dxa" w:w="1701"/>
+            <w:tcBorders>
+              <w:bottom w:val="single" w:sz="4" w:color="D0D5DD"/>
+            </w:tcBorders>
+            <w:vAlign w:val="center"/>
+          </w:tcPr>
+          <w:p>
+            <w:pPr>
+              <w:spacing w:before="40" w:after="40"/>
+              <w:jc w:val="right"/>
+            </w:pPr>
+            <w:r>
+              <w:rPr>
+                <w:rFonts w:ascii="Arial" w:hAnsi="Arial"/>
+                <w:rFonts w:ascii="Arial" w:hAnsi="Arial" w:cs="Arial"/>
+                <w:b w:val="0"/>
+                <w:i w:val="0"/>
+                <w:color w:val="4A5568"/>
+                <w:sz w:val="17"/>
+              </w:rPr>
+              <w:t>2</w:t>
+            </w:r>
+          </w:p>
+        </w:tc>
+        <w:tc>
+          <w:tcPr>
+            <w:tcW w:type="dxa" w:w="1701"/>
             <w:tcBorders>
               <w:bottom w:val="single" w:sz="4" w:color="D0D5DD"/>
             </w:tcBorders>
@@ -6051,7 +7054,7 @@
       <w:tr>
         <w:tc>
           <w:tcPr>
-            <w:tcW w:type="dxa" w:w="5839"/>
+            <w:tcW w:type="dxa" w:w="4989"/>
             <w:shd w:val="clear" w:color="auto" w:fill="F5F7FA"/>
             <w:tcBorders>
               <w:bottom w:val="single" w:sz="4" w:color="D0D5DD"/>
@@ -6077,7 +7080,7 @@
         </w:tc>
         <w:tc>
           <w:tcPr>
-            <w:tcW w:type="dxa" w:w="2324"/>
+            <w:tcW w:type="dxa" w:w="1814"/>
             <w:shd w:val="clear" w:color="auto" w:fill="F5F7FA"/>
             <w:tcBorders>
               <w:bottom w:val="single" w:sz="4" w:color="D0D5DD"/>
@@ -6103,7 +7106,34 @@
         </w:tc>
         <w:tc>
           <w:tcPr>
-            <w:tcW w:type="dxa" w:w="2041"/>
+            <w:tcW w:type="dxa" w:w="1701"/>
+            <w:shd w:val="clear" w:color="auto" w:fill="F5F7FA"/>
+            <w:tcBorders>
+              <w:bottom w:val="single" w:sz="4" w:color="D0D5DD"/>
+            </w:tcBorders>
+            <w:vAlign w:val="center"/>
+          </w:tcPr>
+          <w:p>
+            <w:pPr>
+              <w:spacing w:before="40" w:after="40"/>
+              <w:jc w:val="right"/>
+            </w:pPr>
+            <w:r>
+              <w:rPr>
+                <w:rFonts w:ascii="Arial" w:hAnsi="Arial"/>
+                <w:rFonts w:ascii="Arial" w:hAnsi="Arial" w:cs="Arial"/>
+                <w:b w:val="0"/>
+                <w:i w:val="0"/>
+                <w:color w:val="4A5568"/>
+                <w:sz w:val="17"/>
+              </w:rPr>
+              <w:t>2</w:t>
+            </w:r>
+          </w:p>
+        </w:tc>
+        <w:tc>
+          <w:tcPr>
+            <w:tcW w:type="dxa" w:w="1701"/>
             <w:shd w:val="clear" w:color="auto" w:fill="F5F7FA"/>
             <w:tcBorders>
               <w:bottom w:val="single" w:sz="4" w:color="D0D5DD"/>
@@ -6132,7 +7162,7 @@
       <w:tr>
         <w:tc>
           <w:tcPr>
-            <w:tcW w:type="dxa" w:w="5839"/>
+            <w:tcW w:type="dxa" w:w="4989"/>
             <w:tcBorders>
               <w:bottom w:val="single" w:sz="4" w:color="D0D5DD"/>
             </w:tcBorders>
@@ -6157,7 +7187,7 @@
         </w:tc>
         <w:tc>
           <w:tcPr>
-            <w:tcW w:type="dxa" w:w="2324"/>
+            <w:tcW w:type="dxa" w:w="1814"/>
             <w:tcBorders>
               <w:bottom w:val="single" w:sz="4" w:color="D0D5DD"/>
             </w:tcBorders>
@@ -6182,7 +7212,33 @@
         </w:tc>
         <w:tc>
           <w:tcPr>
-            <w:tcW w:type="dxa" w:w="2041"/>
+            <w:tcW w:type="dxa" w:w="1701"/>
+            <w:tcBorders>
+              <w:bottom w:val="single" w:sz="4" w:color="D0D5DD"/>
+            </w:tcBorders>
+            <w:vAlign w:val="center"/>
+          </w:tcPr>
+          <w:p>
+            <w:pPr>
+              <w:spacing w:before="40" w:after="40"/>
+              <w:jc w:val="right"/>
+            </w:pPr>
+            <w:r>
+              <w:rPr>
+                <w:rFonts w:ascii="Arial" w:hAnsi="Arial"/>
+                <w:rFonts w:ascii="Arial" w:hAnsi="Arial" w:cs="Arial"/>
+                <w:b w:val="0"/>
+                <w:i w:val="0"/>
+                <w:color w:val="4A5568"/>
+                <w:sz w:val="17"/>
+              </w:rPr>
+              <w:t>3</w:t>
+            </w:r>
+          </w:p>
+        </w:tc>
+        <w:tc>
+          <w:tcPr>
+            <w:tcW w:type="dxa" w:w="1701"/>
             <w:tcBorders>
               <w:bottom w:val="single" w:sz="4" w:color="D0D5DD"/>
             </w:tcBorders>
@@ -6210,7 +7266,7 @@
       <w:tr>
         <w:tc>
           <w:tcPr>
-            <w:tcW w:type="dxa" w:w="5839"/>
+            <w:tcW w:type="dxa" w:w="4989"/>
             <w:shd w:val="clear" w:color="auto" w:fill="F5F7FA"/>
             <w:tcBorders>
               <w:bottom w:val="single" w:sz="4" w:color="D0D5DD"/>
@@ -6236,7 +7292,7 @@
         </w:tc>
         <w:tc>
           <w:tcPr>
-            <w:tcW w:type="dxa" w:w="2324"/>
+            <w:tcW w:type="dxa" w:w="1814"/>
             <w:shd w:val="clear" w:color="auto" w:fill="F5F7FA"/>
             <w:tcBorders>
               <w:bottom w:val="single" w:sz="4" w:color="D0D5DD"/>
@@ -6262,7 +7318,34 @@
         </w:tc>
         <w:tc>
           <w:tcPr>
-            <w:tcW w:type="dxa" w:w="2041"/>
+            <w:tcW w:type="dxa" w:w="1701"/>
+            <w:shd w:val="clear" w:color="auto" w:fill="F5F7FA"/>
+            <w:tcBorders>
+              <w:bottom w:val="single" w:sz="4" w:color="D0D5DD"/>
+            </w:tcBorders>
+            <w:vAlign w:val="center"/>
+          </w:tcPr>
+          <w:p>
+            <w:pPr>
+              <w:spacing w:before="40" w:after="40"/>
+              <w:jc w:val="right"/>
+            </w:pPr>
+            <w:r>
+              <w:rPr>
+                <w:rFonts w:ascii="Arial" w:hAnsi="Arial"/>
+                <w:rFonts w:ascii="Arial" w:hAnsi="Arial" w:cs="Arial"/>
+                <w:b w:val="0"/>
+                <w:i w:val="0"/>
+                <w:color w:val="4A5568"/>
+                <w:sz w:val="17"/>
+              </w:rPr>
+              <w:t>1</w:t>
+            </w:r>
+          </w:p>
+        </w:tc>
+        <w:tc>
+          <w:tcPr>
+            <w:tcW w:type="dxa" w:w="1701"/>
             <w:shd w:val="clear" w:color="auto" w:fill="F5F7FA"/>
             <w:tcBorders>
               <w:bottom w:val="single" w:sz="4" w:color="D0D5DD"/>
@@ -6291,7 +7374,7 @@
       <w:tr>
         <w:tc>
           <w:tcPr>
-            <w:tcW w:type="dxa" w:w="5839"/>
+            <w:tcW w:type="dxa" w:w="4989"/>
             <w:shd w:val="clear" w:color="auto" w:fill="E5EBF1"/>
             <w:tcBorders>
               <w:bottom w:val="single" w:sz="4" w:color="D0D5DD"/>
@@ -6317,7 +7400,7 @@
         </w:tc>
         <w:tc>
           <w:tcPr>
-            <w:tcW w:type="dxa" w:w="2324"/>
+            <w:tcW w:type="dxa" w:w="1814"/>
             <w:shd w:val="clear" w:color="auto" w:fill="E5EBF1"/>
             <w:tcBorders>
               <w:bottom w:val="single" w:sz="4" w:color="D0D5DD"/>
@@ -6342,7 +7425,7 @@
         </w:tc>
         <w:tc>
           <w:tcPr>
-            <w:tcW w:type="dxa" w:w="2041"/>
+            <w:tcW w:type="dxa" w:w="1701"/>
             <w:shd w:val="clear" w:color="auto" w:fill="E5EBF1"/>
             <w:tcBorders>
               <w:bottom w:val="single" w:sz="4" w:color="D0D5DD"/>
@@ -6367,634 +7450,9 @@
             </w:r>
           </w:p>
         </w:tc>
-      </w:tr>
-    </w:tbl>
-    <w:p>
-      <w:pPr>
-        <w:spacing w:before="360" w:after="120"/>
-      </w:pPr>
-      <w:r>
-        <w:rPr>
-          <w:rFonts w:ascii="Arial" w:hAnsi="Arial"/>
-          <w:rFonts w:ascii="Arial" w:hAnsi="Arial" w:cs="Arial"/>
-          <w:b/>
-          <w:i w:val="0"/>
-          <w:color w:val="0A2342"/>
-          <w:sz w:val="28"/>
-        </w:rPr>
-        <w:t>D. Staking</w:t>
-      </w:r>
-    </w:p>
-    <w:p>
-      <w:pPr>
-        <w:spacing w:before="160" w:after="60"/>
-      </w:pPr>
-      <w:r>
-        <w:rPr>
-          <w:rFonts w:ascii="Arial" w:hAnsi="Arial"/>
-          <w:rFonts w:ascii="Arial" w:hAnsi="Arial" w:cs="Arial"/>
-          <w:b/>
-          <w:i w:val="0"/>
-          <w:color w:val="0F2A4D"/>
-          <w:sz w:val="20"/>
-        </w:rPr>
-        <w:t>Position</w:t>
-      </w:r>
-    </w:p>
-    <w:tbl>
-      <w:tblPr>
-        <w:tblW w:type="auto" w:w="0"/>
-        <w:jc w:val="left"/>
-        <w:tblLayout w:type="fixed"/>
-        <w:tblLook w:firstColumn="1" w:firstRow="1" w:lastColumn="0" w:lastRow="0" w:noHBand="0" w:noVBand="1" w:val="04A0"/>
-      </w:tblPr>
-      <w:tblGrid>
-        <w:gridCol w:w="794"/>
-        <w:gridCol w:w="1134"/>
-        <w:gridCol w:w="1587"/>
-        <w:gridCol w:w="1361"/>
-        <w:gridCol w:w="1474"/>
-        <w:gridCol w:w="1361"/>
-        <w:gridCol w:w="1474"/>
-        <w:gridCol w:w="1020"/>
-      </w:tblGrid>
-      <w:tr>
-        <w:trPr>
-          <w:trHeight w:val="420" w:hRule="atLeast"/>
-        </w:trPr>
         <w:tc>
           <w:tcPr>
-            <w:tcW w:type="dxa" w:w="794"/>
-            <w:shd w:val="clear" w:color="auto" w:fill="0A2342"/>
-            <w:tcBorders>
-              <w:top w:val="nil"/>
-            </w:tcBorders>
-            <w:tcBorders>
-              <w:bottom w:val="nil"/>
-            </w:tcBorders>
-            <w:tcBorders>
-              <w:left w:val="nil"/>
-            </w:tcBorders>
-            <w:tcBorders>
-              <w:right w:val="nil"/>
-            </w:tcBorders>
-            <w:vAlign w:val="center"/>
-          </w:tcPr>
-          <w:p>
-            <w:pPr>
-              <w:spacing w:before="0" w:after="0"/>
-            </w:pPr>
-            <w:r>
-              <w:rPr>
-                <w:rFonts w:ascii="Arial" w:hAnsi="Arial"/>
-                <w:rFonts w:ascii="Arial" w:hAnsi="Arial" w:cs="Arial"/>
-                <w:b/>
-                <w:i w:val="0"/>
-                <w:color w:val="FFFFFF"/>
-                <w:sz w:val="17"/>
-              </w:rPr>
-              <w:t>Asset</w:t>
-            </w:r>
-          </w:p>
-        </w:tc>
-        <w:tc>
-          <w:tcPr>
-            <w:tcW w:type="dxa" w:w="1134"/>
-            <w:shd w:val="clear" w:color="auto" w:fill="0A2342"/>
-            <w:tcBorders>
-              <w:top w:val="nil"/>
-            </w:tcBorders>
-            <w:tcBorders>
-              <w:bottom w:val="nil"/>
-            </w:tcBorders>
-            <w:tcBorders>
-              <w:left w:val="nil"/>
-            </w:tcBorders>
-            <w:tcBorders>
-              <w:right w:val="nil"/>
-            </w:tcBorders>
-            <w:vAlign w:val="center"/>
-          </w:tcPr>
-          <w:p>
-            <w:pPr>
-              <w:spacing w:before="0" w:after="0"/>
-            </w:pPr>
-            <w:r>
-              <w:rPr>
-                <w:rFonts w:ascii="Arial" w:hAnsi="Arial"/>
-                <w:rFonts w:ascii="Arial" w:hAnsi="Arial" w:cs="Arial"/>
-                <w:b/>
-                <w:i w:val="0"/>
-                <w:color w:val="FFFFFF"/>
-                <w:sz w:val="17"/>
-              </w:rPr>
-              <w:t>Network</w:t>
-            </w:r>
-          </w:p>
-        </w:tc>
-        <w:tc>
-          <w:tcPr>
-            <w:tcW w:type="dxa" w:w="1587"/>
-            <w:shd w:val="clear" w:color="auto" w:fill="0A2342"/>
-            <w:tcBorders>
-              <w:top w:val="nil"/>
-            </w:tcBorders>
-            <w:tcBorders>
-              <w:bottom w:val="nil"/>
-            </w:tcBorders>
-            <w:tcBorders>
-              <w:left w:val="nil"/>
-            </w:tcBorders>
-            <w:tcBorders>
-              <w:right w:val="nil"/>
-            </w:tcBorders>
-            <w:vAlign w:val="center"/>
-          </w:tcPr>
-          <w:p>
-            <w:pPr>
-              <w:spacing w:before="0" w:after="0"/>
-            </w:pPr>
-            <w:r>
-              <w:rPr>
-                <w:rFonts w:ascii="Arial" w:hAnsi="Arial"/>
-                <w:rFonts w:ascii="Arial" w:hAnsi="Arial" w:cs="Arial"/>
-                <w:b/>
-                <w:i w:val="0"/>
-                <w:color w:val="FFFFFF"/>
-                <w:sz w:val="17"/>
-              </w:rPr>
-              <w:t>Validator / Pool</w:t>
-            </w:r>
-          </w:p>
-        </w:tc>
-        <w:tc>
-          <w:tcPr>
-            <w:tcW w:type="dxa" w:w="1361"/>
-            <w:shd w:val="clear" w:color="auto" w:fill="0A2342"/>
-            <w:tcBorders>
-              <w:top w:val="nil"/>
-            </w:tcBorders>
-            <w:tcBorders>
-              <w:bottom w:val="nil"/>
-            </w:tcBorders>
-            <w:tcBorders>
-              <w:left w:val="nil"/>
-            </w:tcBorders>
-            <w:tcBorders>
-              <w:right w:val="nil"/>
-            </w:tcBorders>
-            <w:vAlign w:val="center"/>
-          </w:tcPr>
-          <w:p>
-            <w:pPr>
-              <w:spacing w:before="0" w:after="0"/>
-              <w:jc w:val="right"/>
-            </w:pPr>
-            <w:r>
-              <w:rPr>
-                <w:rFonts w:ascii="Arial" w:hAnsi="Arial"/>
-                <w:rFonts w:ascii="Arial" w:hAnsi="Arial" w:cs="Arial"/>
-                <w:b/>
-                <w:i w:val="0"/>
-                <w:color w:val="FFFFFF"/>
-                <w:sz w:val="17"/>
-              </w:rPr>
-              <w:t>Opening Staked</w:t>
-            </w:r>
-          </w:p>
-        </w:tc>
-        <w:tc>
-          <w:tcPr>
-            <w:tcW w:type="dxa" w:w="1474"/>
-            <w:shd w:val="clear" w:color="auto" w:fill="0A2342"/>
-            <w:tcBorders>
-              <w:top w:val="nil"/>
-            </w:tcBorders>
-            <w:tcBorders>
-              <w:bottom w:val="nil"/>
-            </w:tcBorders>
-            <w:tcBorders>
-              <w:left w:val="nil"/>
-            </w:tcBorders>
-            <w:tcBorders>
-              <w:right w:val="nil"/>
-            </w:tcBorders>
-            <w:vAlign w:val="center"/>
-          </w:tcPr>
-          <w:p>
-            <w:pPr>
-              <w:spacing w:before="0" w:after="0"/>
-              <w:jc w:val="right"/>
-            </w:pPr>
-            <w:r>
-              <w:rPr>
-                <w:rFonts w:ascii="Arial" w:hAnsi="Arial"/>
-                <w:rFonts w:ascii="Arial" w:hAnsi="Arial" w:cs="Arial"/>
-                <w:b/>
-                <w:i w:val="0"/>
-                <w:color w:val="FFFFFF"/>
-                <w:sz w:val="17"/>
-              </w:rPr>
-              <w:t>Opening Value (USD)</w:t>
-            </w:r>
-          </w:p>
-        </w:tc>
-        <w:tc>
-          <w:tcPr>
-            <w:tcW w:type="dxa" w:w="1361"/>
-            <w:shd w:val="clear" w:color="auto" w:fill="0A2342"/>
-            <w:tcBorders>
-              <w:top w:val="nil"/>
-            </w:tcBorders>
-            <w:tcBorders>
-              <w:bottom w:val="nil"/>
-            </w:tcBorders>
-            <w:tcBorders>
-              <w:left w:val="nil"/>
-            </w:tcBorders>
-            <w:tcBorders>
-              <w:right w:val="nil"/>
-            </w:tcBorders>
-            <w:vAlign w:val="center"/>
-          </w:tcPr>
-          <w:p>
-            <w:pPr>
-              <w:spacing w:before="0" w:after="0"/>
-              <w:jc w:val="right"/>
-            </w:pPr>
-            <w:r>
-              <w:rPr>
-                <w:rFonts w:ascii="Arial" w:hAnsi="Arial"/>
-                <w:rFonts w:ascii="Arial" w:hAnsi="Arial" w:cs="Arial"/>
-                <w:b/>
-                <w:i w:val="0"/>
-                <w:color w:val="FFFFFF"/>
-                <w:sz w:val="17"/>
-              </w:rPr>
-              <w:t>Closing Staked</w:t>
-            </w:r>
-          </w:p>
-        </w:tc>
-        <w:tc>
-          <w:tcPr>
-            <w:tcW w:type="dxa" w:w="1474"/>
-            <w:shd w:val="clear" w:color="auto" w:fill="0A2342"/>
-            <w:tcBorders>
-              <w:top w:val="nil"/>
-            </w:tcBorders>
-            <w:tcBorders>
-              <w:bottom w:val="nil"/>
-            </w:tcBorders>
-            <w:tcBorders>
-              <w:left w:val="nil"/>
-            </w:tcBorders>
-            <w:tcBorders>
-              <w:right w:val="nil"/>
-            </w:tcBorders>
-            <w:vAlign w:val="center"/>
-          </w:tcPr>
-          <w:p>
-            <w:pPr>
-              <w:spacing w:before="0" w:after="0"/>
-              <w:jc w:val="right"/>
-            </w:pPr>
-            <w:r>
-              <w:rPr>
-                <w:rFonts w:ascii="Arial" w:hAnsi="Arial"/>
-                <w:rFonts w:ascii="Arial" w:hAnsi="Arial" w:cs="Arial"/>
-                <w:b/>
-                <w:i w:val="0"/>
-                <w:color w:val="FFFFFF"/>
-                <w:sz w:val="17"/>
-              </w:rPr>
-              <w:t>Closing Value (USD)</w:t>
-            </w:r>
-          </w:p>
-        </w:tc>
-        <w:tc>
-          <w:tcPr>
-            <w:tcW w:type="dxa" w:w="1020"/>
-            <w:shd w:val="clear" w:color="auto" w:fill="0A2342"/>
-            <w:tcBorders>
-              <w:top w:val="nil"/>
-            </w:tcBorders>
-            <w:tcBorders>
-              <w:bottom w:val="nil"/>
-            </w:tcBorders>
-            <w:tcBorders>
-              <w:left w:val="nil"/>
-            </w:tcBorders>
-            <w:tcBorders>
-              <w:right w:val="nil"/>
-            </w:tcBorders>
-            <w:vAlign w:val="center"/>
-          </w:tcPr>
-          <w:p>
-            <w:pPr>
-              <w:spacing w:before="0" w:after="0"/>
-              <w:jc w:val="right"/>
-            </w:pPr>
-            <w:r>
-              <w:rPr>
-                <w:rFonts w:ascii="Arial" w:hAnsi="Arial"/>
-                <w:rFonts w:ascii="Arial" w:hAnsi="Arial" w:cs="Arial"/>
-                <w:b/>
-                <w:i w:val="0"/>
-                <w:color w:val="FFFFFF"/>
-                <w:sz w:val="17"/>
-              </w:rPr>
-              <w:t>Unbonding</w:t>
-            </w:r>
-          </w:p>
-        </w:tc>
-      </w:tr>
-      <w:tr>
-        <w:tc>
-          <w:tcPr>
-            <w:tcW w:type="dxa" w:w="794"/>
-            <w:tcBorders>
-              <w:bottom w:val="single" w:sz="4" w:color="D0D5DD"/>
-            </w:tcBorders>
-            <w:vAlign w:val="center"/>
-          </w:tcPr>
-          <w:p>
-            <w:pPr>
-              <w:spacing w:before="40" w:after="40"/>
-            </w:pPr>
-            <w:r>
-              <w:rPr>
-                <w:rFonts w:ascii="Arial" w:hAnsi="Arial"/>
-                <w:rFonts w:ascii="Arial" w:hAnsi="Arial" w:cs="Arial"/>
-                <w:b w:val="0"/>
-                <w:i w:val="0"/>
-                <w:color w:val="4A5568"/>
-                <w:sz w:val="16"/>
-              </w:rPr>
-              <w:t>ETH</w:t>
-            </w:r>
-          </w:p>
-        </w:tc>
-        <w:tc>
-          <w:tcPr>
-            <w:tcW w:type="dxa" w:w="1134"/>
-            <w:tcBorders>
-              <w:bottom w:val="single" w:sz="4" w:color="D0D5DD"/>
-            </w:tcBorders>
-            <w:vAlign w:val="center"/>
-          </w:tcPr>
-          <w:p>
-            <w:pPr>
-              <w:spacing w:before="40" w:after="40"/>
-            </w:pPr>
-            <w:r>
-              <w:rPr>
-                <w:rFonts w:ascii="Arial" w:hAnsi="Arial"/>
-                <w:rFonts w:ascii="Arial" w:hAnsi="Arial" w:cs="Arial"/>
-                <w:b w:val="0"/>
-                <w:i w:val="0"/>
-                <w:color w:val="4A5568"/>
-                <w:sz w:val="16"/>
-              </w:rPr>
-              <w:t>Ethereum</w:t>
-            </w:r>
-          </w:p>
-        </w:tc>
-        <w:tc>
-          <w:tcPr>
-            <w:tcW w:type="dxa" w:w="1587"/>
-            <w:tcBorders>
-              <w:bottom w:val="single" w:sz="4" w:color="D0D5DD"/>
-            </w:tcBorders>
-            <w:vAlign w:val="center"/>
-          </w:tcPr>
-          <w:p>
-            <w:pPr>
-              <w:spacing w:before="40" w:after="40"/>
-            </w:pPr>
-            <w:r>
-              <w:rPr>
-                <w:rFonts w:ascii="Arial" w:hAnsi="Arial"/>
-                <w:rFonts w:ascii="Arial" w:hAnsi="Arial" w:cs="Arial"/>
-                <w:b w:val="0"/>
-                <w:i w:val="0"/>
-                <w:color w:val="4A5568"/>
-                <w:sz w:val="16"/>
-              </w:rPr>
-              <w:t>Kiln validator pool</w:t>
-            </w:r>
-          </w:p>
-        </w:tc>
-        <w:tc>
-          <w:tcPr>
-            <w:tcW w:type="dxa" w:w="1361"/>
-            <w:tcBorders>
-              <w:bottom w:val="single" w:sz="4" w:color="D0D5DD"/>
-            </w:tcBorders>
-            <w:vAlign w:val="center"/>
-          </w:tcPr>
-          <w:p>
-            <w:pPr>
-              <w:spacing w:before="40" w:after="40"/>
-              <w:jc w:val="right"/>
-            </w:pPr>
-            <w:r>
-              <w:rPr>
-                <w:rFonts w:ascii="Arial" w:hAnsi="Arial"/>
-                <w:rFonts w:ascii="Arial" w:hAnsi="Arial" w:cs="Arial"/>
-                <w:b w:val="0"/>
-                <w:i w:val="0"/>
-                <w:color w:val="4A5568"/>
-                <w:sz w:val="16"/>
-              </w:rPr>
-              <w:t>100.0000 ETH</w:t>
-            </w:r>
-          </w:p>
-        </w:tc>
-        <w:tc>
-          <w:tcPr>
-            <w:tcW w:type="dxa" w:w="1474"/>
-            <w:tcBorders>
-              <w:bottom w:val="single" w:sz="4" w:color="D0D5DD"/>
-            </w:tcBorders>
-            <w:vAlign w:val="center"/>
-          </w:tcPr>
-          <w:p>
-            <w:pPr>
-              <w:spacing w:before="40" w:after="40"/>
-              <w:jc w:val="right"/>
-            </w:pPr>
-            <w:r>
-              <w:rPr>
-                <w:rFonts w:ascii="Arial" w:hAnsi="Arial"/>
-                <w:rFonts w:ascii="Arial" w:hAnsi="Arial" w:cs="Arial"/>
-                <w:b w:val="0"/>
-                <w:i w:val="0"/>
-                <w:color w:val="4A5568"/>
-                <w:sz w:val="16"/>
-              </w:rPr>
-              <w:t>$225,000.00</w:t>
-            </w:r>
-          </w:p>
-        </w:tc>
-        <w:tc>
-          <w:tcPr>
-            <w:tcW w:type="dxa" w:w="1361"/>
-            <w:tcBorders>
-              <w:bottom w:val="single" w:sz="4" w:color="D0D5DD"/>
-            </w:tcBorders>
-            <w:vAlign w:val="center"/>
-          </w:tcPr>
-          <w:p>
-            <w:pPr>
-              <w:spacing w:before="40" w:after="40"/>
-              <w:jc w:val="right"/>
-            </w:pPr>
-            <w:r>
-              <w:rPr>
-                <w:rFonts w:ascii="Arial" w:hAnsi="Arial"/>
-                <w:rFonts w:ascii="Arial" w:hAnsi="Arial" w:cs="Arial"/>
-                <w:b w:val="0"/>
-                <w:i w:val="0"/>
-                <w:color w:val="4A5568"/>
-                <w:sz w:val="16"/>
-              </w:rPr>
-              <w:t>100.0000 ETH</w:t>
-            </w:r>
-          </w:p>
-        </w:tc>
-        <w:tc>
-          <w:tcPr>
-            <w:tcW w:type="dxa" w:w="1474"/>
-            <w:tcBorders>
-              <w:bottom w:val="single" w:sz="4" w:color="D0D5DD"/>
-            </w:tcBorders>
-            <w:vAlign w:val="center"/>
-          </w:tcPr>
-          <w:p>
-            <w:pPr>
-              <w:spacing w:before="40" w:after="40"/>
-              <w:jc w:val="right"/>
-            </w:pPr>
-            <w:r>
-              <w:rPr>
-                <w:rFonts w:ascii="Arial" w:hAnsi="Arial"/>
-                <w:rFonts w:ascii="Arial" w:hAnsi="Arial" w:cs="Arial"/>
-                <w:b w:val="0"/>
-                <w:i w:val="0"/>
-                <w:color w:val="4A5568"/>
-                <w:sz w:val="16"/>
-              </w:rPr>
-              <w:t>$226,000.00</w:t>
-            </w:r>
-          </w:p>
-        </w:tc>
-        <w:tc>
-          <w:tcPr>
-            <w:tcW w:type="dxa" w:w="1020"/>
-            <w:tcBorders>
-              <w:bottom w:val="single" w:sz="4" w:color="D0D5DD"/>
-            </w:tcBorders>
-            <w:vAlign w:val="center"/>
-          </w:tcPr>
-          <w:p>
-            <w:pPr>
-              <w:spacing w:before="40" w:after="40"/>
-              <w:jc w:val="right"/>
-            </w:pPr>
-            <w:r>
-              <w:rPr>
-                <w:rFonts w:ascii="Arial" w:hAnsi="Arial"/>
-                <w:rFonts w:ascii="Arial" w:hAnsi="Arial" w:cs="Arial"/>
-                <w:b w:val="0"/>
-                <w:i w:val="0"/>
-                <w:color w:val="4A5568"/>
-                <w:sz w:val="16"/>
-              </w:rPr>
-              <w:t>—</w:t>
-            </w:r>
-          </w:p>
-        </w:tc>
-      </w:tr>
-      <w:tr>
-        <w:tc>
-          <w:tcPr>
-            <w:tcW w:type="dxa" w:w="794"/>
-            <w:shd w:val="clear" w:color="auto" w:fill="E5EBF1"/>
-            <w:tcBorders>
-              <w:bottom w:val="single" w:sz="4" w:color="D0D5DD"/>
-            </w:tcBorders>
-            <w:vAlign w:val="center"/>
-          </w:tcPr>
-          <w:p>
-            <w:pPr>
-              <w:spacing w:before="40" w:after="40"/>
-            </w:pPr>
-            <w:r>
-              <w:rPr>
-                <w:rFonts w:ascii="Arial" w:hAnsi="Arial"/>
-                <w:rFonts w:ascii="Arial" w:hAnsi="Arial" w:cs="Arial"/>
-                <w:b/>
-                <w:i w:val="0"/>
-                <w:color w:val="0A2342"/>
-                <w:sz w:val="16"/>
-              </w:rPr>
-              <w:t>Total</w:t>
-            </w:r>
-          </w:p>
-        </w:tc>
-        <w:tc>
-          <w:tcPr>
-            <w:tcW w:type="dxa" w:w="1134"/>
-            <w:shd w:val="clear" w:color="auto" w:fill="E5EBF1"/>
-            <w:tcBorders>
-              <w:bottom w:val="single" w:sz="4" w:color="D0D5DD"/>
-            </w:tcBorders>
-            <w:vAlign w:val="center"/>
-          </w:tcPr>
-          <w:p>
-            <w:pPr>
-              <w:spacing w:before="40" w:after="40"/>
-            </w:pPr>
-            <w:r>
-              <w:rPr>
-                <w:rFonts w:ascii="Arial" w:hAnsi="Arial"/>
-                <w:rFonts w:ascii="Arial" w:hAnsi="Arial" w:cs="Arial"/>
-                <w:b/>
-                <w:i w:val="0"/>
-                <w:color w:val="0A2342"/>
-                <w:sz w:val="16"/>
-              </w:rPr>
-            </w:r>
-          </w:p>
-        </w:tc>
-        <w:tc>
-          <w:tcPr>
-            <w:tcW w:type="dxa" w:w="1587"/>
-            <w:shd w:val="clear" w:color="auto" w:fill="E5EBF1"/>
-            <w:tcBorders>
-              <w:bottom w:val="single" w:sz="4" w:color="D0D5DD"/>
-            </w:tcBorders>
-            <w:vAlign w:val="center"/>
-          </w:tcPr>
-          <w:p>
-            <w:pPr>
-              <w:spacing w:before="40" w:after="40"/>
-            </w:pPr>
-            <w:r>
-              <w:rPr>
-                <w:rFonts w:ascii="Arial" w:hAnsi="Arial"/>
-                <w:rFonts w:ascii="Arial" w:hAnsi="Arial" w:cs="Arial"/>
-                <w:b/>
-                <w:i w:val="0"/>
-                <w:color w:val="0A2342"/>
-                <w:sz w:val="16"/>
-              </w:rPr>
-            </w:r>
-          </w:p>
-        </w:tc>
-        <w:tc>
-          <w:tcPr>
-            <w:tcW w:type="dxa" w:w="1361"/>
+            <w:tcW w:type="dxa" w:w="1701"/>
             <w:shd w:val="clear" w:color="auto" w:fill="E5EBF1"/>
             <w:tcBorders>
               <w:bottom w:val="single" w:sz="4" w:color="D0D5DD"/>
@@ -7013,680 +7471,9 @@
                 <w:b/>
                 <w:i w:val="0"/>
                 <w:color w:val="0A2342"/>
-                <w:sz w:val="16"/>
-              </w:rPr>
-            </w:r>
-          </w:p>
-        </w:tc>
-        <w:tc>
-          <w:tcPr>
-            <w:tcW w:type="dxa" w:w="1474"/>
-            <w:shd w:val="clear" w:color="auto" w:fill="E5EBF1"/>
-            <w:tcBorders>
-              <w:bottom w:val="single" w:sz="4" w:color="D0D5DD"/>
-            </w:tcBorders>
-            <w:vAlign w:val="center"/>
-          </w:tcPr>
-          <w:p>
-            <w:pPr>
-              <w:spacing w:before="40" w:after="40"/>
-              <w:jc w:val="right"/>
-            </w:pPr>
-            <w:r>
-              <w:rPr>
-                <w:rFonts w:ascii="Arial" w:hAnsi="Arial"/>
-                <w:rFonts w:ascii="Arial" w:hAnsi="Arial" w:cs="Arial"/>
-                <w:b/>
-                <w:i w:val="0"/>
-                <w:color w:val="0A2342"/>
-                <w:sz w:val="16"/>
-              </w:rPr>
-              <w:t>$225,000.00</w:t>
-            </w:r>
-          </w:p>
-        </w:tc>
-        <w:tc>
-          <w:tcPr>
-            <w:tcW w:type="dxa" w:w="1361"/>
-            <w:shd w:val="clear" w:color="auto" w:fill="E5EBF1"/>
-            <w:tcBorders>
-              <w:bottom w:val="single" w:sz="4" w:color="D0D5DD"/>
-            </w:tcBorders>
-            <w:vAlign w:val="center"/>
-          </w:tcPr>
-          <w:p>
-            <w:pPr>
-              <w:spacing w:before="40" w:after="40"/>
-              <w:jc w:val="right"/>
-            </w:pPr>
-            <w:r>
-              <w:rPr>
-                <w:rFonts w:ascii="Arial" w:hAnsi="Arial"/>
-                <w:rFonts w:ascii="Arial" w:hAnsi="Arial" w:cs="Arial"/>
-                <w:b/>
-                <w:i w:val="0"/>
-                <w:color w:val="0A2342"/>
-                <w:sz w:val="16"/>
-              </w:rPr>
-            </w:r>
-          </w:p>
-        </w:tc>
-        <w:tc>
-          <w:tcPr>
-            <w:tcW w:type="dxa" w:w="1474"/>
-            <w:shd w:val="clear" w:color="auto" w:fill="E5EBF1"/>
-            <w:tcBorders>
-              <w:bottom w:val="single" w:sz="4" w:color="D0D5DD"/>
-            </w:tcBorders>
-            <w:vAlign w:val="center"/>
-          </w:tcPr>
-          <w:p>
-            <w:pPr>
-              <w:spacing w:before="40" w:after="40"/>
-              <w:jc w:val="right"/>
-            </w:pPr>
-            <w:r>
-              <w:rPr>
-                <w:rFonts w:ascii="Arial" w:hAnsi="Arial"/>
-                <w:rFonts w:ascii="Arial" w:hAnsi="Arial" w:cs="Arial"/>
-                <w:b/>
-                <w:i w:val="0"/>
-                <w:color w:val="0A2342"/>
-                <w:sz w:val="16"/>
-              </w:rPr>
-              <w:t>$226,000.00</w:t>
-            </w:r>
-          </w:p>
-        </w:tc>
-        <w:tc>
-          <w:tcPr>
-            <w:tcW w:type="dxa" w:w="1020"/>
-            <w:shd w:val="clear" w:color="auto" w:fill="E5EBF1"/>
-            <w:tcBorders>
-              <w:bottom w:val="single" w:sz="4" w:color="D0D5DD"/>
-            </w:tcBorders>
-            <w:vAlign w:val="center"/>
-          </w:tcPr>
-          <w:p>
-            <w:pPr>
-              <w:spacing w:before="40" w:after="40"/>
-              <w:jc w:val="right"/>
-            </w:pPr>
-            <w:r>
-              <w:rPr>
-                <w:rFonts w:ascii="Arial" w:hAnsi="Arial"/>
-                <w:rFonts w:ascii="Arial" w:hAnsi="Arial" w:cs="Arial"/>
-                <w:b/>
-                <w:i w:val="0"/>
-                <w:color w:val="0A2342"/>
-                <w:sz w:val="16"/>
-              </w:rPr>
-            </w:r>
-          </w:p>
-        </w:tc>
-      </w:tr>
-    </w:tbl>
-    <w:p>
-      <w:pPr>
-        <w:spacing w:before="160" w:after="60"/>
-      </w:pPr>
-      <w:r>
-        <w:rPr>
-          <w:rFonts w:ascii="Arial" w:hAnsi="Arial"/>
-          <w:rFonts w:ascii="Arial" w:hAnsi="Arial" w:cs="Arial"/>
-          <w:b/>
-          <w:i w:val="0"/>
-          <w:color w:val="0F2A4D"/>
-          <w:sz w:val="20"/>
-        </w:rPr>
-        <w:t>Rewards</w:t>
-      </w:r>
-    </w:p>
-    <w:tbl>
-      <w:tblPr>
-        <w:tblW w:type="auto" w:w="0"/>
-        <w:jc w:val="left"/>
-        <w:tblLayout w:type="fixed"/>
-        <w:tblLook w:firstColumn="1" w:firstRow="1" w:lastColumn="0" w:lastRow="0" w:noHBand="0" w:noVBand="1" w:val="04A0"/>
-      </w:tblPr>
-      <w:tblGrid>
-        <w:gridCol w:w="964"/>
-        <w:gridCol w:w="2381"/>
-        <w:gridCol w:w="1757"/>
-        <w:gridCol w:w="1644"/>
-        <w:gridCol w:w="1757"/>
-        <w:gridCol w:w="1701"/>
-      </w:tblGrid>
-      <w:tr>
-        <w:trPr>
-          <w:trHeight w:val="420" w:hRule="atLeast"/>
-        </w:trPr>
-        <w:tc>
-          <w:tcPr>
-            <w:tcW w:type="dxa" w:w="964"/>
-            <w:shd w:val="clear" w:color="auto" w:fill="0A2342"/>
-            <w:tcBorders>
-              <w:top w:val="nil"/>
-            </w:tcBorders>
-            <w:tcBorders>
-              <w:bottom w:val="nil"/>
-            </w:tcBorders>
-            <w:tcBorders>
-              <w:left w:val="nil"/>
-            </w:tcBorders>
-            <w:tcBorders>
-              <w:right w:val="nil"/>
-            </w:tcBorders>
-            <w:vAlign w:val="center"/>
-          </w:tcPr>
-          <w:p>
-            <w:pPr>
-              <w:spacing w:before="0" w:after="0"/>
-            </w:pPr>
-            <w:r>
-              <w:rPr>
-                <w:rFonts w:ascii="Arial" w:hAnsi="Arial"/>
-                <w:rFonts w:ascii="Arial" w:hAnsi="Arial" w:cs="Arial"/>
-                <w:b/>
-                <w:i w:val="0"/>
-                <w:color w:val="FFFFFF"/>
                 <w:sz w:val="17"/>
               </w:rPr>
-              <w:t>Asset</w:t>
-            </w:r>
-          </w:p>
-        </w:tc>
-        <w:tc>
-          <w:tcPr>
-            <w:tcW w:type="dxa" w:w="2381"/>
-            <w:shd w:val="clear" w:color="auto" w:fill="0A2342"/>
-            <w:tcBorders>
-              <w:top w:val="nil"/>
-            </w:tcBorders>
-            <w:tcBorders>
-              <w:bottom w:val="nil"/>
-            </w:tcBorders>
-            <w:tcBorders>
-              <w:left w:val="nil"/>
-            </w:tcBorders>
-            <w:tcBorders>
-              <w:right w:val="nil"/>
-            </w:tcBorders>
-            <w:vAlign w:val="center"/>
-          </w:tcPr>
-          <w:p>
-            <w:pPr>
-              <w:spacing w:before="0" w:after="0"/>
-            </w:pPr>
-            <w:r>
-              <w:rPr>
-                <w:rFonts w:ascii="Arial" w:hAnsi="Arial"/>
-                <w:rFonts w:ascii="Arial" w:hAnsi="Arial" w:cs="Arial"/>
-                <w:b/>
-                <w:i w:val="0"/>
-                <w:color w:val="FFFFFF"/>
-                <w:sz w:val="17"/>
-              </w:rPr>
-              <w:t>Validator / Pool</w:t>
-            </w:r>
-          </w:p>
-        </w:tc>
-        <w:tc>
-          <w:tcPr>
-            <w:tcW w:type="dxa" w:w="1757"/>
-            <w:shd w:val="clear" w:color="auto" w:fill="0A2342"/>
-            <w:tcBorders>
-              <w:top w:val="nil"/>
-            </w:tcBorders>
-            <w:tcBorders>
-              <w:bottom w:val="nil"/>
-            </w:tcBorders>
-            <w:tcBorders>
-              <w:left w:val="nil"/>
-            </w:tcBorders>
-            <w:tcBorders>
-              <w:right w:val="nil"/>
-            </w:tcBorders>
-            <w:vAlign w:val="center"/>
-          </w:tcPr>
-          <w:p>
-            <w:pPr>
-              <w:spacing w:before="0" w:after="0"/>
-              <w:jc w:val="right"/>
-            </w:pPr>
-            <w:r>
-              <w:rPr>
-                <w:rFonts w:ascii="Arial" w:hAnsi="Arial"/>
-                <w:rFonts w:ascii="Arial" w:hAnsi="Arial" w:cs="Arial"/>
-                <w:b/>
-                <w:i w:val="0"/>
-                <w:color w:val="FFFFFF"/>
-                <w:sz w:val="17"/>
-              </w:rPr>
-              <w:t>Claimed (period)</w:t>
-            </w:r>
-          </w:p>
-        </w:tc>
-        <w:tc>
-          <w:tcPr>
-            <w:tcW w:type="dxa" w:w="1644"/>
-            <w:shd w:val="clear" w:color="auto" w:fill="0A2342"/>
-            <w:tcBorders>
-              <w:top w:val="nil"/>
-            </w:tcBorders>
-            <w:tcBorders>
-              <w:bottom w:val="nil"/>
-            </w:tcBorders>
-            <w:tcBorders>
-              <w:left w:val="nil"/>
-            </w:tcBorders>
-            <w:tcBorders>
-              <w:right w:val="nil"/>
-            </w:tcBorders>
-            <w:vAlign w:val="center"/>
-          </w:tcPr>
-          <w:p>
-            <w:pPr>
-              <w:spacing w:before="0" w:after="0"/>
-              <w:jc w:val="right"/>
-            </w:pPr>
-            <w:r>
-              <w:rPr>
-                <w:rFonts w:ascii="Arial" w:hAnsi="Arial"/>
-                <w:rFonts w:ascii="Arial" w:hAnsi="Arial" w:cs="Arial"/>
-                <w:b/>
-                <w:i w:val="0"/>
-                <w:color w:val="FFFFFF"/>
-                <w:sz w:val="17"/>
-              </w:rPr>
-              <w:t>Claimed Value (USD)</w:t>
-            </w:r>
-          </w:p>
-        </w:tc>
-        <w:tc>
-          <w:tcPr>
-            <w:tcW w:type="dxa" w:w="1757"/>
-            <w:shd w:val="clear" w:color="auto" w:fill="0A2342"/>
-            <w:tcBorders>
-              <w:top w:val="nil"/>
-            </w:tcBorders>
-            <w:tcBorders>
-              <w:bottom w:val="nil"/>
-            </w:tcBorders>
-            <w:tcBorders>
-              <w:left w:val="nil"/>
-            </w:tcBorders>
-            <w:tcBorders>
-              <w:right w:val="nil"/>
-            </w:tcBorders>
-            <w:vAlign w:val="center"/>
-          </w:tcPr>
-          <w:p>
-            <w:pPr>
-              <w:spacing w:before="0" w:after="0"/>
-              <w:jc w:val="right"/>
-            </w:pPr>
-            <w:r>
-              <w:rPr>
-                <w:rFonts w:ascii="Arial" w:hAnsi="Arial"/>
-                <w:rFonts w:ascii="Arial" w:hAnsi="Arial" w:cs="Arial"/>
-                <w:b/>
-                <w:i w:val="0"/>
-                <w:color w:val="FFFFFF"/>
-                <w:sz w:val="17"/>
-              </w:rPr>
-              <w:t>Claimable (period end)</w:t>
-            </w:r>
-          </w:p>
-        </w:tc>
-        <w:tc>
-          <w:tcPr>
-            <w:tcW w:type="dxa" w:w="1701"/>
-            <w:shd w:val="clear" w:color="auto" w:fill="0A2342"/>
-            <w:tcBorders>
-              <w:top w:val="nil"/>
-            </w:tcBorders>
-            <w:tcBorders>
-              <w:bottom w:val="nil"/>
-            </w:tcBorders>
-            <w:tcBorders>
-              <w:left w:val="nil"/>
-            </w:tcBorders>
-            <w:tcBorders>
-              <w:right w:val="nil"/>
-            </w:tcBorders>
-            <w:vAlign w:val="center"/>
-          </w:tcPr>
-          <w:p>
-            <w:pPr>
-              <w:spacing w:before="0" w:after="0"/>
-              <w:jc w:val="right"/>
-            </w:pPr>
-            <w:r>
-              <w:rPr>
-                <w:rFonts w:ascii="Arial" w:hAnsi="Arial"/>
-                <w:rFonts w:ascii="Arial" w:hAnsi="Arial" w:cs="Arial"/>
-                <w:b/>
-                <w:i w:val="0"/>
-                <w:color w:val="FFFFFF"/>
-                <w:sz w:val="17"/>
-              </w:rPr>
-              <w:t>Claimable Value (USD)</w:t>
-            </w:r>
-          </w:p>
-        </w:tc>
-      </w:tr>
-      <w:tr>
-        <w:tc>
-          <w:tcPr>
-            <w:tcW w:type="dxa" w:w="964"/>
-            <w:tcBorders>
-              <w:bottom w:val="single" w:sz="4" w:color="D0D5DD"/>
-            </w:tcBorders>
-            <w:vAlign w:val="center"/>
-          </w:tcPr>
-          <w:p>
-            <w:pPr>
-              <w:spacing w:before="40" w:after="40"/>
-            </w:pPr>
-            <w:r>
-              <w:rPr>
-                <w:rFonts w:ascii="Arial" w:hAnsi="Arial"/>
-                <w:rFonts w:ascii="Arial" w:hAnsi="Arial" w:cs="Arial"/>
-                <w:b w:val="0"/>
-                <w:i w:val="0"/>
-                <w:color w:val="4A5568"/>
-                <w:sz w:val="16"/>
-              </w:rPr>
-              <w:t>ETH</w:t>
-            </w:r>
-          </w:p>
-        </w:tc>
-        <w:tc>
-          <w:tcPr>
-            <w:tcW w:type="dxa" w:w="2381"/>
-            <w:tcBorders>
-              <w:bottom w:val="single" w:sz="4" w:color="D0D5DD"/>
-            </w:tcBorders>
-            <w:vAlign w:val="center"/>
-          </w:tcPr>
-          <w:p>
-            <w:pPr>
-              <w:spacing w:before="40" w:after="40"/>
-            </w:pPr>
-            <w:r>
-              <w:rPr>
-                <w:rFonts w:ascii="Arial" w:hAnsi="Arial"/>
-                <w:rFonts w:ascii="Arial" w:hAnsi="Arial" w:cs="Arial"/>
-                <w:b w:val="0"/>
-                <w:i w:val="0"/>
-                <w:color w:val="4A5568"/>
-                <w:sz w:val="16"/>
-              </w:rPr>
-              <w:t>Kiln validator pool</w:t>
-            </w:r>
-          </w:p>
-        </w:tc>
-        <w:tc>
-          <w:tcPr>
-            <w:tcW w:type="dxa" w:w="1757"/>
-            <w:tcBorders>
-              <w:bottom w:val="single" w:sz="4" w:color="D0D5DD"/>
-            </w:tcBorders>
-            <w:vAlign w:val="center"/>
-          </w:tcPr>
-          <w:p>
-            <w:pPr>
-              <w:spacing w:before="40" w:after="40"/>
-              <w:jc w:val="right"/>
-            </w:pPr>
-            <w:r>
-              <w:rPr>
-                <w:rFonts w:ascii="Arial" w:hAnsi="Arial"/>
-                <w:rFonts w:ascii="Arial" w:hAnsi="Arial" w:cs="Arial"/>
-                <w:b w:val="0"/>
-                <w:i w:val="0"/>
-                <w:color w:val="4A5568"/>
-                <w:sz w:val="16"/>
-              </w:rPr>
-              <w:t>0.8420 ETH</w:t>
-            </w:r>
-          </w:p>
-        </w:tc>
-        <w:tc>
-          <w:tcPr>
-            <w:tcW w:type="dxa" w:w="1644"/>
-            <w:tcBorders>
-              <w:bottom w:val="single" w:sz="4" w:color="D0D5DD"/>
-            </w:tcBorders>
-            <w:vAlign w:val="center"/>
-          </w:tcPr>
-          <w:p>
-            <w:pPr>
-              <w:spacing w:before="40" w:after="40"/>
-              <w:jc w:val="right"/>
-            </w:pPr>
-            <w:r>
-              <w:rPr>
-                <w:rFonts w:ascii="Arial" w:hAnsi="Arial"/>
-                <w:rFonts w:ascii="Arial" w:hAnsi="Arial" w:cs="Arial"/>
-                <w:b w:val="0"/>
-                <w:i w:val="0"/>
-                <w:color w:val="4A5568"/>
-                <w:sz w:val="16"/>
-              </w:rPr>
-              <w:t>$1,902.92</w:t>
-            </w:r>
-          </w:p>
-        </w:tc>
-        <w:tc>
-          <w:tcPr>
-            <w:tcW w:type="dxa" w:w="1757"/>
-            <w:tcBorders>
-              <w:bottom w:val="single" w:sz="4" w:color="D0D5DD"/>
-            </w:tcBorders>
-            <w:vAlign w:val="center"/>
-          </w:tcPr>
-          <w:p>
-            <w:pPr>
-              <w:spacing w:before="40" w:after="40"/>
-              <w:jc w:val="right"/>
-            </w:pPr>
-            <w:r>
-              <w:rPr>
-                <w:rFonts w:ascii="Arial" w:hAnsi="Arial"/>
-                <w:rFonts w:ascii="Arial" w:hAnsi="Arial" w:cs="Arial"/>
-                <w:b w:val="0"/>
-                <w:i w:val="0"/>
-                <w:color w:val="4A5568"/>
-                <w:sz w:val="16"/>
-              </w:rPr>
-              <w:t>0.0210 ETH</w:t>
-            </w:r>
-          </w:p>
-        </w:tc>
-        <w:tc>
-          <w:tcPr>
-            <w:tcW w:type="dxa" w:w="1701"/>
-            <w:tcBorders>
-              <w:bottom w:val="single" w:sz="4" w:color="D0D5DD"/>
-            </w:tcBorders>
-            <w:vAlign w:val="center"/>
-          </w:tcPr>
-          <w:p>
-            <w:pPr>
-              <w:spacing w:before="40" w:after="40"/>
-              <w:jc w:val="right"/>
-            </w:pPr>
-            <w:r>
-              <w:rPr>
-                <w:rFonts w:ascii="Arial" w:hAnsi="Arial"/>
-                <w:rFonts w:ascii="Arial" w:hAnsi="Arial" w:cs="Arial"/>
-                <w:b w:val="0"/>
-                <w:i w:val="0"/>
-                <w:color w:val="4A5568"/>
-                <w:sz w:val="16"/>
-              </w:rPr>
-              <w:t>$47.46</w:t>
-            </w:r>
-          </w:p>
-        </w:tc>
-      </w:tr>
-      <w:tr>
-        <w:tc>
-          <w:tcPr>
-            <w:tcW w:type="dxa" w:w="964"/>
-            <w:shd w:val="clear" w:color="auto" w:fill="E5EBF1"/>
-            <w:tcBorders>
-              <w:bottom w:val="single" w:sz="4" w:color="D0D5DD"/>
-            </w:tcBorders>
-            <w:vAlign w:val="center"/>
-          </w:tcPr>
-          <w:p>
-            <w:pPr>
-              <w:spacing w:before="40" w:after="40"/>
-            </w:pPr>
-            <w:r>
-              <w:rPr>
-                <w:rFonts w:ascii="Arial" w:hAnsi="Arial"/>
-                <w:rFonts w:ascii="Arial" w:hAnsi="Arial" w:cs="Arial"/>
-                <w:b/>
-                <w:i w:val="0"/>
-                <w:color w:val="0A2342"/>
-                <w:sz w:val="16"/>
-              </w:rPr>
-              <w:t>Total</w:t>
-            </w:r>
-          </w:p>
-        </w:tc>
-        <w:tc>
-          <w:tcPr>
-            <w:tcW w:type="dxa" w:w="2381"/>
-            <w:shd w:val="clear" w:color="auto" w:fill="E5EBF1"/>
-            <w:tcBorders>
-              <w:bottom w:val="single" w:sz="4" w:color="D0D5DD"/>
-            </w:tcBorders>
-            <w:vAlign w:val="center"/>
-          </w:tcPr>
-          <w:p>
-            <w:pPr>
-              <w:spacing w:before="40" w:after="40"/>
-            </w:pPr>
-            <w:r>
-              <w:rPr>
-                <w:rFonts w:ascii="Arial" w:hAnsi="Arial"/>
-                <w:rFonts w:ascii="Arial" w:hAnsi="Arial" w:cs="Arial"/>
-                <w:b/>
-                <w:i w:val="0"/>
-                <w:color w:val="0A2342"/>
-                <w:sz w:val="16"/>
-              </w:rPr>
-            </w:r>
-          </w:p>
-        </w:tc>
-        <w:tc>
-          <w:tcPr>
-            <w:tcW w:type="dxa" w:w="1757"/>
-            <w:shd w:val="clear" w:color="auto" w:fill="E5EBF1"/>
-            <w:tcBorders>
-              <w:bottom w:val="single" w:sz="4" w:color="D0D5DD"/>
-            </w:tcBorders>
-            <w:vAlign w:val="center"/>
-          </w:tcPr>
-          <w:p>
-            <w:pPr>
-              <w:spacing w:before="40" w:after="40"/>
-              <w:jc w:val="right"/>
-            </w:pPr>
-            <w:r>
-              <w:rPr>
-                <w:rFonts w:ascii="Arial" w:hAnsi="Arial"/>
-                <w:rFonts w:ascii="Arial" w:hAnsi="Arial" w:cs="Arial"/>
-                <w:b/>
-                <w:i w:val="0"/>
-                <w:color w:val="0A2342"/>
-                <w:sz w:val="16"/>
-              </w:rPr>
-            </w:r>
-          </w:p>
-        </w:tc>
-        <w:tc>
-          <w:tcPr>
-            <w:tcW w:type="dxa" w:w="1644"/>
-            <w:shd w:val="clear" w:color="auto" w:fill="E5EBF1"/>
-            <w:tcBorders>
-              <w:bottom w:val="single" w:sz="4" w:color="D0D5DD"/>
-            </w:tcBorders>
-            <w:vAlign w:val="center"/>
-          </w:tcPr>
-          <w:p>
-            <w:pPr>
-              <w:spacing w:before="40" w:after="40"/>
-              <w:jc w:val="right"/>
-            </w:pPr>
-            <w:r>
-              <w:rPr>
-                <w:rFonts w:ascii="Arial" w:hAnsi="Arial"/>
-                <w:rFonts w:ascii="Arial" w:hAnsi="Arial" w:cs="Arial"/>
-                <w:b/>
-                <w:i w:val="0"/>
-                <w:color w:val="0A2342"/>
-                <w:sz w:val="16"/>
-              </w:rPr>
-              <w:t>$1,902.92</w:t>
-            </w:r>
-          </w:p>
-        </w:tc>
-        <w:tc>
-          <w:tcPr>
-            <w:tcW w:type="dxa" w:w="1757"/>
-            <w:shd w:val="clear" w:color="auto" w:fill="E5EBF1"/>
-            <w:tcBorders>
-              <w:bottom w:val="single" w:sz="4" w:color="D0D5DD"/>
-            </w:tcBorders>
-            <w:vAlign w:val="center"/>
-          </w:tcPr>
-          <w:p>
-            <w:pPr>
-              <w:spacing w:before="40" w:after="40"/>
-              <w:jc w:val="right"/>
-            </w:pPr>
-            <w:r>
-              <w:rPr>
-                <w:rFonts w:ascii="Arial" w:hAnsi="Arial"/>
-                <w:rFonts w:ascii="Arial" w:hAnsi="Arial" w:cs="Arial"/>
-                <w:b/>
-                <w:i w:val="0"/>
-                <w:color w:val="0A2342"/>
-                <w:sz w:val="16"/>
-              </w:rPr>
-            </w:r>
-          </w:p>
-        </w:tc>
-        <w:tc>
-          <w:tcPr>
-            <w:tcW w:type="dxa" w:w="1701"/>
-            <w:shd w:val="clear" w:color="auto" w:fill="E5EBF1"/>
-            <w:tcBorders>
-              <w:bottom w:val="single" w:sz="4" w:color="D0D5DD"/>
-            </w:tcBorders>
-            <w:vAlign w:val="center"/>
-          </w:tcPr>
-          <w:p>
-            <w:pPr>
-              <w:spacing w:before="40" w:after="40"/>
-              <w:jc w:val="right"/>
-            </w:pPr>
-            <w:r>
-              <w:rPr>
-                <w:rFonts w:ascii="Arial" w:hAnsi="Arial"/>
-                <w:rFonts w:ascii="Arial" w:hAnsi="Arial" w:cs="Arial"/>
-                <w:b/>
-                <w:i w:val="0"/>
-                <w:color w:val="0A2342"/>
-                <w:sz w:val="16"/>
-              </w:rPr>
-              <w:t>$47.46</w:t>
+              <w:t>10</w:t>
             </w:r>
           </w:p>
         </w:tc>

--- a/mockup/monthly_client_statement/sample-statements/Custody_Simplified_sample.docx
+++ b/mockup/monthly_client_statement/sample-statements/Custody_Simplified_sample.docx
@@ -994,7 +994,7 @@
                 <w:color w:val="0A2342"/>
                 <w:sz w:val="44"/>
               </w:rPr>
-              <w:t>Section 2 — Custody (Simplified View)</w:t>
+              <w:t>Section 2 — Statement Details</w:t>
             </w:r>
           </w:p>
         </w:tc>
